--- a/docs/T1/requrimientos_IEEE830/IEEE830(HealthConnection).docx
+++ b/docs/T1/requrimientos_IEEE830/IEEE830(HealthConnection).docx
@@ -606,1200 +606,6 @@
     </w:p>
     <w:p>
       <w:pPr>
-        <w:pBdr>
-          <w:top w:val="nil"/>
-          <w:left w:val="nil"/>
-          <w:bottom w:val="nil"/>
-          <w:right w:val="nil"/>
-          <w:between w:val="nil"/>
-        </w:pBdr>
-        <w:spacing w:line="240" w:lineRule="auto"/>
-        <w:ind w:left="1" w:hanging="3"/>
-        <w:rPr>
-          <w:color w:val="0000FF"/>
-          <w:sz w:val="32"/>
-          <w:szCs w:val="32"/>
-        </w:rPr>
-      </w:pPr>
-      <w:r>
-        <w:rPr>
-          <w:b/>
-          <w:color w:val="0000FF"/>
-          <w:sz w:val="32"/>
-          <w:szCs w:val="32"/>
-        </w:rPr>
-        <w:lastRenderedPageBreak/>
-        <w:t>Instrucciones para el uso de este formato</w:t>
-      </w:r>
-    </w:p>
-    <w:p>
-      <w:pPr>
-        <w:pBdr>
-          <w:top w:val="nil"/>
-          <w:left w:val="nil"/>
-          <w:bottom w:val="nil"/>
-          <w:right w:val="nil"/>
-          <w:between w:val="nil"/>
-        </w:pBdr>
-        <w:spacing w:line="240" w:lineRule="auto"/>
-        <w:ind w:left="0" w:hanging="2"/>
-        <w:rPr>
-          <w:i/>
-          <w:color w:val="0000FF"/>
-          <w:szCs w:val="20"/>
-        </w:rPr>
-      </w:pPr>
-      <w:r>
-        <w:rPr>
-          <w:i/>
-          <w:color w:val="0000FF"/>
-          <w:szCs w:val="20"/>
-        </w:rPr>
-        <w:t>Este formato es una plantilla tipo para documentos de requisitos del software.</w:t>
-      </w:r>
-    </w:p>
-    <w:p>
-      <w:pPr>
-        <w:pBdr>
-          <w:top w:val="nil"/>
-          <w:left w:val="nil"/>
-          <w:bottom w:val="nil"/>
-          <w:right w:val="nil"/>
-          <w:between w:val="nil"/>
-        </w:pBdr>
-        <w:spacing w:line="240" w:lineRule="auto"/>
-        <w:ind w:left="0" w:hanging="2"/>
-        <w:rPr>
-          <w:i/>
-          <w:color w:val="0000FF"/>
-          <w:szCs w:val="20"/>
-        </w:rPr>
-      </w:pPr>
-    </w:p>
-    <w:p>
-      <w:pPr>
-        <w:pBdr>
-          <w:top w:val="nil"/>
-          <w:left w:val="nil"/>
-          <w:bottom w:val="nil"/>
-          <w:right w:val="nil"/>
-          <w:between w:val="nil"/>
-        </w:pBdr>
-        <w:spacing w:line="240" w:lineRule="auto"/>
-        <w:ind w:left="0" w:hanging="2"/>
-        <w:rPr>
-          <w:i/>
-          <w:color w:val="0000FF"/>
-          <w:szCs w:val="20"/>
-        </w:rPr>
-      </w:pPr>
-      <w:r>
-        <w:rPr>
-          <w:i/>
-          <w:color w:val="0000FF"/>
-          <w:szCs w:val="20"/>
-        </w:rPr>
-        <w:t xml:space="preserve">Está basado y es conforme con el estándar IEEE </w:t>
-      </w:r>
-      <w:proofErr w:type="spellStart"/>
-      <w:r>
-        <w:rPr>
-          <w:i/>
-          <w:color w:val="0000FF"/>
-          <w:szCs w:val="20"/>
-        </w:rPr>
-        <w:t>Std</w:t>
-      </w:r>
-      <w:proofErr w:type="spellEnd"/>
-      <w:r>
-        <w:rPr>
-          <w:i/>
-          <w:color w:val="0000FF"/>
-          <w:szCs w:val="20"/>
-        </w:rPr>
-        <w:t xml:space="preserve"> 830-1998.</w:t>
-      </w:r>
-    </w:p>
-    <w:p>
-      <w:pPr>
-        <w:pBdr>
-          <w:top w:val="nil"/>
-          <w:left w:val="nil"/>
-          <w:bottom w:val="nil"/>
-          <w:right w:val="nil"/>
-          <w:between w:val="nil"/>
-        </w:pBdr>
-        <w:spacing w:line="240" w:lineRule="auto"/>
-        <w:ind w:left="0" w:hanging="2"/>
-        <w:rPr>
-          <w:i/>
-          <w:color w:val="0000FF"/>
-          <w:szCs w:val="20"/>
-        </w:rPr>
-      </w:pPr>
-    </w:p>
-    <w:p>
-      <w:pPr>
-        <w:pBdr>
-          <w:top w:val="nil"/>
-          <w:left w:val="nil"/>
-          <w:bottom w:val="nil"/>
-          <w:right w:val="nil"/>
-          <w:between w:val="nil"/>
-        </w:pBdr>
-        <w:spacing w:line="240" w:lineRule="auto"/>
-        <w:ind w:left="0" w:hanging="2"/>
-        <w:rPr>
-          <w:i/>
-          <w:color w:val="0000FF"/>
-          <w:szCs w:val="20"/>
-        </w:rPr>
-      </w:pPr>
-      <w:r>
-        <w:rPr>
-          <w:i/>
-          <w:color w:val="0000FF"/>
-          <w:szCs w:val="20"/>
-        </w:rPr>
-        <w:t>Las secciones que no se consideren aplicables al sistema descrito podrán de forma justificada indicarse como no aplicables (NA).</w:t>
-      </w:r>
-    </w:p>
-    <w:p>
-      <w:pPr>
-        <w:pBdr>
-          <w:top w:val="nil"/>
-          <w:left w:val="nil"/>
-          <w:bottom w:val="nil"/>
-          <w:right w:val="nil"/>
-          <w:between w:val="nil"/>
-        </w:pBdr>
-        <w:spacing w:line="240" w:lineRule="auto"/>
-        <w:ind w:left="0" w:hanging="2"/>
-        <w:rPr>
-          <w:i/>
-          <w:color w:val="0000FF"/>
-          <w:szCs w:val="20"/>
-        </w:rPr>
-      </w:pPr>
-    </w:p>
-    <w:p>
-      <w:pPr>
-        <w:pBdr>
-          <w:top w:val="nil"/>
-          <w:left w:val="nil"/>
-          <w:bottom w:val="nil"/>
-          <w:right w:val="nil"/>
-          <w:between w:val="nil"/>
-        </w:pBdr>
-        <w:spacing w:line="240" w:lineRule="auto"/>
-        <w:ind w:left="0" w:hanging="2"/>
-        <w:rPr>
-          <w:i/>
-          <w:color w:val="0000FF"/>
-          <w:szCs w:val="20"/>
-        </w:rPr>
-      </w:pPr>
-      <w:r>
-        <w:rPr>
-          <w:i/>
-          <w:color w:val="0000FF"/>
-          <w:szCs w:val="20"/>
-        </w:rPr>
-        <w:t>Notas:</w:t>
-      </w:r>
-    </w:p>
-    <w:p>
-      <w:pPr>
-        <w:pBdr>
-          <w:top w:val="nil"/>
-          <w:left w:val="nil"/>
-          <w:bottom w:val="nil"/>
-          <w:right w:val="nil"/>
-          <w:between w:val="nil"/>
-        </w:pBdr>
-        <w:spacing w:line="240" w:lineRule="auto"/>
-        <w:ind w:left="0" w:hanging="2"/>
-        <w:rPr>
-          <w:i/>
-          <w:color w:val="0000FF"/>
-          <w:szCs w:val="20"/>
-        </w:rPr>
-      </w:pPr>
-      <w:r>
-        <w:rPr>
-          <w:i/>
-          <w:color w:val="0000FF"/>
-          <w:szCs w:val="20"/>
-        </w:rPr>
-        <w:t>Los textos en color azul son indicaciones que deben eliminarse y, en su caso, sustituirse por los contenidos descritos en cada apartado.</w:t>
-      </w:r>
-    </w:p>
-    <w:p>
-      <w:pPr>
-        <w:pBdr>
-          <w:top w:val="nil"/>
-          <w:left w:val="nil"/>
-          <w:bottom w:val="nil"/>
-          <w:right w:val="nil"/>
-          <w:between w:val="nil"/>
-        </w:pBdr>
-        <w:spacing w:line="240" w:lineRule="auto"/>
-        <w:ind w:left="0" w:hanging="2"/>
-        <w:rPr>
-          <w:i/>
-          <w:color w:val="0000FF"/>
-          <w:szCs w:val="20"/>
-        </w:rPr>
-      </w:pPr>
-    </w:p>
-    <w:p>
-      <w:pPr>
-        <w:pBdr>
-          <w:top w:val="nil"/>
-          <w:left w:val="nil"/>
-          <w:bottom w:val="nil"/>
-          <w:right w:val="nil"/>
-          <w:between w:val="nil"/>
-        </w:pBdr>
-        <w:spacing w:line="240" w:lineRule="auto"/>
-        <w:ind w:left="0" w:hanging="2"/>
-        <w:rPr>
-          <w:i/>
-          <w:color w:val="0000FF"/>
-          <w:szCs w:val="20"/>
-        </w:rPr>
-      </w:pPr>
-      <w:r>
-        <w:rPr>
-          <w:i/>
-          <w:color w:val="0000FF"/>
-          <w:szCs w:val="20"/>
-        </w:rPr>
-        <w:t>Los textos entre corchetes del tipo “” permiten la inclusión directa de texto con el color y estilo adecuado a la sección, al pulsar sobre ellos con el puntero del ratón.</w:t>
-      </w:r>
-    </w:p>
-    <w:p>
-      <w:pPr>
-        <w:pBdr>
-          <w:top w:val="nil"/>
-          <w:left w:val="nil"/>
-          <w:bottom w:val="nil"/>
-          <w:right w:val="nil"/>
-          <w:between w:val="nil"/>
-        </w:pBdr>
-        <w:spacing w:line="240" w:lineRule="auto"/>
-        <w:ind w:left="0" w:hanging="2"/>
-        <w:rPr>
-          <w:i/>
-          <w:color w:val="0000FF"/>
-          <w:szCs w:val="20"/>
-        </w:rPr>
-      </w:pPr>
-    </w:p>
-    <w:p>
-      <w:pPr>
-        <w:pBdr>
-          <w:top w:val="nil"/>
-          <w:left w:val="nil"/>
-          <w:bottom w:val="nil"/>
-          <w:right w:val="nil"/>
-          <w:between w:val="nil"/>
-        </w:pBdr>
-        <w:spacing w:line="240" w:lineRule="auto"/>
-        <w:ind w:left="0" w:hanging="2"/>
-        <w:rPr>
-          <w:i/>
-          <w:color w:val="0000FF"/>
-          <w:szCs w:val="20"/>
-        </w:rPr>
-      </w:pPr>
-      <w:r>
-        <w:rPr>
-          <w:i/>
-          <w:color w:val="0000FF"/>
-          <w:szCs w:val="20"/>
-        </w:rPr>
-        <w:t>Los títulos y subtítulos de cada apartado están definidos como estilos de MS Word, de forma que su numeración consecutiva se genera automáticamente según se trate de estilos “Titulo1, Titulo2 y Titulo3”.</w:t>
-      </w:r>
-    </w:p>
-    <w:p>
-      <w:pPr>
-        <w:pBdr>
-          <w:top w:val="nil"/>
-          <w:left w:val="nil"/>
-          <w:bottom w:val="nil"/>
-          <w:right w:val="nil"/>
-          <w:between w:val="nil"/>
-        </w:pBdr>
-        <w:spacing w:line="240" w:lineRule="auto"/>
-        <w:ind w:left="0" w:hanging="2"/>
-        <w:rPr>
-          <w:i/>
-          <w:color w:val="0000FF"/>
-          <w:szCs w:val="20"/>
-        </w:rPr>
-      </w:pPr>
-    </w:p>
-    <w:p>
-      <w:pPr>
-        <w:pBdr>
-          <w:top w:val="nil"/>
-          <w:left w:val="nil"/>
-          <w:bottom w:val="nil"/>
-          <w:right w:val="nil"/>
-          <w:between w:val="nil"/>
-        </w:pBdr>
-        <w:spacing w:line="240" w:lineRule="auto"/>
-        <w:ind w:left="0" w:hanging="2"/>
-        <w:rPr>
-          <w:i/>
-          <w:color w:val="0000FF"/>
-          <w:szCs w:val="20"/>
-        </w:rPr>
-      </w:pPr>
-      <w:r>
-        <w:rPr>
-          <w:i/>
-          <w:color w:val="0000FF"/>
-          <w:szCs w:val="20"/>
-        </w:rPr>
-        <w:t xml:space="preserve">La sangría de los textos dentro de cada apartado se genera automáticamente al pulsar </w:t>
-      </w:r>
-      <w:proofErr w:type="spellStart"/>
-      <w:r>
-        <w:rPr>
-          <w:i/>
-          <w:color w:val="0000FF"/>
-          <w:szCs w:val="20"/>
-        </w:rPr>
-        <w:t>Intro</w:t>
-      </w:r>
-      <w:proofErr w:type="spellEnd"/>
-      <w:r>
-        <w:rPr>
-          <w:i/>
-          <w:color w:val="0000FF"/>
-          <w:szCs w:val="20"/>
-        </w:rPr>
-        <w:t xml:space="preserve"> al final de la línea de título. (Estilos Normal indentado1, Normal </w:t>
-      </w:r>
-      <w:proofErr w:type="spellStart"/>
-      <w:r>
-        <w:rPr>
-          <w:i/>
-          <w:color w:val="0000FF"/>
-          <w:szCs w:val="20"/>
-        </w:rPr>
-        <w:t>indentado</w:t>
-      </w:r>
-      <w:proofErr w:type="spellEnd"/>
-      <w:r>
-        <w:rPr>
-          <w:i/>
-          <w:color w:val="0000FF"/>
-          <w:szCs w:val="20"/>
-        </w:rPr>
-        <w:t xml:space="preserve"> 2 y Normal </w:t>
-      </w:r>
-      <w:proofErr w:type="spellStart"/>
-      <w:r>
-        <w:rPr>
-          <w:i/>
-          <w:color w:val="0000FF"/>
-          <w:szCs w:val="20"/>
-        </w:rPr>
-        <w:t>indentado</w:t>
-      </w:r>
-      <w:proofErr w:type="spellEnd"/>
-      <w:r>
-        <w:rPr>
-          <w:i/>
-          <w:color w:val="0000FF"/>
-          <w:szCs w:val="20"/>
-        </w:rPr>
-        <w:t xml:space="preserve"> 3).</w:t>
-      </w:r>
-    </w:p>
-    <w:p>
-      <w:pPr>
-        <w:pBdr>
-          <w:top w:val="nil"/>
-          <w:left w:val="nil"/>
-          <w:bottom w:val="nil"/>
-          <w:right w:val="nil"/>
-          <w:between w:val="nil"/>
-        </w:pBdr>
-        <w:spacing w:line="240" w:lineRule="auto"/>
-        <w:ind w:left="0" w:hanging="2"/>
-        <w:rPr>
-          <w:i/>
-          <w:color w:val="0000FF"/>
-          <w:szCs w:val="20"/>
-        </w:rPr>
-      </w:pPr>
-    </w:p>
-    <w:p>
-      <w:pPr>
-        <w:pBdr>
-          <w:top w:val="nil"/>
-          <w:left w:val="nil"/>
-          <w:bottom w:val="nil"/>
-          <w:right w:val="nil"/>
-          <w:between w:val="nil"/>
-        </w:pBdr>
-        <w:spacing w:line="240" w:lineRule="auto"/>
-        <w:ind w:left="0" w:hanging="2"/>
-        <w:rPr>
-          <w:i/>
-          <w:color w:val="0000FF"/>
-          <w:szCs w:val="20"/>
-        </w:rPr>
-      </w:pPr>
-      <w:r>
-        <w:rPr>
-          <w:i/>
-          <w:color w:val="0000FF"/>
-          <w:szCs w:val="20"/>
-        </w:rPr>
-        <w:t>El índice del documento es una tabla de contenido que MS Word actualiza tomando como criterio los títulos del documento.</w:t>
-      </w:r>
-    </w:p>
-    <w:p>
-      <w:pPr>
-        <w:pBdr>
-          <w:top w:val="nil"/>
-          <w:left w:val="nil"/>
-          <w:bottom w:val="nil"/>
-          <w:right w:val="nil"/>
-          <w:between w:val="nil"/>
-        </w:pBdr>
-        <w:spacing w:line="240" w:lineRule="auto"/>
-        <w:ind w:left="0" w:hanging="2"/>
-        <w:rPr>
-          <w:i/>
-          <w:color w:val="0000FF"/>
-          <w:szCs w:val="20"/>
-        </w:rPr>
-      </w:pPr>
-      <w:r>
-        <w:rPr>
-          <w:i/>
-          <w:color w:val="0000FF"/>
-          <w:szCs w:val="20"/>
-        </w:rPr>
-        <w:t>Una vez terminada su redacción debe indicarse a Word que actualice todo su contenido para reflejar el contenido definitivo.</w:t>
-      </w:r>
-    </w:p>
-    <w:p>
-      <w:pPr>
-        <w:pBdr>
-          <w:top w:val="nil"/>
-          <w:left w:val="nil"/>
-          <w:bottom w:val="nil"/>
-          <w:right w:val="nil"/>
-          <w:between w:val="nil"/>
-        </w:pBdr>
-        <w:spacing w:line="240" w:lineRule="auto"/>
-        <w:ind w:left="0" w:hanging="2"/>
-        <w:rPr>
-          <w:color w:val="000000"/>
-          <w:sz w:val="16"/>
-          <w:szCs w:val="16"/>
-        </w:rPr>
-      </w:pPr>
-    </w:p>
-    <w:p>
-      <w:pPr>
-        <w:pBdr>
-          <w:top w:val="nil"/>
-          <w:left w:val="nil"/>
-          <w:bottom w:val="nil"/>
-          <w:right w:val="nil"/>
-          <w:between w:val="nil"/>
-        </w:pBdr>
-        <w:spacing w:line="240" w:lineRule="auto"/>
-        <w:ind w:left="0" w:hanging="2"/>
-        <w:rPr>
-          <w:color w:val="000000"/>
-          <w:sz w:val="16"/>
-          <w:szCs w:val="16"/>
-        </w:rPr>
-      </w:pPr>
-    </w:p>
-    <w:p>
-      <w:pPr>
-        <w:pBdr>
-          <w:top w:val="nil"/>
-          <w:left w:val="nil"/>
-          <w:bottom w:val="nil"/>
-          <w:right w:val="nil"/>
-          <w:between w:val="nil"/>
-        </w:pBdr>
-        <w:spacing w:line="240" w:lineRule="auto"/>
-        <w:ind w:left="0" w:hanging="2"/>
-        <w:rPr>
-          <w:color w:val="000000"/>
-          <w:sz w:val="16"/>
-          <w:szCs w:val="16"/>
-        </w:rPr>
-      </w:pPr>
-    </w:p>
-    <w:p>
-      <w:pPr>
-        <w:pBdr>
-          <w:top w:val="nil"/>
-          <w:left w:val="nil"/>
-          <w:bottom w:val="nil"/>
-          <w:right w:val="nil"/>
-          <w:between w:val="nil"/>
-        </w:pBdr>
-        <w:spacing w:line="240" w:lineRule="auto"/>
-        <w:ind w:left="0" w:hanging="2"/>
-        <w:rPr>
-          <w:color w:val="000000"/>
-          <w:sz w:val="16"/>
-          <w:szCs w:val="16"/>
-        </w:rPr>
-      </w:pPr>
-    </w:p>
-    <w:p>
-      <w:pPr>
-        <w:pBdr>
-          <w:top w:val="nil"/>
-          <w:left w:val="nil"/>
-          <w:bottom w:val="nil"/>
-          <w:right w:val="nil"/>
-          <w:between w:val="nil"/>
-        </w:pBdr>
-        <w:spacing w:line="240" w:lineRule="auto"/>
-        <w:ind w:left="0" w:hanging="2"/>
-        <w:rPr>
-          <w:color w:val="000000"/>
-          <w:sz w:val="16"/>
-          <w:szCs w:val="16"/>
-        </w:rPr>
-      </w:pPr>
-    </w:p>
-    <w:p>
-      <w:pPr>
-        <w:pBdr>
-          <w:top w:val="nil"/>
-          <w:left w:val="nil"/>
-          <w:bottom w:val="nil"/>
-          <w:right w:val="nil"/>
-          <w:between w:val="nil"/>
-        </w:pBdr>
-        <w:spacing w:line="240" w:lineRule="auto"/>
-        <w:ind w:left="0" w:hanging="2"/>
-        <w:rPr>
-          <w:color w:val="000000"/>
-          <w:sz w:val="16"/>
-          <w:szCs w:val="16"/>
-        </w:rPr>
-      </w:pPr>
-    </w:p>
-    <w:p>
-      <w:pPr>
-        <w:pBdr>
-          <w:top w:val="nil"/>
-          <w:left w:val="nil"/>
-          <w:bottom w:val="nil"/>
-          <w:right w:val="nil"/>
-          <w:between w:val="nil"/>
-        </w:pBdr>
-        <w:spacing w:line="240" w:lineRule="auto"/>
-        <w:ind w:left="0" w:hanging="2"/>
-        <w:rPr>
-          <w:color w:val="000000"/>
-          <w:sz w:val="16"/>
-          <w:szCs w:val="16"/>
-        </w:rPr>
-      </w:pPr>
-    </w:p>
-    <w:p>
-      <w:pPr>
-        <w:pBdr>
-          <w:top w:val="nil"/>
-          <w:left w:val="nil"/>
-          <w:bottom w:val="nil"/>
-          <w:right w:val="nil"/>
-          <w:between w:val="nil"/>
-        </w:pBdr>
-        <w:spacing w:line="240" w:lineRule="auto"/>
-        <w:ind w:left="0" w:hanging="2"/>
-        <w:rPr>
-          <w:color w:val="000000"/>
-          <w:sz w:val="16"/>
-          <w:szCs w:val="16"/>
-        </w:rPr>
-      </w:pPr>
-    </w:p>
-    <w:p>
-      <w:pPr>
-        <w:pBdr>
-          <w:top w:val="nil"/>
-          <w:left w:val="nil"/>
-          <w:bottom w:val="nil"/>
-          <w:right w:val="nil"/>
-          <w:between w:val="nil"/>
-        </w:pBdr>
-        <w:spacing w:line="240" w:lineRule="auto"/>
-        <w:ind w:left="0" w:hanging="2"/>
-        <w:rPr>
-          <w:color w:val="000000"/>
-          <w:sz w:val="16"/>
-          <w:szCs w:val="16"/>
-        </w:rPr>
-      </w:pPr>
-    </w:p>
-    <w:p>
-      <w:pPr>
-        <w:pBdr>
-          <w:top w:val="nil"/>
-          <w:left w:val="nil"/>
-          <w:bottom w:val="nil"/>
-          <w:right w:val="nil"/>
-          <w:between w:val="nil"/>
-        </w:pBdr>
-        <w:spacing w:line="240" w:lineRule="auto"/>
-        <w:ind w:left="0" w:hanging="2"/>
-        <w:rPr>
-          <w:color w:val="000000"/>
-          <w:sz w:val="16"/>
-          <w:szCs w:val="16"/>
-        </w:rPr>
-      </w:pPr>
-    </w:p>
-    <w:p>
-      <w:pPr>
-        <w:pBdr>
-          <w:top w:val="nil"/>
-          <w:left w:val="nil"/>
-          <w:bottom w:val="nil"/>
-          <w:right w:val="nil"/>
-          <w:between w:val="nil"/>
-        </w:pBdr>
-        <w:spacing w:line="240" w:lineRule="auto"/>
-        <w:ind w:left="0" w:hanging="2"/>
-        <w:rPr>
-          <w:color w:val="000000"/>
-          <w:sz w:val="16"/>
-          <w:szCs w:val="16"/>
-        </w:rPr>
-      </w:pPr>
-    </w:p>
-    <w:p>
-      <w:pPr>
-        <w:pBdr>
-          <w:top w:val="nil"/>
-          <w:left w:val="nil"/>
-          <w:bottom w:val="nil"/>
-          <w:right w:val="nil"/>
-          <w:between w:val="nil"/>
-        </w:pBdr>
-        <w:spacing w:line="240" w:lineRule="auto"/>
-        <w:ind w:left="0" w:hanging="2"/>
-        <w:rPr>
-          <w:color w:val="000000"/>
-          <w:sz w:val="16"/>
-          <w:szCs w:val="16"/>
-        </w:rPr>
-      </w:pPr>
-    </w:p>
-    <w:p>
-      <w:pPr>
-        <w:pBdr>
-          <w:top w:val="nil"/>
-          <w:left w:val="nil"/>
-          <w:bottom w:val="nil"/>
-          <w:right w:val="nil"/>
-          <w:between w:val="nil"/>
-        </w:pBdr>
-        <w:spacing w:line="240" w:lineRule="auto"/>
-        <w:ind w:left="0" w:hanging="2"/>
-        <w:rPr>
-          <w:color w:val="000000"/>
-          <w:sz w:val="16"/>
-          <w:szCs w:val="16"/>
-        </w:rPr>
-      </w:pPr>
-    </w:p>
-    <w:p>
-      <w:pPr>
-        <w:pBdr>
-          <w:top w:val="nil"/>
-          <w:left w:val="nil"/>
-          <w:bottom w:val="nil"/>
-          <w:right w:val="nil"/>
-          <w:between w:val="nil"/>
-        </w:pBdr>
-        <w:spacing w:line="240" w:lineRule="auto"/>
-        <w:ind w:left="0" w:hanging="2"/>
-        <w:rPr>
-          <w:color w:val="000000"/>
-          <w:sz w:val="16"/>
-          <w:szCs w:val="16"/>
-        </w:rPr>
-      </w:pPr>
-    </w:p>
-    <w:p>
-      <w:pPr>
-        <w:pBdr>
-          <w:top w:val="nil"/>
-          <w:left w:val="nil"/>
-          <w:bottom w:val="nil"/>
-          <w:right w:val="nil"/>
-          <w:between w:val="nil"/>
-        </w:pBdr>
-        <w:spacing w:line="240" w:lineRule="auto"/>
-        <w:ind w:left="0" w:hanging="2"/>
-        <w:rPr>
-          <w:color w:val="000000"/>
-          <w:sz w:val="16"/>
-          <w:szCs w:val="16"/>
-        </w:rPr>
-      </w:pPr>
-    </w:p>
-    <w:p>
-      <w:pPr>
-        <w:pBdr>
-          <w:top w:val="nil"/>
-          <w:left w:val="nil"/>
-          <w:bottom w:val="nil"/>
-          <w:right w:val="nil"/>
-          <w:between w:val="nil"/>
-        </w:pBdr>
-        <w:spacing w:line="240" w:lineRule="auto"/>
-        <w:ind w:left="0" w:hanging="2"/>
-        <w:rPr>
-          <w:color w:val="000000"/>
-          <w:sz w:val="16"/>
-          <w:szCs w:val="16"/>
-        </w:rPr>
-      </w:pPr>
-    </w:p>
-    <w:p>
-      <w:pPr>
-        <w:pBdr>
-          <w:top w:val="nil"/>
-          <w:left w:val="nil"/>
-          <w:bottom w:val="nil"/>
-          <w:right w:val="nil"/>
-          <w:between w:val="nil"/>
-        </w:pBdr>
-        <w:spacing w:line="240" w:lineRule="auto"/>
-        <w:ind w:left="0" w:hanging="2"/>
-        <w:rPr>
-          <w:color w:val="000000"/>
-          <w:sz w:val="16"/>
-          <w:szCs w:val="16"/>
-        </w:rPr>
-      </w:pPr>
-    </w:p>
-    <w:p>
-      <w:pPr>
-        <w:pBdr>
-          <w:top w:val="nil"/>
-          <w:left w:val="nil"/>
-          <w:bottom w:val="nil"/>
-          <w:right w:val="nil"/>
-          <w:between w:val="nil"/>
-        </w:pBdr>
-        <w:spacing w:line="240" w:lineRule="auto"/>
-        <w:ind w:left="0" w:hanging="2"/>
-        <w:rPr>
-          <w:color w:val="000000"/>
-          <w:sz w:val="16"/>
-          <w:szCs w:val="16"/>
-        </w:rPr>
-      </w:pPr>
-    </w:p>
-    <w:p>
-      <w:pPr>
-        <w:pBdr>
-          <w:top w:val="nil"/>
-          <w:left w:val="nil"/>
-          <w:bottom w:val="nil"/>
-          <w:right w:val="nil"/>
-          <w:between w:val="nil"/>
-        </w:pBdr>
-        <w:spacing w:line="240" w:lineRule="auto"/>
-        <w:ind w:left="0" w:hanging="2"/>
-        <w:rPr>
-          <w:color w:val="000000"/>
-          <w:sz w:val="16"/>
-          <w:szCs w:val="16"/>
-        </w:rPr>
-      </w:pPr>
-    </w:p>
-    <w:p>
-      <w:pPr>
-        <w:pBdr>
-          <w:top w:val="nil"/>
-          <w:left w:val="nil"/>
-          <w:bottom w:val="nil"/>
-          <w:right w:val="nil"/>
-          <w:between w:val="nil"/>
-        </w:pBdr>
-        <w:spacing w:line="240" w:lineRule="auto"/>
-        <w:ind w:left="0" w:hanging="2"/>
-        <w:rPr>
-          <w:color w:val="000000"/>
-          <w:sz w:val="16"/>
-          <w:szCs w:val="16"/>
-        </w:rPr>
-      </w:pPr>
-    </w:p>
-    <w:p>
-      <w:pPr>
-        <w:pBdr>
-          <w:top w:val="nil"/>
-          <w:left w:val="nil"/>
-          <w:bottom w:val="nil"/>
-          <w:right w:val="nil"/>
-          <w:between w:val="nil"/>
-        </w:pBdr>
-        <w:spacing w:line="240" w:lineRule="auto"/>
-        <w:ind w:left="0" w:hanging="2"/>
-        <w:rPr>
-          <w:color w:val="000000"/>
-          <w:sz w:val="16"/>
-          <w:szCs w:val="16"/>
-        </w:rPr>
-      </w:pPr>
-    </w:p>
-    <w:p>
-      <w:pPr>
-        <w:pBdr>
-          <w:top w:val="nil"/>
-          <w:left w:val="nil"/>
-          <w:bottom w:val="nil"/>
-          <w:right w:val="nil"/>
-          <w:between w:val="nil"/>
-        </w:pBdr>
-        <w:spacing w:line="240" w:lineRule="auto"/>
-        <w:ind w:left="0" w:hanging="2"/>
-        <w:rPr>
-          <w:color w:val="000000"/>
-          <w:sz w:val="16"/>
-          <w:szCs w:val="16"/>
-        </w:rPr>
-      </w:pPr>
-    </w:p>
-    <w:p>
-      <w:pPr>
-        <w:pBdr>
-          <w:top w:val="nil"/>
-          <w:left w:val="nil"/>
-          <w:bottom w:val="nil"/>
-          <w:right w:val="nil"/>
-          <w:between w:val="nil"/>
-        </w:pBdr>
-        <w:spacing w:line="240" w:lineRule="auto"/>
-        <w:ind w:left="0" w:hanging="2"/>
-        <w:rPr>
-          <w:color w:val="000000"/>
-          <w:sz w:val="16"/>
-          <w:szCs w:val="16"/>
-        </w:rPr>
-      </w:pPr>
-    </w:p>
-    <w:p>
-      <w:pPr>
-        <w:pBdr>
-          <w:top w:val="nil"/>
-          <w:left w:val="nil"/>
-          <w:bottom w:val="nil"/>
-          <w:right w:val="nil"/>
-          <w:between w:val="nil"/>
-        </w:pBdr>
-        <w:spacing w:line="240" w:lineRule="auto"/>
-        <w:ind w:left="0" w:hanging="2"/>
-        <w:rPr>
-          <w:color w:val="000000"/>
-          <w:sz w:val="16"/>
-          <w:szCs w:val="16"/>
-        </w:rPr>
-      </w:pPr>
-    </w:p>
-    <w:p>
-      <w:pPr>
-        <w:pBdr>
-          <w:top w:val="nil"/>
-          <w:left w:val="nil"/>
-          <w:bottom w:val="nil"/>
-          <w:right w:val="nil"/>
-          <w:between w:val="nil"/>
-        </w:pBdr>
-        <w:spacing w:line="240" w:lineRule="auto"/>
-        <w:ind w:left="0" w:hanging="2"/>
-        <w:rPr>
-          <w:color w:val="000000"/>
-          <w:sz w:val="16"/>
-          <w:szCs w:val="16"/>
-        </w:rPr>
-      </w:pPr>
-    </w:p>
-    <w:p>
-      <w:pPr>
-        <w:pBdr>
-          <w:top w:val="nil"/>
-          <w:left w:val="nil"/>
-          <w:bottom w:val="nil"/>
-          <w:right w:val="nil"/>
-          <w:between w:val="nil"/>
-        </w:pBdr>
-        <w:spacing w:line="240" w:lineRule="auto"/>
-        <w:ind w:left="0" w:hanging="2"/>
-        <w:rPr>
-          <w:color w:val="000000"/>
-          <w:sz w:val="16"/>
-          <w:szCs w:val="16"/>
-        </w:rPr>
-      </w:pPr>
-    </w:p>
-    <w:p>
-      <w:pPr>
-        <w:pBdr>
-          <w:top w:val="nil"/>
-          <w:left w:val="nil"/>
-          <w:bottom w:val="nil"/>
-          <w:right w:val="nil"/>
-          <w:between w:val="nil"/>
-        </w:pBdr>
-        <w:spacing w:line="240" w:lineRule="auto"/>
-        <w:ind w:left="0" w:hanging="2"/>
-        <w:rPr>
-          <w:color w:val="000000"/>
-          <w:sz w:val="16"/>
-          <w:szCs w:val="16"/>
-        </w:rPr>
-      </w:pPr>
-    </w:p>
-    <w:p>
-      <w:pPr>
-        <w:pBdr>
-          <w:top w:val="nil"/>
-          <w:left w:val="nil"/>
-          <w:bottom w:val="nil"/>
-          <w:right w:val="nil"/>
-          <w:between w:val="nil"/>
-        </w:pBdr>
-        <w:spacing w:line="240" w:lineRule="auto"/>
-        <w:ind w:left="0" w:hanging="2"/>
-        <w:rPr>
-          <w:color w:val="000000"/>
-          <w:sz w:val="16"/>
-          <w:szCs w:val="16"/>
-        </w:rPr>
-      </w:pPr>
-    </w:p>
-    <w:p>
-      <w:pPr>
-        <w:pBdr>
-          <w:top w:val="nil"/>
-          <w:left w:val="nil"/>
-          <w:bottom w:val="nil"/>
-          <w:right w:val="nil"/>
-          <w:between w:val="nil"/>
-        </w:pBdr>
-        <w:spacing w:line="240" w:lineRule="auto"/>
-        <w:ind w:left="0" w:hanging="2"/>
-        <w:rPr>
-          <w:color w:val="000000"/>
-          <w:sz w:val="16"/>
-          <w:szCs w:val="16"/>
-        </w:rPr>
-      </w:pPr>
-    </w:p>
-    <w:p>
-      <w:pPr>
-        <w:pBdr>
-          <w:top w:val="nil"/>
-          <w:left w:val="nil"/>
-          <w:bottom w:val="nil"/>
-          <w:right w:val="nil"/>
-          <w:between w:val="nil"/>
-        </w:pBdr>
-        <w:spacing w:line="240" w:lineRule="auto"/>
-        <w:ind w:left="0" w:hanging="2"/>
-        <w:rPr>
-          <w:color w:val="000000"/>
-          <w:sz w:val="16"/>
-          <w:szCs w:val="16"/>
-        </w:rPr>
-      </w:pPr>
-    </w:p>
-    <w:p>
-      <w:pPr>
-        <w:pBdr>
-          <w:top w:val="nil"/>
-          <w:left w:val="nil"/>
-          <w:bottom w:val="nil"/>
-          <w:right w:val="nil"/>
-          <w:between w:val="nil"/>
-        </w:pBdr>
-        <w:spacing w:line="240" w:lineRule="auto"/>
-        <w:ind w:left="0" w:hanging="2"/>
-        <w:rPr>
-          <w:color w:val="000000"/>
-          <w:sz w:val="16"/>
-          <w:szCs w:val="16"/>
-        </w:rPr>
-      </w:pPr>
-    </w:p>
-    <w:p>
-      <w:pPr>
-        <w:pBdr>
-          <w:top w:val="nil"/>
-          <w:left w:val="nil"/>
-          <w:bottom w:val="nil"/>
-          <w:right w:val="nil"/>
-          <w:between w:val="nil"/>
-        </w:pBdr>
-        <w:spacing w:line="240" w:lineRule="auto"/>
-        <w:ind w:left="0" w:hanging="2"/>
-        <w:rPr>
-          <w:color w:val="000000"/>
-          <w:sz w:val="16"/>
-          <w:szCs w:val="16"/>
-        </w:rPr>
-      </w:pPr>
-    </w:p>
-    <w:p>
-      <w:pPr>
-        <w:pBdr>
-          <w:top w:val="nil"/>
-          <w:left w:val="nil"/>
-          <w:bottom w:val="nil"/>
-          <w:right w:val="nil"/>
-          <w:between w:val="nil"/>
-        </w:pBdr>
-        <w:spacing w:line="240" w:lineRule="auto"/>
-        <w:ind w:left="0" w:hanging="2"/>
-        <w:rPr>
-          <w:color w:val="000000"/>
-          <w:sz w:val="16"/>
-          <w:szCs w:val="16"/>
-        </w:rPr>
-      </w:pPr>
-    </w:p>
-    <w:p>
-      <w:pPr>
-        <w:pBdr>
-          <w:top w:val="nil"/>
-          <w:left w:val="nil"/>
-          <w:bottom w:val="nil"/>
-          <w:right w:val="nil"/>
-          <w:between w:val="nil"/>
-        </w:pBdr>
-        <w:spacing w:line="240" w:lineRule="auto"/>
-        <w:ind w:left="0" w:hanging="2"/>
-        <w:rPr>
-          <w:color w:val="000000"/>
-          <w:sz w:val="16"/>
-          <w:szCs w:val="16"/>
-        </w:rPr>
-      </w:pPr>
-    </w:p>
-    <w:p>
-      <w:pPr>
-        <w:pBdr>
-          <w:top w:val="nil"/>
-          <w:left w:val="nil"/>
-          <w:bottom w:val="nil"/>
-          <w:right w:val="nil"/>
-          <w:between w:val="nil"/>
-        </w:pBdr>
-        <w:spacing w:line="240" w:lineRule="auto"/>
-        <w:ind w:left="0" w:hanging="2"/>
-        <w:rPr>
-          <w:color w:val="000000"/>
-          <w:sz w:val="16"/>
-          <w:szCs w:val="16"/>
-        </w:rPr>
-      </w:pPr>
-    </w:p>
-    <w:p>
-      <w:pPr>
-        <w:pBdr>
-          <w:top w:val="nil"/>
-          <w:left w:val="nil"/>
-          <w:bottom w:val="nil"/>
-          <w:right w:val="nil"/>
-          <w:between w:val="nil"/>
-        </w:pBdr>
-        <w:spacing w:line="240" w:lineRule="auto"/>
-        <w:ind w:left="0" w:hanging="2"/>
-        <w:rPr>
-          <w:color w:val="000000"/>
-          <w:sz w:val="16"/>
-          <w:szCs w:val="16"/>
-        </w:rPr>
-      </w:pPr>
-      <w:r>
-        <w:rPr>
-          <w:color w:val="000000"/>
-          <w:sz w:val="16"/>
-          <w:szCs w:val="16"/>
-        </w:rPr>
-        <w:t xml:space="preserve">De la plantilla de formato del documento © &amp; </w:t>
-      </w:r>
-      <w:proofErr w:type="spellStart"/>
-      <w:r>
-        <w:rPr>
-          <w:color w:val="000000"/>
-          <w:sz w:val="16"/>
-          <w:szCs w:val="16"/>
-        </w:rPr>
-        <w:t>Coloriuris</w:t>
-      </w:r>
-      <w:proofErr w:type="spellEnd"/>
-      <w:r>
-        <w:rPr>
-          <w:color w:val="000000"/>
-          <w:sz w:val="16"/>
-          <w:szCs w:val="16"/>
-        </w:rPr>
-        <w:t xml:space="preserve"> http://www.qualitatis.org</w:t>
-      </w:r>
-    </w:p>
-    <w:p>
-      <w:pPr>
-        <w:pBdr>
-          <w:top w:val="nil"/>
-          <w:left w:val="nil"/>
-          <w:bottom w:val="nil"/>
-          <w:right w:val="nil"/>
-          <w:between w:val="nil"/>
-        </w:pBdr>
-        <w:spacing w:line="240" w:lineRule="auto"/>
-        <w:ind w:left="0" w:hanging="2"/>
-        <w:rPr>
-          <w:color w:val="000000"/>
-          <w:sz w:val="16"/>
-          <w:szCs w:val="16"/>
-        </w:rPr>
-        <w:sectPr>
-          <w:headerReference w:type="first" r:id="rId16"/>
-          <w:footerReference w:type="first" r:id="rId17"/>
-          <w:pgSz w:w="11906" w:h="16838"/>
-          <w:pgMar w:top="1417" w:right="1701" w:bottom="1417" w:left="1701" w:header="708" w:footer="708" w:gutter="0"/>
-          <w:cols w:space="720"/>
-          <w:titlePg/>
-        </w:sectPr>
-      </w:pPr>
-      <w:r>
-        <w:rPr>
-          <w:color w:val="000000"/>
-          <w:sz w:val="16"/>
-          <w:szCs w:val="16"/>
-        </w:rPr>
-        <w:t>.</w:t>
-      </w:r>
-    </w:p>
-    <w:p>
-      <w:pPr>
         <w:keepNext/>
         <w:pBdr>
           <w:top w:val="nil"/>
@@ -1855,8 +661,8 @@
         <w:tblLook w:val="0000" w:firstRow="0" w:lastRow="0" w:firstColumn="0" w:lastColumn="0" w:noHBand="0" w:noVBand="0"/>
       </w:tblPr>
       <w:tblGrid>
-        <w:gridCol w:w="1526"/>
-        <w:gridCol w:w="1276"/>
+        <w:gridCol w:w="1518"/>
+        <w:gridCol w:w="1284"/>
         <w:gridCol w:w="3402"/>
         <w:gridCol w:w="2551"/>
       </w:tblGrid>
@@ -1866,7 +672,7 @@
         </w:trPr>
         <w:tc>
           <w:tcPr>
-            <w:tcW w:w="1526" w:type="dxa"/>
+            <w:tcW w:w="1518" w:type="dxa"/>
           </w:tcPr>
           <w:p>
             <w:pPr>
@@ -1901,7 +707,7 @@
         </w:tc>
         <w:tc>
           <w:tcPr>
-            <w:tcW w:w="1276" w:type="dxa"/>
+            <w:tcW w:w="1284" w:type="dxa"/>
           </w:tcPr>
           <w:p>
             <w:pPr>
@@ -2008,7 +814,7 @@
       <w:tr>
         <w:tc>
           <w:tcPr>
-            <w:tcW w:w="1526" w:type="dxa"/>
+            <w:tcW w:w="1518" w:type="dxa"/>
           </w:tcPr>
           <w:p>
             <w:pPr>
@@ -2026,43 +832,21 @@
               <w:jc w:val="center"/>
               <w:rPr>
                 <w:rFonts w:ascii="Verdana" w:eastAsia="Verdana" w:hAnsi="Verdana" w:cs="Verdana"/>
-                <w:color w:val="000000"/>
-                <w:szCs w:val="20"/>
-              </w:rPr>
-            </w:pPr>
-            <w:proofErr w:type="spellStart"/>
+                <w:szCs w:val="20"/>
+              </w:rPr>
+            </w:pPr>
             <w:r>
               <w:rPr>
                 <w:rFonts w:ascii="Verdana" w:eastAsia="Verdana" w:hAnsi="Verdana" w:cs="Verdana"/>
-                <w:color w:val="0000FF"/>
-                <w:szCs w:val="20"/>
-              </w:rPr>
-              <w:t>dd</w:t>
-            </w:r>
-            <w:proofErr w:type="spellEnd"/>
-            <w:r>
-              <w:rPr>
-                <w:rFonts w:ascii="Verdana" w:eastAsia="Verdana" w:hAnsi="Verdana" w:cs="Verdana"/>
-                <w:color w:val="0000FF"/>
-                <w:szCs w:val="20"/>
-              </w:rPr>
-              <w:t>/mm/</w:t>
-            </w:r>
-            <w:proofErr w:type="spellStart"/>
-            <w:r>
-              <w:rPr>
-                <w:rFonts w:ascii="Verdana" w:eastAsia="Verdana" w:hAnsi="Verdana" w:cs="Verdana"/>
-                <w:color w:val="0000FF"/>
-                <w:szCs w:val="20"/>
-              </w:rPr>
-              <w:t>aaaa</w:t>
-            </w:r>
-            <w:proofErr w:type="spellEnd"/>
-          </w:p>
-        </w:tc>
-        <w:tc>
-          <w:tcPr>
-            <w:tcW w:w="1276" w:type="dxa"/>
+                <w:szCs w:val="20"/>
+              </w:rPr>
+              <w:t>20/05/2025</w:t>
+            </w:r>
+          </w:p>
+        </w:tc>
+        <w:tc>
+          <w:tcPr>
+            <w:tcW w:w="1284" w:type="dxa"/>
           </w:tcPr>
           <w:p>
             <w:pPr>
@@ -2080,14 +864,12 @@
               <w:jc w:val="center"/>
               <w:rPr>
                 <w:rFonts w:ascii="Verdana" w:eastAsia="Verdana" w:hAnsi="Verdana" w:cs="Verdana"/>
-                <w:color w:val="000000"/>
                 <w:szCs w:val="20"/>
               </w:rPr>
             </w:pPr>
             <w:r>
               <w:rPr>
                 <w:rFonts w:ascii="Verdana" w:eastAsia="Verdana" w:hAnsi="Verdana" w:cs="Verdana"/>
-                <w:color w:val="0000FF"/>
                 <w:szCs w:val="20"/>
               </w:rPr>
               <w:t>1.0</w:t>
@@ -2114,17 +896,15 @@
               <w:jc w:val="center"/>
               <w:rPr>
                 <w:rFonts w:ascii="Verdana" w:eastAsia="Verdana" w:hAnsi="Verdana" w:cs="Verdana"/>
-                <w:color w:val="000000"/>
                 <w:szCs w:val="20"/>
               </w:rPr>
             </w:pPr>
             <w:r>
               <w:rPr>
                 <w:rFonts w:ascii="Verdana" w:eastAsia="Verdana" w:hAnsi="Verdana" w:cs="Verdana"/>
-                <w:color w:val="0000FF"/>
-                <w:szCs w:val="20"/>
-              </w:rPr>
-              <w:t>“Requerimientos de Interfaz”</w:t>
+                <w:szCs w:val="20"/>
+              </w:rPr>
+              <w:t>Revisión general del documento</w:t>
             </w:r>
           </w:p>
         </w:tc>
@@ -2147,17 +927,15 @@
               <w:ind w:left="0" w:hanging="2"/>
               <w:rPr>
                 <w:rFonts w:ascii="Verdana" w:eastAsia="Verdana" w:hAnsi="Verdana" w:cs="Verdana"/>
-                <w:color w:val="000000"/>
                 <w:szCs w:val="20"/>
               </w:rPr>
             </w:pPr>
             <w:r>
               <w:rPr>
                 <w:rFonts w:ascii="Verdana" w:eastAsia="Verdana" w:hAnsi="Verdana" w:cs="Verdana"/>
-                <w:color w:val="0000FF"/>
-                <w:szCs w:val="20"/>
-              </w:rPr>
-              <w:t>&lt;Nombre&gt;</w:t>
+                <w:szCs w:val="20"/>
+              </w:rPr>
+              <w:t xml:space="preserve">Instructor Albeiro </w:t>
             </w:r>
           </w:p>
         </w:tc>
@@ -2165,7 +943,7 @@
       <w:tr>
         <w:tc>
           <w:tcPr>
-            <w:tcW w:w="1526" w:type="dxa"/>
+            <w:tcW w:w="1518" w:type="dxa"/>
           </w:tcPr>
           <w:p>
             <w:pPr>
@@ -2190,7 +968,7 @@
         </w:tc>
         <w:tc>
           <w:tcPr>
-            <w:tcW w:w="1276" w:type="dxa"/>
+            <w:tcW w:w="1284" w:type="dxa"/>
           </w:tcPr>
           <w:p>
             <w:pPr>
@@ -2267,7 +1045,7 @@
       <w:tr>
         <w:tc>
           <w:tcPr>
-            <w:tcW w:w="1526" w:type="dxa"/>
+            <w:tcW w:w="1518" w:type="dxa"/>
           </w:tcPr>
           <w:p>
             <w:pPr>
@@ -2292,7 +1070,7 @@
         </w:tc>
         <w:tc>
           <w:tcPr>
-            <w:tcW w:w="1276" w:type="dxa"/>
+            <w:tcW w:w="1284" w:type="dxa"/>
           </w:tcPr>
           <w:p>
             <w:pPr>
@@ -2369,7 +1147,7 @@
       <w:tr>
         <w:tc>
           <w:tcPr>
-            <w:tcW w:w="1526" w:type="dxa"/>
+            <w:tcW w:w="1518" w:type="dxa"/>
           </w:tcPr>
           <w:p>
             <w:pPr>
@@ -2394,7 +1172,7 @@
         </w:tc>
         <w:tc>
           <w:tcPr>
-            <w:tcW w:w="1276" w:type="dxa"/>
+            <w:tcW w:w="1284" w:type="dxa"/>
           </w:tcPr>
           <w:p>
             <w:pPr>
@@ -2471,7 +1249,7 @@
       <w:tr>
         <w:tc>
           <w:tcPr>
-            <w:tcW w:w="1526" w:type="dxa"/>
+            <w:tcW w:w="1518" w:type="dxa"/>
           </w:tcPr>
           <w:p>
             <w:pPr>
@@ -2496,7 +1274,7 @@
         </w:tc>
         <w:tc>
           <w:tcPr>
-            <w:tcW w:w="1276" w:type="dxa"/>
+            <w:tcW w:w="1284" w:type="dxa"/>
           </w:tcPr>
           <w:p>
             <w:pPr>
@@ -3372,9 +2150,9 @@
       <w:pPr>
         <w:ind w:left="0" w:hanging="2"/>
         <w:sectPr>
-          <w:headerReference w:type="default" r:id="rId18"/>
-          <w:headerReference w:type="first" r:id="rId19"/>
-          <w:footerReference w:type="first" r:id="rId20"/>
+          <w:headerReference w:type="default" r:id="rId16"/>
+          <w:headerReference w:type="first" r:id="rId17"/>
+          <w:footerReference w:type="first" r:id="rId18"/>
           <w:pgSz w:w="11906" w:h="16838"/>
           <w:pgMar w:top="1417" w:right="1701" w:bottom="1417" w:left="1701" w:header="708" w:footer="708" w:gutter="0"/>
           <w:cols w:space="720"/>
@@ -6053,38 +4831,12 @@
         <w:ind w:left="0" w:hanging="2"/>
         <w:rPr>
           <w:i/>
-          <w:color w:val="0000FF"/>
-          <w:szCs w:val="20"/>
-        </w:rPr>
-      </w:pPr>
-      <w:bookmarkStart w:id="3" w:name="_heading=h.3znysh7" w:colFirst="0" w:colLast="0"/>
-      <w:bookmarkEnd w:id="3"/>
-      <w:r>
-        <w:rPr>
-          <w:i/>
-          <w:color w:val="0000FF"/>
-          <w:szCs w:val="20"/>
-        </w:rPr>
-        <w:t>La introducción de la Especificación de requisitos de software (SRS) debe proporcionar una vista general de la SRS. Debe incluir el objetivo, el alcance, las definiciones y acrónimos, las referencias, y la vista general del SRS.</w:t>
-      </w:r>
-    </w:p>
-    <w:p>
-      <w:pPr>
-        <w:pBdr>
-          <w:top w:val="nil"/>
-          <w:left w:val="nil"/>
-          <w:bottom w:val="nil"/>
-          <w:right w:val="nil"/>
-          <w:between w:val="nil"/>
-        </w:pBdr>
-        <w:spacing w:line="240" w:lineRule="auto"/>
-        <w:ind w:left="0" w:hanging="2"/>
-        <w:rPr>
-          <w:i/>
           <w:lang w:val="es-CO"/>
         </w:rPr>
       </w:pPr>
+      <w:bookmarkStart w:id="3" w:name="_heading=h.3znysh7" w:colFirst="0" w:colLast="0"/>
       <w:bookmarkStart w:id="4" w:name="_heading=h.i8ydcrgye2ry" w:colFirst="0" w:colLast="0"/>
+      <w:bookmarkEnd w:id="3"/>
       <w:bookmarkEnd w:id="4"/>
       <w:r>
         <w:rPr>
@@ -6505,6 +5257,7 @@
           <w:sz w:val="28"/>
           <w:szCs w:val="28"/>
         </w:rPr>
+        <w:lastRenderedPageBreak/>
         <w:t>Alcanc</w:t>
       </w:r>
       <w:r>
@@ -6693,115 +5446,6 @@
           <w:lang w:val="es-CO" w:eastAsia="es-CO"/>
         </w:rPr>
         <w:t>.</w:t>
-      </w:r>
-    </w:p>
-    <w:p>
-      <w:pPr>
-        <w:pBdr>
-          <w:top w:val="nil"/>
-          <w:left w:val="nil"/>
-          <w:bottom w:val="nil"/>
-          <w:right w:val="nil"/>
-          <w:between w:val="nil"/>
-        </w:pBdr>
-        <w:spacing w:line="240" w:lineRule="auto"/>
-        <w:ind w:leftChars="0" w:left="0" w:firstLineChars="0" w:firstLine="0"/>
-      </w:pPr>
-    </w:p>
-    <w:p>
-      <w:pPr>
-        <w:numPr>
-          <w:ilvl w:val="0"/>
-          <w:numId w:val="5"/>
-        </w:numPr>
-        <w:pBdr>
-          <w:top w:val="nil"/>
-          <w:left w:val="nil"/>
-          <w:bottom w:val="nil"/>
-          <w:right w:val="nil"/>
-          <w:between w:val="nil"/>
-        </w:pBdr>
-        <w:spacing w:line="240" w:lineRule="auto"/>
-        <w:ind w:left="0" w:hanging="2"/>
-        <w:rPr>
-          <w:i/>
-          <w:color w:val="0000FF"/>
-          <w:szCs w:val="20"/>
-        </w:rPr>
-      </w:pPr>
-      <w:r>
-        <w:rPr>
-          <w:i/>
-          <w:color w:val="0000FF"/>
-          <w:szCs w:val="20"/>
-        </w:rPr>
-        <w:t>Identificación del producto(s) a desarrollar mediante un nombre</w:t>
-      </w:r>
-    </w:p>
-    <w:p>
-      <w:pPr>
-        <w:numPr>
-          <w:ilvl w:val="0"/>
-          <w:numId w:val="5"/>
-        </w:numPr>
-        <w:pBdr>
-          <w:top w:val="nil"/>
-          <w:left w:val="nil"/>
-          <w:bottom w:val="nil"/>
-          <w:right w:val="nil"/>
-          <w:between w:val="nil"/>
-        </w:pBdr>
-        <w:spacing w:line="240" w:lineRule="auto"/>
-        <w:ind w:left="0" w:hanging="2"/>
-        <w:rPr>
-          <w:i/>
-          <w:color w:val="0000FF"/>
-          <w:szCs w:val="20"/>
-        </w:rPr>
-      </w:pPr>
-      <w:r>
-        <w:rPr>
-          <w:i/>
-          <w:color w:val="0000FF"/>
-          <w:szCs w:val="20"/>
-        </w:rPr>
-        <w:t>Consistencia con definiciones similares de documentos de mayor nivel (ej. Descripción del sistema) que puedan existir</w:t>
-      </w:r>
-    </w:p>
-    <w:p>
-      <w:pPr>
-        <w:numPr>
-          <w:ilvl w:val="0"/>
-          <w:numId w:val="5"/>
-        </w:numPr>
-        <w:pBdr>
-          <w:top w:val="nil"/>
-          <w:left w:val="nil"/>
-          <w:bottom w:val="nil"/>
-          <w:right w:val="nil"/>
-          <w:between w:val="nil"/>
-        </w:pBdr>
-        <w:spacing w:after="120" w:line="240" w:lineRule="auto"/>
-        <w:ind w:left="0" w:hanging="2"/>
-        <w:jc w:val="both"/>
-        <w:rPr>
-          <w:rFonts w:ascii="Verdana" w:eastAsia="Verdana" w:hAnsi="Verdana" w:cs="Verdana"/>
-          <w:i/>
-          <w:color w:val="0000FF"/>
-          <w:szCs w:val="20"/>
-        </w:rPr>
-      </w:pPr>
-      <w:bookmarkStart w:id="5" w:name="_heading=h.tyjcwt" w:colFirst="0" w:colLast="0"/>
-      <w:bookmarkEnd w:id="5"/>
-      <w:r>
-        <w:rPr>
-          <w:rFonts w:ascii="Verdana" w:eastAsia="Verdana" w:hAnsi="Verdana" w:cs="Verdana"/>
-          <w:b/>
-          <w:i/>
-          <w:color w:val="0000FF"/>
-          <w:szCs w:val="20"/>
-        </w:rPr>
-        <w:t>[Una descripción del entorno afectado; que proyectos se ven afectados o influenciados por esta Especificación de Requerimientos de Software.]</w:t>
       </w:r>
     </w:p>
     <w:p>
@@ -8323,7 +6967,6 @@
               <w:ind w:left="0" w:hanging="2"/>
             </w:pPr>
             <w:r>
-              <w:lastRenderedPageBreak/>
               <w:t>Información de contacto</w:t>
             </w:r>
           </w:p>
@@ -8433,60 +7076,6 @@
           <w:color w:val="0000FF"/>
         </w:rPr>
       </w:pPr>
-    </w:p>
-    <w:p>
-      <w:pPr>
-        <w:pBdr>
-          <w:top w:val="nil"/>
-          <w:left w:val="nil"/>
-          <w:bottom w:val="nil"/>
-          <w:right w:val="nil"/>
-          <w:between w:val="nil"/>
-        </w:pBdr>
-        <w:spacing w:line="240" w:lineRule="auto"/>
-        <w:ind w:left="0" w:hanging="2"/>
-        <w:rPr>
-          <w:i/>
-          <w:color w:val="0000FF"/>
-          <w:szCs w:val="20"/>
-        </w:rPr>
-      </w:pPr>
-      <w:r>
-        <w:rPr>
-          <w:i/>
-          <w:color w:val="0000FF"/>
-          <w:szCs w:val="20"/>
-        </w:rPr>
-        <w:t>Relación de personas involucradas en el desarrollo del sistema, con información de contacto.</w:t>
-      </w:r>
-    </w:p>
-    <w:p>
-      <w:pPr>
-        <w:pBdr>
-          <w:top w:val="nil"/>
-          <w:left w:val="nil"/>
-          <w:bottom w:val="nil"/>
-          <w:right w:val="nil"/>
-          <w:between w:val="nil"/>
-        </w:pBdr>
-        <w:spacing w:line="240" w:lineRule="auto"/>
-        <w:ind w:left="0" w:hanging="2"/>
-        <w:rPr>
-          <w:i/>
-          <w:color w:val="0000FF"/>
-          <w:szCs w:val="20"/>
-        </w:rPr>
-      </w:pPr>
-      <w:bookmarkStart w:id="6" w:name="_heading=h.3dy6vkm" w:colFirst="0" w:colLast="0"/>
-      <w:bookmarkEnd w:id="6"/>
-      <w:r>
-        <w:rPr>
-          <w:i/>
-          <w:color w:val="0000FF"/>
-          <w:szCs w:val="20"/>
-        </w:rPr>
-        <w:t>Esta información es útil para que el gestor del proyecto pueda localizar a todos los participantes y recabar la información necesaria para la obtención de requisitos, validaciones de seguimiento, etc.</w:t>
-      </w:r>
     </w:p>
     <w:p>
       <w:pPr>
@@ -8617,6 +7206,7 @@
           <w:szCs w:val="20"/>
           <w:lang w:val="es-CO" w:eastAsia="es-CO"/>
         </w:rPr>
+        <w:lastRenderedPageBreak/>
         <w:t>RNF</w:t>
       </w:r>
       <w:r>
@@ -8719,34 +7309,6 @@
     </w:p>
     <w:p>
       <w:pPr>
-        <w:pBdr>
-          <w:top w:val="nil"/>
-          <w:left w:val="nil"/>
-          <w:bottom w:val="nil"/>
-          <w:right w:val="nil"/>
-          <w:between w:val="nil"/>
-        </w:pBdr>
-        <w:spacing w:line="240" w:lineRule="auto"/>
-        <w:ind w:left="0" w:hanging="2"/>
-        <w:rPr>
-          <w:i/>
-          <w:color w:val="0000FF"/>
-          <w:szCs w:val="20"/>
-        </w:rPr>
-      </w:pPr>
-      <w:bookmarkStart w:id="7" w:name="_heading=h.1t3h5sf" w:colFirst="0" w:colLast="0"/>
-      <w:bookmarkEnd w:id="7"/>
-      <w:r>
-        <w:rPr>
-          <w:i/>
-          <w:color w:val="0000FF"/>
-          <w:szCs w:val="20"/>
-        </w:rPr>
-        <w:t>Definición de todos los términos, abreviaturas y acrónimos necesarios para interpretar apropiadamente este documento. En ella se pueden indicar referencias a uno o más apéndices, o a otros documentos.</w:t>
-      </w:r>
-    </w:p>
-    <w:p>
-      <w:pPr>
         <w:keepNext/>
         <w:numPr>
           <w:ilvl w:val="1"/>
@@ -8768,6 +7330,8 @@
           <w:szCs w:val="28"/>
         </w:rPr>
       </w:pPr>
+      <w:bookmarkStart w:id="5" w:name="_heading=h.1t3h5sf" w:colFirst="0" w:colLast="0"/>
+      <w:bookmarkEnd w:id="5"/>
       <w:r>
         <w:rPr>
           <w:b/>
@@ -9106,7 +7670,7 @@
                 <w:lang w:val="en-US"/>
               </w:rPr>
             </w:pPr>
-            <w:hyperlink r:id="rId21" w:history="1">
+            <w:hyperlink r:id="rId19" w:history="1">
               <w:r>
                 <w:rPr>
                   <w:rStyle w:val="Hipervnculo"/>
@@ -9399,50 +7963,6 @@
           <w:lang w:val="en-US"/>
         </w:rPr>
       </w:pPr>
-    </w:p>
-    <w:p>
-      <w:pPr>
-        <w:pBdr>
-          <w:top w:val="nil"/>
-          <w:left w:val="nil"/>
-          <w:bottom w:val="nil"/>
-          <w:right w:val="nil"/>
-          <w:between w:val="nil"/>
-        </w:pBdr>
-        <w:spacing w:line="240" w:lineRule="auto"/>
-        <w:ind w:left="0" w:hanging="2"/>
-        <w:rPr>
-          <w:i/>
-          <w:color w:val="0000FF"/>
-          <w:szCs w:val="20"/>
-        </w:rPr>
-      </w:pPr>
-      <w:bookmarkStart w:id="8" w:name="_heading=h.4d34og8" w:colFirst="0" w:colLast="0"/>
-      <w:bookmarkEnd w:id="8"/>
-      <w:r>
-        <w:rPr>
-          <w:i/>
-          <w:color w:val="0000FF"/>
-          <w:szCs w:val="20"/>
-        </w:rPr>
-        <w:t xml:space="preserve">Relación completa de todos los documentos relacionados en la especificación de requisitos de software, identificando de cada documento el </w:t>
-      </w:r>
-      <w:r>
-        <w:rPr>
-          <w:i/>
-          <w:color w:val="0000FF"/>
-          <w:szCs w:val="20"/>
-        </w:rPr>
-        <w:t>título</w:t>
-      </w:r>
-      <w:r>
-        <w:rPr>
-          <w:i/>
-          <w:color w:val="0000FF"/>
-          <w:szCs w:val="20"/>
-        </w:rPr>
-        <w:t>, referencia (si procede), fecha y organización que lo proporciona.</w:t>
-      </w:r>
     </w:p>
     <w:p>
       <w:pPr>
@@ -9467,6 +7987,8 @@
           <w:szCs w:val="28"/>
         </w:rPr>
       </w:pPr>
+      <w:bookmarkStart w:id="6" w:name="_heading=h.4d34og8" w:colFirst="0" w:colLast="0"/>
+      <w:bookmarkEnd w:id="6"/>
       <w:r>
         <w:rPr>
           <w:b/>
@@ -9561,7 +8083,6 @@
           <w:bCs/>
           <w:lang w:val="es-CO" w:eastAsia="es-CO"/>
         </w:rPr>
-        <w:lastRenderedPageBreak/>
         <w:t>Sección 3 – Requisitos específicos:</w:t>
       </w:r>
       <w:r>
@@ -9638,33 +8159,6 @@
     </w:p>
     <w:p>
       <w:pPr>
-        <w:pBdr>
-          <w:top w:val="nil"/>
-          <w:left w:val="nil"/>
-          <w:bottom w:val="nil"/>
-          <w:right w:val="nil"/>
-          <w:between w:val="nil"/>
-        </w:pBdr>
-        <w:spacing w:line="240" w:lineRule="auto"/>
-        <w:ind w:left="0" w:hanging="2"/>
-        <w:rPr>
-          <w:color w:val="0000FF"/>
-          <w:szCs w:val="20"/>
-        </w:rPr>
-      </w:pPr>
-      <w:bookmarkStart w:id="9" w:name="_heading=h.17dp8vu" w:colFirst="0" w:colLast="0"/>
-      <w:bookmarkEnd w:id="9"/>
-      <w:r>
-        <w:rPr>
-          <w:i/>
-          <w:color w:val="0000FF"/>
-          <w:szCs w:val="20"/>
-        </w:rPr>
-        <w:t>[Se considera en esta parte la descripción de los factores principales que afectan al espacio de la solución. Incluya aquellos ítems como perspectiva del producto, funciones del producto, características de usuario, limitaciones, supuestos y dependencias. No se incluye en esta sección la descripción de los requerimientos.]</w:t>
-      </w:r>
-    </w:p>
-    <w:p>
-      <w:pPr>
         <w:keepNext/>
         <w:numPr>
           <w:ilvl w:val="1"/>
@@ -9686,6 +8180,8 @@
           <w:szCs w:val="28"/>
         </w:rPr>
       </w:pPr>
+      <w:bookmarkStart w:id="7" w:name="_heading=h.17dp8vu" w:colFirst="0" w:colLast="0"/>
+      <w:bookmarkEnd w:id="7"/>
       <w:r>
         <w:rPr>
           <w:b/>
@@ -9715,55 +8211,13 @@
     </w:p>
     <w:p>
       <w:pPr>
-        <w:pBdr>
-          <w:top w:val="nil"/>
-          <w:left w:val="nil"/>
-          <w:bottom w:val="nil"/>
-          <w:right w:val="nil"/>
-          <w:between w:val="nil"/>
-        </w:pBdr>
-        <w:spacing w:line="240" w:lineRule="auto"/>
-        <w:ind w:left="0" w:hanging="2"/>
-        <w:rPr>
-          <w:i/>
-          <w:color w:val="0000FF"/>
-          <w:szCs w:val="20"/>
-        </w:rPr>
-      </w:pPr>
-      <w:bookmarkStart w:id="10" w:name="_heading=h.3rdcrjn" w:colFirst="0" w:colLast="0"/>
-      <w:bookmarkEnd w:id="10"/>
-      <w:r>
-        <w:rPr>
-          <w:i/>
-          <w:color w:val="0000FF"/>
-          <w:szCs w:val="20"/>
-        </w:rPr>
-        <w:t xml:space="preserve">Indicar si es un producto independiente o parte de un sistema mayor. En el caso de tratarse de un producto que forma parte de un sistema mayor, un diagrama que sitúe el producto dentro del sistema e identifique sus </w:t>
-      </w:r>
-      <w:r>
-        <w:rPr>
-          <w:i/>
-          <w:color w:val="0000FF"/>
-          <w:szCs w:val="20"/>
-        </w:rPr>
-        <w:t>conexiones facilita</w:t>
-      </w:r>
-      <w:r>
-        <w:rPr>
-          <w:i/>
-          <w:color w:val="0000FF"/>
-          <w:szCs w:val="20"/>
-        </w:rPr>
-        <w:t xml:space="preserve"> la comprensión.</w:t>
-      </w:r>
-    </w:p>
-    <w:p>
-      <w:pPr>
         <w:ind w:left="0" w:hanging="2"/>
         <w:rPr>
           <w:i/>
         </w:rPr>
       </w:pPr>
+      <w:bookmarkStart w:id="8" w:name="_heading=h.3rdcrjn" w:colFirst="0" w:colLast="0"/>
+      <w:bookmarkEnd w:id="8"/>
     </w:p>
     <w:p>
       <w:pPr>
@@ -9898,6 +8352,7 @@
         <w:rPr>
           <w:lang w:val="es-CO"/>
         </w:rPr>
+        <w:lastRenderedPageBreak/>
         <w:t>HealthConnection funcionará como una plataforma única, pero modular, en la que cada componente (usuarios, citas, historias clínicas, horarios, etc.) estará desacoplado para facilitar el mantenimiento y la escalabilidad.</w:t>
       </w:r>
     </w:p>
@@ -9911,20 +8366,20 @@
           <w:highlight w:val="white"/>
         </w:rPr>
       </w:pPr>
-      <w:bookmarkStart w:id="11" w:name="_heading=h.k3mghura10kg" w:colFirst="0" w:colLast="0"/>
-      <w:bookmarkStart w:id="12" w:name="_heading=h.liattra7cze7" w:colFirst="0" w:colLast="0"/>
-      <w:bookmarkStart w:id="13" w:name="_heading=h.g4jc46m0mpz" w:colFirst="0" w:colLast="0"/>
-      <w:bookmarkStart w:id="14" w:name="_heading=h.hkjb9adi9gjo" w:colFirst="0" w:colLast="0"/>
-      <w:bookmarkStart w:id="15" w:name="_heading=h.j0lwyuhh2g8q" w:colFirst="0" w:colLast="0"/>
-      <w:bookmarkStart w:id="16" w:name="_heading=h.a7xt7sphtl60" w:colFirst="0" w:colLast="0"/>
-      <w:bookmarkStart w:id="17" w:name="_heading=h.t6muqo3umann" w:colFirst="0" w:colLast="0"/>
+      <w:bookmarkStart w:id="9" w:name="_heading=h.k3mghura10kg" w:colFirst="0" w:colLast="0"/>
+      <w:bookmarkStart w:id="10" w:name="_heading=h.liattra7cze7" w:colFirst="0" w:colLast="0"/>
+      <w:bookmarkStart w:id="11" w:name="_heading=h.g4jc46m0mpz" w:colFirst="0" w:colLast="0"/>
+      <w:bookmarkStart w:id="12" w:name="_heading=h.hkjb9adi9gjo" w:colFirst="0" w:colLast="0"/>
+      <w:bookmarkStart w:id="13" w:name="_heading=h.j0lwyuhh2g8q" w:colFirst="0" w:colLast="0"/>
+      <w:bookmarkStart w:id="14" w:name="_heading=h.a7xt7sphtl60" w:colFirst="0" w:colLast="0"/>
+      <w:bookmarkStart w:id="15" w:name="_heading=h.t6muqo3umann" w:colFirst="0" w:colLast="0"/>
+      <w:bookmarkEnd w:id="9"/>
+      <w:bookmarkEnd w:id="10"/>
       <w:bookmarkEnd w:id="11"/>
       <w:bookmarkEnd w:id="12"/>
       <w:bookmarkEnd w:id="13"/>
       <w:bookmarkEnd w:id="14"/>
       <w:bookmarkEnd w:id="15"/>
-      <w:bookmarkEnd w:id="16"/>
-      <w:bookmarkEnd w:id="17"/>
     </w:p>
     <w:p>
       <w:pPr>
@@ -9941,8 +8396,8 @@
           <w:i/>
         </w:rPr>
       </w:pPr>
-      <w:bookmarkStart w:id="18" w:name="_heading=h.yaniaeaza0s4" w:colFirst="0" w:colLast="0"/>
-      <w:bookmarkEnd w:id="18"/>
+      <w:bookmarkStart w:id="16" w:name="_heading=h.yaniaeaza0s4" w:colFirst="0" w:colLast="0"/>
+      <w:bookmarkEnd w:id="16"/>
     </w:p>
     <w:p>
       <w:pPr>
@@ -10232,7 +8687,6 @@
         <w:rPr>
           <w:noProof/>
         </w:rPr>
-        <w:lastRenderedPageBreak/>
         <w:drawing>
           <wp:inline distT="114300" distB="114300" distL="114300" distR="114300" wp14:anchorId="0E588C7B" wp14:editId="76120593">
             <wp:extent cx="5399730" cy="4546600"/>
@@ -10247,7 +8701,7 @@
                     <pic:cNvPicPr preferRelativeResize="0"/>
                   </pic:nvPicPr>
                   <pic:blipFill>
-                    <a:blip r:embed="rId22"/>
+                    <a:blip r:embed="rId20"/>
                     <a:srcRect/>
                     <a:stretch>
                       <a:fillRect/>
@@ -10314,174 +8768,6 @@
     </w:p>
     <w:p>
       <w:pPr>
-        <w:pBdr>
-          <w:top w:val="nil"/>
-          <w:left w:val="nil"/>
-          <w:bottom w:val="nil"/>
-          <w:right w:val="nil"/>
-          <w:between w:val="nil"/>
-        </w:pBdr>
-        <w:spacing w:line="240" w:lineRule="auto"/>
-        <w:ind w:left="0" w:hanging="2"/>
-        <w:rPr>
-          <w:i/>
-          <w:color w:val="0000FF"/>
-          <w:szCs w:val="20"/>
-        </w:rPr>
-      </w:pPr>
-      <w:r>
-        <w:rPr>
-          <w:i/>
-          <w:color w:val="0000FF"/>
-          <w:szCs w:val="20"/>
-        </w:rPr>
-        <w:t>Resumen de las funcionalidades principales que el producto debe realizar, sin entrar en información de detalle.</w:t>
-      </w:r>
-    </w:p>
-    <w:p>
-      <w:pPr>
-        <w:pBdr>
-          <w:top w:val="nil"/>
-          <w:left w:val="nil"/>
-          <w:bottom w:val="nil"/>
-          <w:right w:val="nil"/>
-          <w:between w:val="nil"/>
-        </w:pBdr>
-        <w:spacing w:line="240" w:lineRule="auto"/>
-        <w:ind w:left="0" w:hanging="2"/>
-        <w:rPr>
-          <w:i/>
-          <w:color w:val="0000FF"/>
-          <w:szCs w:val="20"/>
-        </w:rPr>
-      </w:pPr>
-      <w:r>
-        <w:rPr>
-          <w:i/>
-          <w:color w:val="0000FF"/>
-          <w:szCs w:val="20"/>
-        </w:rPr>
-        <w:t>En ocasiones la información de esta sección puede tomarse de un documento de especificación del sistema de mayor nivel (ej. Requisitos del sistema).</w:t>
-      </w:r>
-    </w:p>
-    <w:p>
-      <w:pPr>
-        <w:pBdr>
-          <w:top w:val="nil"/>
-          <w:left w:val="nil"/>
-          <w:bottom w:val="nil"/>
-          <w:right w:val="nil"/>
-          <w:between w:val="nil"/>
-        </w:pBdr>
-        <w:spacing w:line="240" w:lineRule="auto"/>
-        <w:ind w:left="0" w:hanging="2"/>
-        <w:rPr>
-          <w:i/>
-          <w:color w:val="0000FF"/>
-          <w:szCs w:val="20"/>
-        </w:rPr>
-      </w:pPr>
-      <w:r>
-        <w:rPr>
-          <w:i/>
-          <w:color w:val="0000FF"/>
-          <w:szCs w:val="20"/>
-        </w:rPr>
-        <w:t>Las funcionalidades deben estar organizadas de manera que el cliente o cualquier interlocutor pueda entenderlo perfectamente. Para ello se pueden utilizar métodos textuales o gráficos.</w:t>
-      </w:r>
-    </w:p>
-    <w:p>
-      <w:pPr>
-        <w:pBdr>
-          <w:top w:val="nil"/>
-          <w:left w:val="nil"/>
-          <w:bottom w:val="nil"/>
-          <w:right w:val="nil"/>
-          <w:between w:val="nil"/>
-        </w:pBdr>
-        <w:spacing w:after="120" w:line="240" w:lineRule="auto"/>
-        <w:ind w:left="0" w:hanging="2"/>
-        <w:jc w:val="both"/>
-        <w:rPr>
-          <w:i/>
-          <w:color w:val="0000FF"/>
-          <w:szCs w:val="20"/>
-        </w:rPr>
-      </w:pPr>
-      <w:r>
-        <w:rPr>
-          <w:i/>
-          <w:color w:val="0000FF"/>
-          <w:szCs w:val="20"/>
-        </w:rPr>
-        <w:t>[Si usa el modelado de casos de uso, esta sección debe contener la referencia de éste, y una descripción o resumen del modelo o del subconjunto más representativo del mismo. Esto incluye una lista de nombres y breves descripciones de los casos de uso, actores, diagramas aplicables y relaciones.</w:t>
-      </w:r>
-    </w:p>
-    <w:p>
-      <w:pPr>
-        <w:pBdr>
-          <w:top w:val="nil"/>
-          <w:left w:val="nil"/>
-          <w:bottom w:val="nil"/>
-          <w:right w:val="nil"/>
-          <w:between w:val="nil"/>
-        </w:pBdr>
-        <w:spacing w:after="120" w:line="240" w:lineRule="auto"/>
-        <w:ind w:left="0" w:hanging="2"/>
-        <w:jc w:val="both"/>
-        <w:rPr>
-          <w:i/>
-          <w:color w:val="0000FF"/>
-          <w:szCs w:val="20"/>
-        </w:rPr>
-      </w:pPr>
-      <w:bookmarkStart w:id="19" w:name="_heading=h.26in1rg" w:colFirst="0" w:colLast="0"/>
-      <w:bookmarkEnd w:id="19"/>
-      <w:r>
-        <w:rPr>
-          <w:i/>
-          <w:color w:val="0000FF"/>
-          <w:szCs w:val="20"/>
-        </w:rPr>
-        <w:t xml:space="preserve">En caso de no existir modelo de caso de uso se deben referenciar todas las descripciones existentes de las funcionalidades, ya sean minutas de reunión, correos electrónicos, etc. Es necesario agregar esas descripciones en esta sección y en </w:t>
-      </w:r>
-      <w:r>
-        <w:rPr>
-          <w:i/>
-          <w:color w:val="0000FF"/>
-          <w:szCs w:val="20"/>
-        </w:rPr>
-        <w:t>la sección</w:t>
-      </w:r>
-      <w:r>
-        <w:rPr>
-          <w:i/>
-          <w:color w:val="0000FF"/>
-          <w:szCs w:val="20"/>
-        </w:rPr>
-        <w:t xml:space="preserve"> Referencias del documento se necesitan mencionar </w:t>
-      </w:r>
-      <w:proofErr w:type="gramStart"/>
-      <w:r>
-        <w:rPr>
-          <w:i/>
-          <w:color w:val="0000FF"/>
-          <w:szCs w:val="20"/>
-        </w:rPr>
-        <w:t>todos los fuentes</w:t>
-      </w:r>
-      <w:proofErr w:type="gramEnd"/>
-      <w:r>
-        <w:rPr>
-          <w:i/>
-          <w:color w:val="0000FF"/>
-          <w:szCs w:val="20"/>
-        </w:rPr>
-        <w:t xml:space="preserve"> de los requerimientos.]</w:t>
-      </w:r>
-    </w:p>
-    <w:p>
-      <w:pPr>
         <w:keepNext/>
         <w:numPr>
           <w:ilvl w:val="1"/>
@@ -10510,6 +8796,7 @@
           <w:sz w:val="28"/>
           <w:szCs w:val="28"/>
         </w:rPr>
+        <w:lastRenderedPageBreak/>
         <w:t>Características de los usuarios</w:t>
       </w:r>
     </w:p>
@@ -10739,7 +9026,6 @@
                 <w:color w:val="000000"/>
                 <w:szCs w:val="20"/>
               </w:rPr>
-              <w:lastRenderedPageBreak/>
               <w:t>Habilidades</w:t>
             </w:r>
           </w:p>
@@ -11779,52 +10065,6 @@
     </w:p>
     <w:p>
       <w:pPr>
-        <w:pBdr>
-          <w:top w:val="nil"/>
-          <w:left w:val="nil"/>
-          <w:bottom w:val="nil"/>
-          <w:right w:val="nil"/>
-          <w:between w:val="nil"/>
-        </w:pBdr>
-        <w:spacing w:line="240" w:lineRule="auto"/>
-        <w:ind w:left="0" w:hanging="2"/>
-        <w:rPr>
-          <w:i/>
-          <w:color w:val="0000FF"/>
-          <w:szCs w:val="20"/>
-        </w:rPr>
-      </w:pPr>
-      <w:bookmarkStart w:id="20" w:name="_heading=h.lnxbz9" w:colFirst="0" w:colLast="0"/>
-      <w:bookmarkEnd w:id="20"/>
-      <w:r>
-        <w:rPr>
-          <w:i/>
-          <w:color w:val="0000FF"/>
-          <w:szCs w:val="20"/>
-        </w:rPr>
-        <w:t xml:space="preserve">Descripción </w:t>
-      </w:r>
-      <w:proofErr w:type="gramStart"/>
-      <w:r>
-        <w:rPr>
-          <w:i/>
-          <w:color w:val="0000FF"/>
-          <w:szCs w:val="20"/>
-        </w:rPr>
-        <w:t>de  los</w:t>
-      </w:r>
-      <w:proofErr w:type="gramEnd"/>
-      <w:r>
-        <w:rPr>
-          <w:i/>
-          <w:color w:val="0000FF"/>
-          <w:szCs w:val="20"/>
-        </w:rPr>
-        <w:t xml:space="preserve"> usuarios del producto, incluyendo nivel educacional, experiencia y experiencia técnica.</w:t>
-      </w:r>
-    </w:p>
-    <w:p>
-      <w:pPr>
         <w:keepNext/>
         <w:numPr>
           <w:ilvl w:val="1"/>
@@ -11846,6 +10086,8 @@
           <w:szCs w:val="28"/>
         </w:rPr>
       </w:pPr>
+      <w:bookmarkStart w:id="17" w:name="_heading=h.lnxbz9" w:colFirst="0" w:colLast="0"/>
+      <w:bookmarkEnd w:id="17"/>
       <w:r>
         <w:rPr>
           <w:b/>
@@ -11869,8 +10111,8 @@
           <w:lang w:val="es-CO"/>
         </w:rPr>
       </w:pPr>
-      <w:bookmarkStart w:id="21" w:name="_heading=h.35nkun2" w:colFirst="0" w:colLast="0"/>
-      <w:bookmarkEnd w:id="21"/>
+      <w:bookmarkStart w:id="18" w:name="_heading=h.35nkun2" w:colFirst="0" w:colLast="0"/>
+      <w:bookmarkEnd w:id="18"/>
       <w:r>
         <w:rPr>
           <w:highlight w:val="white"/>
@@ -11940,47 +10182,6 @@
           <w:lang w:val="es-CO"/>
         </w:rPr>
         <w:t>Se utilizará PostgreSQL como base de datos y no se admiten otras opciones en esta versión.</w:t>
-      </w:r>
-    </w:p>
-    <w:p>
-      <w:pPr>
-        <w:widowControl w:val="0"/>
-        <w:numPr>
-          <w:ilvl w:val="0"/>
-          <w:numId w:val="6"/>
-        </w:numPr>
-        <w:ind w:left="0" w:hanging="2"/>
-        <w:rPr>
-          <w:i/>
-          <w:color w:val="0000FF"/>
-          <w:szCs w:val="20"/>
-        </w:rPr>
-      </w:pPr>
-      <w:r>
-        <w:rPr>
-          <w:i/>
-          <w:color w:val="0000FF"/>
-          <w:szCs w:val="20"/>
-        </w:rPr>
-        <w:t xml:space="preserve">Descripción de aquellas limitaciones </w:t>
-      </w:r>
-      <w:proofErr w:type="gramStart"/>
-      <w:r>
-        <w:rPr>
-          <w:i/>
-          <w:color w:val="0000FF"/>
-          <w:szCs w:val="20"/>
-        </w:rPr>
-        <w:t>a</w:t>
-      </w:r>
-      <w:proofErr w:type="gramEnd"/>
-      <w:r>
-        <w:rPr>
-          <w:i/>
-          <w:color w:val="0000FF"/>
-          <w:szCs w:val="20"/>
-        </w:rPr>
-        <w:t xml:space="preserve"> tener en cuenta a la hora de diseñar y desarrollar el sistema, tales como el empleo de determinadas metodologías de desarrollo, lenguajes de programación, normas particulares, restricciones de hardware, de sistema operativo etc.</w:t>
       </w:r>
     </w:p>
     <w:p>
@@ -12132,58 +10333,6 @@
     </w:p>
     <w:p>
       <w:pPr>
-        <w:pBdr>
-          <w:top w:val="nil"/>
-          <w:left w:val="nil"/>
-          <w:bottom w:val="nil"/>
-          <w:right w:val="nil"/>
-          <w:between w:val="nil"/>
-        </w:pBdr>
-        <w:spacing w:line="240" w:lineRule="auto"/>
-        <w:ind w:left="0" w:hanging="2"/>
-        <w:rPr>
-          <w:color w:val="0000FF"/>
-          <w:szCs w:val="20"/>
-        </w:rPr>
-      </w:pPr>
-      <w:bookmarkStart w:id="22" w:name="_heading=h.1ksv4uv" w:colFirst="0" w:colLast="0"/>
-      <w:bookmarkEnd w:id="22"/>
-      <w:r>
-        <w:rPr>
-          <w:i/>
-          <w:color w:val="0000FF"/>
-          <w:szCs w:val="20"/>
-        </w:rPr>
-        <w:t xml:space="preserve">Descripción de aquellos factores que, si cambian, pueden afectar a los requisitos. Por </w:t>
-      </w:r>
-      <w:proofErr w:type="gramStart"/>
-      <w:r>
-        <w:rPr>
-          <w:i/>
-          <w:color w:val="0000FF"/>
-          <w:szCs w:val="20"/>
-        </w:rPr>
-        <w:t>ejemplo</w:t>
-      </w:r>
-      <w:proofErr w:type="gramEnd"/>
-      <w:r>
-        <w:rPr>
-          <w:i/>
-          <w:color w:val="0000FF"/>
-          <w:szCs w:val="20"/>
-        </w:rPr>
-        <w:t xml:space="preserve"> una asunción puede ser que determinado sistema operativo está disponible para el hardware requerido. De hecho, si el sistema operativo no estuviera disponible, la SRS debería modificarse</w:t>
-      </w:r>
-      <w:r>
-        <w:rPr>
-          <w:color w:val="0000FF"/>
-          <w:szCs w:val="20"/>
-        </w:rPr>
-        <w:t>.</w:t>
-      </w:r>
-    </w:p>
-    <w:p>
-      <w:pPr>
         <w:keepNext/>
         <w:numPr>
           <w:ilvl w:val="1"/>
@@ -12205,6 +10354,8 @@
           <w:szCs w:val="28"/>
         </w:rPr>
       </w:pPr>
+      <w:bookmarkStart w:id="19" w:name="_heading=h.1ksv4uv" w:colFirst="0" w:colLast="0"/>
+      <w:bookmarkEnd w:id="19"/>
       <w:r>
         <w:rPr>
           <w:b/>
@@ -12354,34 +10505,6 @@
         <w:spacing w:line="240" w:lineRule="auto"/>
         <w:ind w:left="0" w:hanging="2"/>
       </w:pPr>
-    </w:p>
-    <w:p>
-      <w:pPr>
-        <w:pBdr>
-          <w:top w:val="nil"/>
-          <w:left w:val="nil"/>
-          <w:bottom w:val="nil"/>
-          <w:right w:val="nil"/>
-          <w:between w:val="nil"/>
-        </w:pBdr>
-        <w:spacing w:line="240" w:lineRule="auto"/>
-        <w:ind w:left="0" w:hanging="2"/>
-        <w:rPr>
-          <w:i/>
-          <w:color w:val="0000FF"/>
-          <w:szCs w:val="20"/>
-        </w:rPr>
-      </w:pPr>
-      <w:bookmarkStart w:id="23" w:name="_heading=h.44sinio" w:colFirst="0" w:colLast="0"/>
-      <w:bookmarkEnd w:id="23"/>
-      <w:r>
-        <w:rPr>
-          <w:i/>
-          <w:color w:val="0000FF"/>
-          <w:szCs w:val="20"/>
-        </w:rPr>
-        <w:t>Identificación de futuras mejoras al sistema, que podrán analizarse e implementarse en un futuro.</w:t>
-      </w:r>
     </w:p>
     <w:p>
       <w:pPr>
@@ -12406,6 +10529,8 @@
           <w:szCs w:val="32"/>
         </w:rPr>
       </w:pPr>
+      <w:bookmarkStart w:id="20" w:name="_heading=h.44sinio" w:colFirst="0" w:colLast="0"/>
+      <w:bookmarkEnd w:id="20"/>
       <w:r>
         <w:rPr>
           <w:b/>
@@ -12414,182 +10539,6 @@
           <w:szCs w:val="32"/>
         </w:rPr>
         <w:t>Requisitos específicos</w:t>
-      </w:r>
-    </w:p>
-    <w:p>
-      <w:pPr>
-        <w:pBdr>
-          <w:top w:val="nil"/>
-          <w:left w:val="nil"/>
-          <w:bottom w:val="nil"/>
-          <w:right w:val="nil"/>
-          <w:between w:val="nil"/>
-        </w:pBdr>
-        <w:spacing w:line="240" w:lineRule="auto"/>
-        <w:ind w:left="0" w:hanging="2"/>
-        <w:rPr>
-          <w:i/>
-          <w:color w:val="0000FF"/>
-          <w:szCs w:val="20"/>
-        </w:rPr>
-      </w:pPr>
-      <w:r>
-        <w:rPr>
-          <w:i/>
-          <w:color w:val="0000FF"/>
-          <w:szCs w:val="20"/>
-        </w:rPr>
-        <w:t xml:space="preserve">Esta es la sección </w:t>
-      </w:r>
-      <w:proofErr w:type="gramStart"/>
-      <w:r>
-        <w:rPr>
-          <w:i/>
-          <w:color w:val="0000FF"/>
-          <w:szCs w:val="20"/>
-        </w:rPr>
-        <w:t>más extensa y más importante</w:t>
-      </w:r>
-      <w:proofErr w:type="gramEnd"/>
-      <w:r>
-        <w:rPr>
-          <w:i/>
-          <w:color w:val="0000FF"/>
-          <w:szCs w:val="20"/>
-        </w:rPr>
-        <w:t xml:space="preserve"> del documento. </w:t>
-      </w:r>
-    </w:p>
-    <w:p>
-      <w:pPr>
-        <w:pBdr>
-          <w:top w:val="nil"/>
-          <w:left w:val="nil"/>
-          <w:bottom w:val="nil"/>
-          <w:right w:val="nil"/>
-          <w:between w:val="nil"/>
-        </w:pBdr>
-        <w:spacing w:line="240" w:lineRule="auto"/>
-        <w:ind w:left="0" w:hanging="2"/>
-        <w:rPr>
-          <w:i/>
-          <w:color w:val="0000FF"/>
-          <w:szCs w:val="20"/>
-        </w:rPr>
-      </w:pPr>
-      <w:r>
-        <w:rPr>
-          <w:i/>
-          <w:color w:val="0000FF"/>
-          <w:szCs w:val="20"/>
-        </w:rPr>
-        <w:t>Debe contener una lista detallada y completa de los requisitos que debe cumplir el sistema a desarrollar. El nivel de detalle de los requisitos debe ser el suficiente para que el equipo de desarrollo pueda diseñar un sistema que satisfaga los requisitos y los encargados de las pruebas puedan determinar si éstos se satisfacen.</w:t>
-      </w:r>
-    </w:p>
-    <w:p>
-      <w:pPr>
-        <w:pBdr>
-          <w:top w:val="nil"/>
-          <w:left w:val="nil"/>
-          <w:bottom w:val="nil"/>
-          <w:right w:val="nil"/>
-          <w:between w:val="nil"/>
-        </w:pBdr>
-        <w:spacing w:line="240" w:lineRule="auto"/>
-        <w:ind w:left="0" w:hanging="2"/>
-        <w:rPr>
-          <w:i/>
-          <w:color w:val="0000FF"/>
-          <w:szCs w:val="20"/>
-        </w:rPr>
-      </w:pPr>
-    </w:p>
-    <w:p>
-      <w:pPr>
-        <w:pBdr>
-          <w:top w:val="nil"/>
-          <w:left w:val="nil"/>
-          <w:bottom w:val="nil"/>
-          <w:right w:val="nil"/>
-          <w:between w:val="nil"/>
-        </w:pBdr>
-        <w:spacing w:line="240" w:lineRule="auto"/>
-        <w:ind w:left="0" w:hanging="2"/>
-        <w:rPr>
-          <w:i/>
-          <w:color w:val="0000FF"/>
-          <w:szCs w:val="20"/>
-        </w:rPr>
-      </w:pPr>
-      <w:r>
-        <w:rPr>
-          <w:i/>
-          <w:color w:val="0000FF"/>
-          <w:szCs w:val="20"/>
-        </w:rPr>
-        <w:t xml:space="preserve">Los requisitos se dispondrán en forma de listas numeradas para su identificación, seguimiento, trazabilidad y validación (ej. RF 10, RF 10.1, RF </w:t>
-      </w:r>
-      <w:proofErr w:type="gramStart"/>
-      <w:r>
-        <w:rPr>
-          <w:i/>
-          <w:color w:val="0000FF"/>
-          <w:szCs w:val="20"/>
-        </w:rPr>
-        <w:t>10.2,...</w:t>
-      </w:r>
-      <w:proofErr w:type="gramEnd"/>
-      <w:r>
-        <w:rPr>
-          <w:i/>
-          <w:color w:val="0000FF"/>
-          <w:szCs w:val="20"/>
-        </w:rPr>
-        <w:t>).</w:t>
-      </w:r>
-    </w:p>
-    <w:p>
-      <w:pPr>
-        <w:pBdr>
-          <w:top w:val="nil"/>
-          <w:left w:val="nil"/>
-          <w:bottom w:val="nil"/>
-          <w:right w:val="nil"/>
-          <w:between w:val="nil"/>
-        </w:pBdr>
-        <w:spacing w:line="240" w:lineRule="auto"/>
-        <w:ind w:left="0" w:hanging="2"/>
-        <w:rPr>
-          <w:i/>
-          <w:color w:val="0000FF"/>
-          <w:szCs w:val="20"/>
-        </w:rPr>
-      </w:pPr>
-    </w:p>
-    <w:p>
-      <w:pPr>
-        <w:pBdr>
-          <w:top w:val="nil"/>
-          <w:left w:val="nil"/>
-          <w:bottom w:val="nil"/>
-          <w:right w:val="nil"/>
-          <w:between w:val="nil"/>
-        </w:pBdr>
-        <w:spacing w:line="240" w:lineRule="auto"/>
-        <w:ind w:left="0" w:hanging="2"/>
-        <w:rPr>
-          <w:i/>
-          <w:color w:val="0000FF"/>
-          <w:szCs w:val="20"/>
-        </w:rPr>
-      </w:pPr>
-      <w:r>
-        <w:rPr>
-          <w:i/>
-          <w:color w:val="0000FF"/>
-          <w:szCs w:val="20"/>
-        </w:rPr>
-        <w:t>Para cada requisito debe completarse la siguiente tabla:</w:t>
       </w:r>
     </w:p>
     <w:p>
@@ -13834,7 +11783,6 @@
                 <w:color w:val="000000"/>
                 <w:szCs w:val="20"/>
               </w:rPr>
-              <w:lastRenderedPageBreak/>
               <w:t>Nombre de requisito</w:t>
             </w:r>
           </w:p>
@@ -15158,6 +13106,7 @@
                 <w:color w:val="000000"/>
                 <w:szCs w:val="20"/>
               </w:rPr>
+              <w:lastRenderedPageBreak/>
               <w:t>Fuente del requisito</w:t>
             </w:r>
           </w:p>
@@ -19601,6 +17550,7 @@
                 <w:color w:val="000000"/>
                 <w:szCs w:val="20"/>
               </w:rPr>
+              <w:lastRenderedPageBreak/>
               <w:t>Tipo</w:t>
             </w:r>
           </w:p>
@@ -24182,6 +22132,7 @@
                 <w:color w:val="000000"/>
                 <w:szCs w:val="20"/>
               </w:rPr>
+              <w:lastRenderedPageBreak/>
               <w:t>Tipo</w:t>
             </w:r>
           </w:p>
@@ -28711,6 +26662,7 @@
                 <w:color w:val="000000"/>
                 <w:szCs w:val="20"/>
               </w:rPr>
+              <w:lastRenderedPageBreak/>
               <w:t>Tipo</w:t>
             </w:r>
           </w:p>
@@ -30203,104 +28155,6 @@
     </w:p>
     <w:p>
       <w:pPr>
-        <w:pBdr>
-          <w:top w:val="nil"/>
-          <w:left w:val="nil"/>
-          <w:bottom w:val="nil"/>
-          <w:right w:val="nil"/>
-          <w:between w:val="nil"/>
-        </w:pBdr>
-        <w:spacing w:line="240" w:lineRule="auto"/>
-        <w:ind w:left="0" w:hanging="2"/>
-        <w:rPr>
-          <w:i/>
-          <w:color w:val="0000FF"/>
-          <w:szCs w:val="20"/>
-        </w:rPr>
-      </w:pPr>
-      <w:r>
-        <w:rPr>
-          <w:i/>
-          <w:color w:val="0000FF"/>
-          <w:szCs w:val="20"/>
-        </w:rPr>
-        <w:t>y realizar la descripción del requisito</w:t>
-      </w:r>
-    </w:p>
-    <w:p>
-      <w:pPr>
-        <w:pBdr>
-          <w:top w:val="nil"/>
-          <w:left w:val="nil"/>
-          <w:bottom w:val="nil"/>
-          <w:right w:val="nil"/>
-          <w:between w:val="nil"/>
-        </w:pBdr>
-        <w:spacing w:line="240" w:lineRule="auto"/>
-        <w:ind w:left="0" w:hanging="2"/>
-        <w:rPr>
-          <w:i/>
-          <w:color w:val="0000FF"/>
-          <w:szCs w:val="20"/>
-        </w:rPr>
-      </w:pPr>
-    </w:p>
-    <w:p>
-      <w:pPr>
-        <w:pBdr>
-          <w:top w:val="nil"/>
-          <w:left w:val="nil"/>
-          <w:bottom w:val="nil"/>
-          <w:right w:val="nil"/>
-          <w:between w:val="nil"/>
-        </w:pBdr>
-        <w:spacing w:line="240" w:lineRule="auto"/>
-        <w:ind w:left="0" w:hanging="2"/>
-        <w:rPr>
-          <w:i/>
-          <w:color w:val="0000FF"/>
-          <w:szCs w:val="20"/>
-        </w:rPr>
-      </w:pPr>
-      <w:bookmarkStart w:id="24" w:name="_heading=h.2xcytpi" w:colFirst="0" w:colLast="0"/>
-      <w:bookmarkEnd w:id="24"/>
-      <w:r>
-        <w:rPr>
-          <w:i/>
-          <w:color w:val="0000FF"/>
-          <w:szCs w:val="20"/>
-        </w:rPr>
-        <w:t xml:space="preserve">La distribución de los párrafos que forman este punto puede diferir del propuesto en esta </w:t>
-      </w:r>
-      <w:proofErr w:type="spellStart"/>
-      <w:r>
-        <w:rPr>
-          <w:i/>
-          <w:color w:val="0000FF"/>
-          <w:szCs w:val="20"/>
-        </w:rPr>
-        <w:t>Oke</w:t>
-      </w:r>
-      <w:r>
-        <w:rPr>
-          <w:i/>
-          <w:color w:val="0000FF"/>
-          <w:szCs w:val="20"/>
-        </w:rPr>
-        <w:t>plantilla</w:t>
-      </w:r>
-      <w:proofErr w:type="spellEnd"/>
-      <w:r>
-        <w:rPr>
-          <w:i/>
-          <w:color w:val="0000FF"/>
-          <w:szCs w:val="20"/>
-        </w:rPr>
-        <w:t>, si las características del sistema aconsejan otra distribución para ofrecer mayor claridad en la exposición.</w:t>
-      </w:r>
-    </w:p>
-    <w:p>
-      <w:pPr>
         <w:keepNext/>
         <w:numPr>
           <w:ilvl w:val="1"/>
@@ -30331,71 +28185,8 @@
         </w:rPr>
         <w:t>Requisitos comunes de los interfaces</w:t>
       </w:r>
-    </w:p>
-    <w:p>
-      <w:pPr>
-        <w:pBdr>
-          <w:top w:val="nil"/>
-          <w:left w:val="nil"/>
-          <w:bottom w:val="nil"/>
-          <w:right w:val="nil"/>
-          <w:between w:val="nil"/>
-        </w:pBdr>
-        <w:spacing w:line="240" w:lineRule="auto"/>
-        <w:ind w:left="0" w:hanging="2"/>
-        <w:rPr>
-          <w:color w:val="000000"/>
-          <w:szCs w:val="20"/>
-        </w:rPr>
-      </w:pPr>
-    </w:p>
-    <w:p>
-      <w:pPr>
-        <w:pBdr>
-          <w:top w:val="nil"/>
-          <w:left w:val="nil"/>
-          <w:bottom w:val="nil"/>
-          <w:right w:val="nil"/>
-          <w:between w:val="nil"/>
-        </w:pBdr>
-        <w:spacing w:line="240" w:lineRule="auto"/>
-        <w:ind w:left="0" w:hanging="2"/>
-        <w:rPr>
-          <w:i/>
-          <w:color w:val="0000FF"/>
-          <w:szCs w:val="20"/>
-        </w:rPr>
-      </w:pPr>
-      <w:bookmarkStart w:id="25" w:name="_heading=h.1ci93xb" w:colFirst="0" w:colLast="0"/>
-      <w:bookmarkEnd w:id="25"/>
-      <w:r>
-        <w:rPr>
-          <w:i/>
-          <w:color w:val="0000FF"/>
-          <w:szCs w:val="20"/>
-        </w:rPr>
-        <w:t>Descripción detallada de todas las entradas y salidas del sistema de software.</w:t>
-      </w:r>
-    </w:p>
-    <w:p>
-      <w:pPr>
-        <w:keepNext/>
-        <w:pBdr>
-          <w:top w:val="nil"/>
-          <w:left w:val="nil"/>
-          <w:bottom w:val="nil"/>
-          <w:right w:val="nil"/>
-          <w:between w:val="nil"/>
-        </w:pBdr>
-        <w:spacing w:before="240" w:after="60" w:line="240" w:lineRule="auto"/>
-        <w:ind w:leftChars="0" w:left="1" w:firstLineChars="0" w:firstLine="0"/>
-        <w:rPr>
-          <w:b/>
-          <w:color w:val="000000"/>
-          <w:sz w:val="26"/>
-          <w:szCs w:val="26"/>
-        </w:rPr>
-      </w:pPr>
+      <w:bookmarkStart w:id="21" w:name="_heading=h.1ci93xb" w:colFirst="0" w:colLast="0"/>
+      <w:bookmarkEnd w:id="21"/>
     </w:p>
     <w:p>
       <w:pPr>
@@ -30511,7 +28302,6 @@
           <w:szCs w:val="22"/>
           <w:lang w:val="es-CO"/>
         </w:rPr>
-        <w:lastRenderedPageBreak/>
         <w:t>Módulo de citas: permite ver, agendar o cancelar.</w:t>
       </w:r>
     </w:p>
@@ -30557,108 +28347,6 @@
           <w:lang w:val="es-CO"/>
         </w:rPr>
         <w:t>Panel de administración: disponible solo para usuarios con rol “Administrador”.</w:t>
-      </w:r>
-    </w:p>
-    <w:p>
-      <w:pPr>
-        <w:ind w:left="0" w:hanging="2"/>
-        <w:rPr>
-          <w:lang w:val="es-CO"/>
-        </w:rPr>
-      </w:pPr>
-    </w:p>
-    <w:p>
-      <w:pPr>
-        <w:ind w:left="0" w:hanging="2"/>
-      </w:pPr>
-      <w:r>
-        <w:t xml:space="preserve">            </w:t>
-      </w:r>
-      <w:r>
-        <w:tab/>
-      </w:r>
-      <w:r>
-        <w:tab/>
-      </w:r>
-    </w:p>
-    <w:p>
-      <w:pPr>
-        <w:pBdr>
-          <w:top w:val="nil"/>
-          <w:left w:val="nil"/>
-          <w:bottom w:val="nil"/>
-          <w:right w:val="nil"/>
-          <w:between w:val="nil"/>
-        </w:pBdr>
-        <w:spacing w:line="240" w:lineRule="auto"/>
-        <w:ind w:left="0" w:hanging="2"/>
-      </w:pPr>
-    </w:p>
-    <w:p>
-      <w:pPr>
-        <w:pBdr>
-          <w:top w:val="nil"/>
-          <w:left w:val="nil"/>
-          <w:bottom w:val="nil"/>
-          <w:right w:val="nil"/>
-          <w:between w:val="nil"/>
-        </w:pBdr>
-        <w:spacing w:line="240" w:lineRule="auto"/>
-        <w:ind w:left="0" w:hanging="2"/>
-      </w:pPr>
-    </w:p>
-    <w:p>
-      <w:pPr>
-        <w:pBdr>
-          <w:top w:val="nil"/>
-          <w:left w:val="nil"/>
-          <w:bottom w:val="nil"/>
-          <w:right w:val="nil"/>
-          <w:between w:val="nil"/>
-        </w:pBdr>
-        <w:spacing w:line="240" w:lineRule="auto"/>
-        <w:ind w:left="0" w:hanging="2"/>
-        <w:rPr>
-          <w:i/>
-          <w:color w:val="0000FF"/>
-          <w:szCs w:val="20"/>
-        </w:rPr>
-      </w:pPr>
-      <w:proofErr w:type="gramStart"/>
-      <w:r>
-        <w:rPr>
-          <w:i/>
-          <w:color w:val="0000FF"/>
-          <w:szCs w:val="20"/>
-        </w:rPr>
-        <w:t>Describir  los</w:t>
-      </w:r>
-      <w:proofErr w:type="gramEnd"/>
-      <w:r>
-        <w:rPr>
-          <w:i/>
-          <w:color w:val="0000FF"/>
-          <w:szCs w:val="20"/>
-        </w:rPr>
-        <w:t xml:space="preserve"> requisitos del interfaz de usuario para el producto. Esto puede estar en la forma de descripciones del texto o pantallas del interfaz. Por </w:t>
-      </w:r>
-      <w:proofErr w:type="gramStart"/>
-      <w:r>
-        <w:rPr>
-          <w:i/>
-          <w:color w:val="0000FF"/>
-          <w:szCs w:val="20"/>
-        </w:rPr>
-        <w:t>ejemplo</w:t>
-      </w:r>
-      <w:proofErr w:type="gramEnd"/>
-      <w:r>
-        <w:rPr>
-          <w:i/>
-          <w:color w:val="0000FF"/>
-          <w:szCs w:val="20"/>
-        </w:rPr>
-        <w:t xml:space="preserve"> posiblemente el cliente ha especificado el estilo y los colores del producto. Describa exacto cómo el producto aparecerá a su usuario previsto.</w:t>
       </w:r>
     </w:p>
     <w:p>
@@ -30776,14 +28464,6 @@
     </w:p>
     <w:p>
       <w:pPr>
-        <w:ind w:left="0" w:hanging="2"/>
-        <w:rPr>
-          <w:lang w:val="es-CO"/>
-        </w:rPr>
-      </w:pPr>
-    </w:p>
-    <w:p>
-      <w:pPr>
         <w:pBdr>
           <w:top w:val="nil"/>
           <w:left w:val="nil"/>
@@ -30792,36 +28472,8 @@
           <w:between w:val="nil"/>
         </w:pBdr>
         <w:spacing w:line="240" w:lineRule="auto"/>
-        <w:ind w:left="0" w:hanging="2"/>
-      </w:pPr>
-    </w:p>
-    <w:p>
-      <w:pPr>
-        <w:pBdr>
-          <w:top w:val="nil"/>
-          <w:left w:val="nil"/>
-          <w:bottom w:val="nil"/>
-          <w:right w:val="nil"/>
-          <w:between w:val="nil"/>
-        </w:pBdr>
-        <w:spacing w:line="240" w:lineRule="auto"/>
-        <w:ind w:left="0" w:hanging="2"/>
-        <w:rPr>
-          <w:i/>
-          <w:color w:val="0000FF"/>
-          <w:szCs w:val="20"/>
-        </w:rPr>
-      </w:pPr>
-      <w:bookmarkStart w:id="26" w:name="_heading=h.2bn6wsx" w:colFirst="0" w:colLast="0"/>
-      <w:bookmarkEnd w:id="26"/>
-      <w:r>
-        <w:rPr>
-          <w:i/>
-          <w:color w:val="0000FF"/>
-          <w:szCs w:val="20"/>
-        </w:rPr>
-        <w:t>Especificar las características lógicas para cada interfaz entre el producto y los componentes de hardware del sistema. Se incluirán características de configuración.</w:t>
-      </w:r>
+        <w:ind w:leftChars="0" w:left="0" w:firstLineChars="0" w:firstLine="0"/>
+      </w:pPr>
     </w:p>
     <w:p>
       <w:pPr>
@@ -30846,6 +28498,8 @@
           <w:szCs w:val="26"/>
         </w:rPr>
       </w:pPr>
+      <w:bookmarkStart w:id="22" w:name="_heading=h.2bn6wsx" w:colFirst="0" w:colLast="0"/>
+      <w:bookmarkEnd w:id="22"/>
       <w:r>
         <w:rPr>
           <w:b/>
@@ -30966,150 +28620,6 @@
     </w:p>
     <w:p>
       <w:pPr>
-        <w:pBdr>
-          <w:top w:val="nil"/>
-          <w:left w:val="nil"/>
-          <w:bottom w:val="nil"/>
-          <w:right w:val="nil"/>
-          <w:between w:val="nil"/>
-        </w:pBdr>
-        <w:spacing w:line="240" w:lineRule="auto"/>
-        <w:ind w:left="0" w:hanging="2"/>
-        <w:rPr>
-          <w:i/>
-          <w:color w:val="0000FF"/>
-          <w:szCs w:val="20"/>
-        </w:rPr>
-      </w:pPr>
-      <w:r>
-        <w:rPr>
-          <w:i/>
-          <w:color w:val="0000FF"/>
-          <w:szCs w:val="20"/>
-        </w:rPr>
-        <w:t>Indicar si hay que integrar el producto con otros productos de software.</w:t>
-      </w:r>
-    </w:p>
-    <w:p>
-      <w:pPr>
-        <w:pBdr>
-          <w:top w:val="nil"/>
-          <w:left w:val="nil"/>
-          <w:bottom w:val="nil"/>
-          <w:right w:val="nil"/>
-          <w:between w:val="nil"/>
-        </w:pBdr>
-        <w:spacing w:line="240" w:lineRule="auto"/>
-        <w:ind w:left="0" w:hanging="2"/>
-        <w:rPr>
-          <w:i/>
-          <w:color w:val="0000FF"/>
-          <w:szCs w:val="20"/>
-        </w:rPr>
-      </w:pPr>
-      <w:r>
-        <w:rPr>
-          <w:i/>
-          <w:color w:val="0000FF"/>
-          <w:szCs w:val="20"/>
-        </w:rPr>
-        <w:t>Para cada producto de software debe especificarse lo siguiente:</w:t>
-      </w:r>
-    </w:p>
-    <w:p>
-      <w:pPr>
-        <w:numPr>
-          <w:ilvl w:val="0"/>
-          <w:numId w:val="8"/>
-        </w:numPr>
-        <w:pBdr>
-          <w:top w:val="nil"/>
-          <w:left w:val="nil"/>
-          <w:bottom w:val="nil"/>
-          <w:right w:val="nil"/>
-          <w:between w:val="nil"/>
-        </w:pBdr>
-        <w:spacing w:line="240" w:lineRule="auto"/>
-        <w:ind w:left="0" w:hanging="2"/>
-        <w:rPr>
-          <w:i/>
-          <w:color w:val="0000FF"/>
-          <w:szCs w:val="20"/>
-        </w:rPr>
-      </w:pPr>
-      <w:r>
-        <w:rPr>
-          <w:i/>
-          <w:color w:val="0000FF"/>
-          <w:szCs w:val="20"/>
-        </w:rPr>
-        <w:t>Descripción del producto software utilizado</w:t>
-      </w:r>
-    </w:p>
-    <w:p>
-      <w:pPr>
-        <w:numPr>
-          <w:ilvl w:val="0"/>
-          <w:numId w:val="8"/>
-        </w:numPr>
-        <w:pBdr>
-          <w:top w:val="nil"/>
-          <w:left w:val="nil"/>
-          <w:bottom w:val="nil"/>
-          <w:right w:val="nil"/>
-          <w:between w:val="nil"/>
-        </w:pBdr>
-        <w:spacing w:line="240" w:lineRule="auto"/>
-        <w:ind w:left="0" w:hanging="2"/>
-        <w:rPr>
-          <w:i/>
-          <w:color w:val="0000FF"/>
-          <w:szCs w:val="20"/>
-        </w:rPr>
-      </w:pPr>
-      <w:r>
-        <w:rPr>
-          <w:i/>
-          <w:color w:val="0000FF"/>
-          <w:szCs w:val="20"/>
-        </w:rPr>
-        <w:t>Propósito del interfaz</w:t>
-      </w:r>
-    </w:p>
-    <w:p>
-      <w:pPr>
-        <w:numPr>
-          <w:ilvl w:val="0"/>
-          <w:numId w:val="8"/>
-        </w:numPr>
-        <w:pBdr>
-          <w:top w:val="nil"/>
-          <w:left w:val="nil"/>
-          <w:bottom w:val="nil"/>
-          <w:right w:val="nil"/>
-          <w:between w:val="nil"/>
-        </w:pBdr>
-        <w:spacing w:line="240" w:lineRule="auto"/>
-        <w:ind w:left="0" w:hanging="2"/>
-        <w:rPr>
-          <w:i/>
-          <w:color w:val="0000FF"/>
-          <w:szCs w:val="20"/>
-        </w:rPr>
-      </w:pPr>
-      <w:bookmarkStart w:id="27" w:name="_heading=h.qsh70q" w:colFirst="0" w:colLast="0"/>
-      <w:bookmarkEnd w:id="27"/>
-      <w:r>
-        <w:rPr>
-          <w:i/>
-          <w:color w:val="0000FF"/>
-          <w:szCs w:val="20"/>
-        </w:rPr>
-        <w:t>Definición del interfaz: contiendo y formato</w:t>
-      </w:r>
-    </w:p>
-    <w:p>
-      <w:pPr>
         <w:keepNext/>
         <w:numPr>
           <w:ilvl w:val="2"/>
@@ -31155,8 +28665,8 @@
           <w:lang w:val="es-CO"/>
         </w:rPr>
       </w:pPr>
-      <w:bookmarkStart w:id="28" w:name="_heading=h.3whwml4" w:colFirst="0" w:colLast="0"/>
-      <w:bookmarkEnd w:id="28"/>
+      <w:bookmarkStart w:id="23" w:name="_heading=h.3whwml4" w:colFirst="0" w:colLast="0"/>
+      <w:bookmarkEnd w:id="23"/>
       <w:r>
         <w:rPr>
           <w:sz w:val="22"/>
@@ -31246,88 +28756,8 @@
         <w:ind w:left="0" w:hanging="2"/>
       </w:pPr>
     </w:p>
-    <w:p>
-      <w:pPr>
-        <w:pBdr>
-          <w:top w:val="nil"/>
-          <w:left w:val="nil"/>
-          <w:bottom w:val="nil"/>
-          <w:right w:val="nil"/>
-          <w:between w:val="nil"/>
-        </w:pBdr>
-        <w:spacing w:line="240" w:lineRule="auto"/>
-        <w:ind w:left="0" w:hanging="2"/>
-        <w:rPr>
-          <w:i/>
-          <w:color w:val="0000FF"/>
-          <w:szCs w:val="20"/>
-        </w:rPr>
-      </w:pPr>
-      <w:bookmarkStart w:id="29" w:name="_heading=h.3as4poj" w:colFirst="0" w:colLast="0"/>
-      <w:bookmarkEnd w:id="29"/>
-      <w:r>
-        <w:rPr>
-          <w:i/>
-          <w:color w:val="0000FF"/>
-          <w:szCs w:val="20"/>
-        </w:rPr>
-        <w:t xml:space="preserve">Describir los requisitos </w:t>
-      </w:r>
-      <w:proofErr w:type="gramStart"/>
-      <w:r>
-        <w:rPr>
-          <w:i/>
-          <w:color w:val="0000FF"/>
-          <w:szCs w:val="20"/>
-        </w:rPr>
-        <w:t>del interfaces</w:t>
-      </w:r>
-      <w:proofErr w:type="gramEnd"/>
-      <w:r>
-        <w:rPr>
-          <w:i/>
-          <w:color w:val="0000FF"/>
-          <w:szCs w:val="20"/>
-        </w:rPr>
-        <w:t xml:space="preserve"> de comunicación si hay comunicaciones con otros sistemas y </w:t>
-      </w:r>
-      <w:proofErr w:type="spellStart"/>
-      <w:r>
-        <w:rPr>
-          <w:i/>
-          <w:color w:val="0000FF"/>
-          <w:szCs w:val="20"/>
-        </w:rPr>
-        <w:t>cuales</w:t>
-      </w:r>
-      <w:proofErr w:type="spellEnd"/>
-      <w:r>
-        <w:rPr>
-          <w:i/>
-          <w:color w:val="0000FF"/>
-          <w:szCs w:val="20"/>
-        </w:rPr>
-        <w:t xml:space="preserve"> son </w:t>
-      </w:r>
-      <w:proofErr w:type="gramStart"/>
-      <w:r>
-        <w:rPr>
-          <w:i/>
-          <w:color w:val="0000FF"/>
-          <w:szCs w:val="20"/>
-        </w:rPr>
-        <w:t>las protocolos</w:t>
-      </w:r>
-      <w:proofErr w:type="gramEnd"/>
-      <w:r>
-        <w:rPr>
-          <w:i/>
-          <w:color w:val="0000FF"/>
-          <w:szCs w:val="20"/>
-        </w:rPr>
-        <w:t xml:space="preserve"> de comunicación.</w:t>
-      </w:r>
-    </w:p>
+    <w:bookmarkStart w:id="24" w:name="_heading=h.3as4poj" w:colFirst="0" w:colLast="0"/>
+    <w:bookmarkEnd w:id="24"/>
     <w:p>
       <w:pPr>
         <w:keepNext/>
@@ -31351,18 +28781,28 @@
           <w:szCs w:val="28"/>
         </w:rPr>
       </w:pPr>
-      <w:hyperlink w:anchor="bookmark=id.2jxsxqh">
-        <w:r>
-          <w:rPr>
-            <w:b/>
-            <w:color w:val="1155CC"/>
-            <w:sz w:val="28"/>
-            <w:szCs w:val="28"/>
-            <w:u w:val="single"/>
-          </w:rPr>
-          <w:t>Requisitos funcionales</w:t>
-        </w:r>
-      </w:hyperlink>
+      <w:r>
+        <w:fldChar w:fldCharType="begin"/>
+      </w:r>
+      <w:r>
+        <w:instrText>HYPERLINK \l "bookmark=id.2jxsxqh" \h</w:instrText>
+      </w:r>
+      <w:r>
+        <w:fldChar w:fldCharType="separate"/>
+      </w:r>
+      <w:r>
+        <w:rPr>
+          <w:b/>
+          <w:color w:val="1155CC"/>
+          <w:sz w:val="28"/>
+          <w:szCs w:val="28"/>
+          <w:u w:val="single"/>
+        </w:rPr>
+        <w:t>Requisitos funcionales</w:t>
+      </w:r>
+      <w:r>
+        <w:fldChar w:fldCharType="end"/>
+      </w:r>
       <w:r>
         <w:tab/>
       </w:r>
@@ -31383,367 +28823,6 @@
           <w:szCs w:val="20"/>
         </w:rPr>
       </w:pPr>
-    </w:p>
-    <w:p>
-      <w:pPr>
-        <w:pBdr>
-          <w:top w:val="nil"/>
-          <w:left w:val="nil"/>
-          <w:bottom w:val="nil"/>
-          <w:right w:val="nil"/>
-          <w:between w:val="nil"/>
-        </w:pBdr>
-        <w:spacing w:line="240" w:lineRule="auto"/>
-        <w:ind w:left="0" w:hanging="2"/>
-        <w:rPr>
-          <w:i/>
-          <w:color w:val="0000FF"/>
-          <w:szCs w:val="20"/>
-        </w:rPr>
-      </w:pPr>
-      <w:r>
-        <w:rPr>
-          <w:i/>
-          <w:color w:val="0000FF"/>
-          <w:szCs w:val="20"/>
-        </w:rPr>
-        <w:t xml:space="preserve">Definición de acciones fundamentales que debe realizar el software al recibir información, procesarla y producir resultados. </w:t>
-      </w:r>
-    </w:p>
-    <w:p>
-      <w:pPr>
-        <w:pBdr>
-          <w:top w:val="nil"/>
-          <w:left w:val="nil"/>
-          <w:bottom w:val="nil"/>
-          <w:right w:val="nil"/>
-          <w:between w:val="nil"/>
-        </w:pBdr>
-        <w:spacing w:line="240" w:lineRule="auto"/>
-        <w:ind w:left="0" w:hanging="2"/>
-        <w:rPr>
-          <w:i/>
-          <w:color w:val="0000FF"/>
-          <w:szCs w:val="20"/>
-        </w:rPr>
-      </w:pPr>
-      <w:r>
-        <w:rPr>
-          <w:i/>
-          <w:color w:val="0000FF"/>
-          <w:szCs w:val="20"/>
-        </w:rPr>
-        <w:t>En ellas se incluye:</w:t>
-      </w:r>
-    </w:p>
-    <w:p>
-      <w:pPr>
-        <w:numPr>
-          <w:ilvl w:val="0"/>
-          <w:numId w:val="9"/>
-        </w:numPr>
-        <w:pBdr>
-          <w:top w:val="nil"/>
-          <w:left w:val="nil"/>
-          <w:bottom w:val="nil"/>
-          <w:right w:val="nil"/>
-          <w:between w:val="nil"/>
-        </w:pBdr>
-        <w:spacing w:line="240" w:lineRule="auto"/>
-        <w:ind w:left="0" w:hanging="2"/>
-        <w:rPr>
-          <w:i/>
-          <w:color w:val="0000FF"/>
-          <w:szCs w:val="20"/>
-        </w:rPr>
-      </w:pPr>
-      <w:r>
-        <w:rPr>
-          <w:i/>
-          <w:color w:val="0000FF"/>
-          <w:szCs w:val="20"/>
-        </w:rPr>
-        <w:t>Comprobación de validez de las entradas</w:t>
-      </w:r>
-    </w:p>
-    <w:p>
-      <w:pPr>
-        <w:numPr>
-          <w:ilvl w:val="0"/>
-          <w:numId w:val="9"/>
-        </w:numPr>
-        <w:pBdr>
-          <w:top w:val="nil"/>
-          <w:left w:val="nil"/>
-          <w:bottom w:val="nil"/>
-          <w:right w:val="nil"/>
-          <w:between w:val="nil"/>
-        </w:pBdr>
-        <w:spacing w:line="240" w:lineRule="auto"/>
-        <w:ind w:left="0" w:hanging="2"/>
-        <w:rPr>
-          <w:i/>
-          <w:color w:val="0000FF"/>
-          <w:szCs w:val="20"/>
-        </w:rPr>
-      </w:pPr>
-      <w:r>
-        <w:rPr>
-          <w:i/>
-          <w:color w:val="0000FF"/>
-          <w:szCs w:val="20"/>
-        </w:rPr>
-        <w:t>Secuencia exacta de operaciones</w:t>
-      </w:r>
-    </w:p>
-    <w:p>
-      <w:pPr>
-        <w:numPr>
-          <w:ilvl w:val="0"/>
-          <w:numId w:val="9"/>
-        </w:numPr>
-        <w:pBdr>
-          <w:top w:val="nil"/>
-          <w:left w:val="nil"/>
-          <w:bottom w:val="nil"/>
-          <w:right w:val="nil"/>
-          <w:between w:val="nil"/>
-        </w:pBdr>
-        <w:spacing w:line="240" w:lineRule="auto"/>
-        <w:ind w:left="0" w:hanging="2"/>
-        <w:rPr>
-          <w:i/>
-          <w:color w:val="0000FF"/>
-          <w:szCs w:val="20"/>
-        </w:rPr>
-      </w:pPr>
-      <w:r>
-        <w:rPr>
-          <w:i/>
-          <w:color w:val="0000FF"/>
-          <w:szCs w:val="20"/>
-        </w:rPr>
-        <w:t>Respuesta a situaciones anormales (desbordamientos, comunicaciones, recuperación de errores)</w:t>
-      </w:r>
-    </w:p>
-    <w:p>
-      <w:pPr>
-        <w:numPr>
-          <w:ilvl w:val="0"/>
-          <w:numId w:val="9"/>
-        </w:numPr>
-        <w:pBdr>
-          <w:top w:val="nil"/>
-          <w:left w:val="nil"/>
-          <w:bottom w:val="nil"/>
-          <w:right w:val="nil"/>
-          <w:between w:val="nil"/>
-        </w:pBdr>
-        <w:spacing w:line="240" w:lineRule="auto"/>
-        <w:ind w:left="0" w:hanging="2"/>
-        <w:rPr>
-          <w:i/>
-          <w:color w:val="0000FF"/>
-          <w:szCs w:val="20"/>
-        </w:rPr>
-      </w:pPr>
-      <w:r>
-        <w:rPr>
-          <w:i/>
-          <w:color w:val="0000FF"/>
-          <w:szCs w:val="20"/>
-        </w:rPr>
-        <w:t>Parámetros</w:t>
-      </w:r>
-    </w:p>
-    <w:p>
-      <w:pPr>
-        <w:numPr>
-          <w:ilvl w:val="0"/>
-          <w:numId w:val="9"/>
-        </w:numPr>
-        <w:pBdr>
-          <w:top w:val="nil"/>
-          <w:left w:val="nil"/>
-          <w:bottom w:val="nil"/>
-          <w:right w:val="nil"/>
-          <w:between w:val="nil"/>
-        </w:pBdr>
-        <w:spacing w:line="240" w:lineRule="auto"/>
-        <w:ind w:left="0" w:hanging="2"/>
-        <w:rPr>
-          <w:i/>
-          <w:color w:val="0000FF"/>
-          <w:szCs w:val="20"/>
-        </w:rPr>
-      </w:pPr>
-      <w:r>
-        <w:rPr>
-          <w:i/>
-          <w:color w:val="0000FF"/>
-          <w:szCs w:val="20"/>
-        </w:rPr>
-        <w:t>Generación de salidas</w:t>
-      </w:r>
-    </w:p>
-    <w:p>
-      <w:pPr>
-        <w:numPr>
-          <w:ilvl w:val="0"/>
-          <w:numId w:val="9"/>
-        </w:numPr>
-        <w:pBdr>
-          <w:top w:val="nil"/>
-          <w:left w:val="nil"/>
-          <w:bottom w:val="nil"/>
-          <w:right w:val="nil"/>
-          <w:between w:val="nil"/>
-        </w:pBdr>
-        <w:spacing w:line="240" w:lineRule="auto"/>
-        <w:ind w:left="0" w:hanging="2"/>
-        <w:rPr>
-          <w:i/>
-          <w:color w:val="0000FF"/>
-          <w:szCs w:val="20"/>
-        </w:rPr>
-      </w:pPr>
-      <w:r>
-        <w:rPr>
-          <w:i/>
-          <w:color w:val="0000FF"/>
-          <w:szCs w:val="20"/>
-        </w:rPr>
-        <w:t xml:space="preserve">Relaciones entre entradas y salidas (secuencias de entradas y salidas, </w:t>
-      </w:r>
-      <w:proofErr w:type="spellStart"/>
-      <w:r>
-        <w:rPr>
-          <w:i/>
-          <w:color w:val="0000FF"/>
-          <w:szCs w:val="20"/>
-        </w:rPr>
-        <w:t>formulas</w:t>
-      </w:r>
-      <w:proofErr w:type="spellEnd"/>
-      <w:r>
-        <w:rPr>
-          <w:i/>
-          <w:color w:val="0000FF"/>
-          <w:szCs w:val="20"/>
-        </w:rPr>
-        <w:t xml:space="preserve"> para la conversión de información)</w:t>
-      </w:r>
-    </w:p>
-    <w:p>
-      <w:pPr>
-        <w:numPr>
-          <w:ilvl w:val="0"/>
-          <w:numId w:val="9"/>
-        </w:numPr>
-        <w:pBdr>
-          <w:top w:val="nil"/>
-          <w:left w:val="nil"/>
-          <w:bottom w:val="nil"/>
-          <w:right w:val="nil"/>
-          <w:between w:val="nil"/>
-        </w:pBdr>
-        <w:spacing w:line="240" w:lineRule="auto"/>
-        <w:ind w:left="0" w:hanging="2"/>
-        <w:rPr>
-          <w:i/>
-          <w:color w:val="0000FF"/>
-          <w:szCs w:val="20"/>
-        </w:rPr>
-      </w:pPr>
-      <w:r>
-        <w:rPr>
-          <w:i/>
-          <w:color w:val="0000FF"/>
-          <w:szCs w:val="20"/>
-        </w:rPr>
-        <w:lastRenderedPageBreak/>
-        <w:t xml:space="preserve">Especificación de los requisitos lógicos para la información que </w:t>
-      </w:r>
-      <w:proofErr w:type="gramStart"/>
-      <w:r>
-        <w:rPr>
-          <w:i/>
-          <w:color w:val="0000FF"/>
-          <w:szCs w:val="20"/>
-        </w:rPr>
-        <w:t>será  almacenada</w:t>
-      </w:r>
-      <w:proofErr w:type="gramEnd"/>
-      <w:r>
-        <w:rPr>
-          <w:i/>
-          <w:color w:val="0000FF"/>
-          <w:szCs w:val="20"/>
-        </w:rPr>
-        <w:t xml:space="preserve"> en base de datos (tipo de información, requerido)</w:t>
-      </w:r>
-    </w:p>
-    <w:p>
-      <w:pPr>
-        <w:pBdr>
-          <w:top w:val="nil"/>
-          <w:left w:val="nil"/>
-          <w:bottom w:val="nil"/>
-          <w:right w:val="nil"/>
-          <w:between w:val="nil"/>
-        </w:pBdr>
-        <w:spacing w:line="240" w:lineRule="auto"/>
-        <w:ind w:left="0" w:hanging="2"/>
-        <w:rPr>
-          <w:i/>
-          <w:color w:val="0000FF"/>
-          <w:szCs w:val="20"/>
-        </w:rPr>
-      </w:pPr>
-    </w:p>
-    <w:p>
-      <w:pPr>
-        <w:pBdr>
-          <w:top w:val="nil"/>
-          <w:left w:val="nil"/>
-          <w:bottom w:val="nil"/>
-          <w:right w:val="nil"/>
-          <w:between w:val="nil"/>
-        </w:pBdr>
-        <w:spacing w:line="240" w:lineRule="auto"/>
-        <w:ind w:left="0" w:hanging="2"/>
-        <w:rPr>
-          <w:i/>
-          <w:color w:val="0000FF"/>
-          <w:szCs w:val="20"/>
-        </w:rPr>
-      </w:pPr>
-      <w:bookmarkStart w:id="30" w:name="_heading=h.1pxezwc" w:colFirst="0" w:colLast="0"/>
-      <w:bookmarkEnd w:id="30"/>
-      <w:r>
-        <w:rPr>
-          <w:i/>
-          <w:color w:val="0000FF"/>
-          <w:szCs w:val="20"/>
-        </w:rPr>
-        <w:t xml:space="preserve">Los requisitos funcionales pueden ser divididos en </w:t>
-      </w:r>
-      <w:r>
-        <w:rPr>
-          <w:i/>
-          <w:color w:val="0000FF"/>
-          <w:szCs w:val="20"/>
-        </w:rPr>
-        <w:t>subsecciones</w:t>
-      </w:r>
-      <w:r>
-        <w:rPr>
-          <w:i/>
-          <w:color w:val="0000FF"/>
-          <w:szCs w:val="20"/>
-        </w:rPr>
-        <w:t>.</w:t>
-      </w:r>
     </w:p>
     <w:p>
       <w:pPr>
@@ -31775,6 +28854,7 @@
           <w:sz w:val="26"/>
           <w:szCs w:val="26"/>
         </w:rPr>
+        <w:lastRenderedPageBreak/>
         <w:t>Requisito funcional 1</w:t>
       </w:r>
     </w:p>
@@ -32559,7 +29639,6 @@
               <w:rPr>
                 <w:b/>
               </w:rPr>
-              <w:lastRenderedPageBreak/>
               <w:t>Características:</w:t>
             </w:r>
           </w:p>
@@ -32687,6 +29766,7 @@
               <w:rPr>
                 <w:b/>
               </w:rPr>
+              <w:lastRenderedPageBreak/>
               <w:t>Descripción del requerimiento:</w:t>
             </w:r>
           </w:p>
@@ -33343,19 +30423,19 @@
               <w:ind w:left="0" w:hanging="2"/>
             </w:pPr>
             <w:r>
+              <w:t>El usuario podrá ingresar una nueva contraseña, la cual debe cumplir con criterios mínimos de seguridad.</w:t>
+            </w:r>
+          </w:p>
+          <w:p>
+            <w:pPr>
+              <w:spacing w:after="160"/>
+              <w:ind w:left="-2" w:firstLineChars="0" w:firstLine="0"/>
+              <w:rPr>
+                <w:rFonts w:ascii="Times New Roman" w:eastAsia="Times New Roman" w:hAnsi="Times New Roman" w:cs="Times New Roman"/>
+              </w:rPr>
+            </w:pPr>
+            <w:r>
               <w:lastRenderedPageBreak/>
-              <w:t>El usuario podrá ingresar una nueva contraseña, la cual debe cumplir con criterios mínimos de seguridad.</w:t>
-            </w:r>
-          </w:p>
-          <w:p>
-            <w:pPr>
-              <w:spacing w:after="160"/>
-              <w:ind w:left="-2" w:firstLineChars="0" w:firstLine="0"/>
-              <w:rPr>
-                <w:rFonts w:ascii="Times New Roman" w:eastAsia="Times New Roman" w:hAnsi="Times New Roman" w:cs="Times New Roman"/>
-              </w:rPr>
-            </w:pPr>
-            <w:r>
               <w:br/>
               <w:t>El sistema debe invalidar automáticamente los enlaces una vez usados o después de un tiempo determinado</w:t>
             </w:r>
@@ -45689,36 +42769,36 @@
       <w:pPr>
         <w:ind w:leftChars="0" w:left="0" w:firstLineChars="0" w:firstLine="0"/>
       </w:pPr>
-      <w:bookmarkStart w:id="31" w:name="_heading=h.sw8dg9n62fju" w:colFirst="0" w:colLast="0"/>
-      <w:bookmarkStart w:id="32" w:name="_heading=h.71rnu8dqbepf" w:colFirst="0" w:colLast="0"/>
-      <w:bookmarkStart w:id="33" w:name="_heading=h.uok4oonopxzs" w:colFirst="0" w:colLast="0"/>
-      <w:bookmarkStart w:id="34" w:name="_heading=h.kifyd9w691gd" w:colFirst="0" w:colLast="0"/>
-      <w:bookmarkStart w:id="35" w:name="_heading=h.12zltydh74hm" w:colFirst="0" w:colLast="0"/>
-      <w:bookmarkStart w:id="36" w:name="_heading=h.i9vtn4ga03th" w:colFirst="0" w:colLast="0"/>
-      <w:bookmarkStart w:id="37" w:name="_heading=h.xwbmt3pjf1d6" w:colFirst="0" w:colLast="0"/>
-      <w:bookmarkStart w:id="38" w:name="_heading=h.xcm5uv17c89r" w:colFirst="0" w:colLast="0"/>
+      <w:bookmarkStart w:id="25" w:name="_heading=h.sw8dg9n62fju" w:colFirst="0" w:colLast="0"/>
+      <w:bookmarkStart w:id="26" w:name="_heading=h.71rnu8dqbepf" w:colFirst="0" w:colLast="0"/>
+      <w:bookmarkStart w:id="27" w:name="_heading=h.uok4oonopxzs" w:colFirst="0" w:colLast="0"/>
+      <w:bookmarkStart w:id="28" w:name="_heading=h.kifyd9w691gd" w:colFirst="0" w:colLast="0"/>
+      <w:bookmarkStart w:id="29" w:name="_heading=h.12zltydh74hm" w:colFirst="0" w:colLast="0"/>
+      <w:bookmarkStart w:id="30" w:name="_heading=h.i9vtn4ga03th" w:colFirst="0" w:colLast="0"/>
+      <w:bookmarkStart w:id="31" w:name="_heading=h.xwbmt3pjf1d6" w:colFirst="0" w:colLast="0"/>
+      <w:bookmarkStart w:id="32" w:name="_heading=h.xcm5uv17c89r" w:colFirst="0" w:colLast="0"/>
+      <w:bookmarkEnd w:id="25"/>
+      <w:bookmarkEnd w:id="26"/>
+      <w:bookmarkEnd w:id="27"/>
+      <w:bookmarkEnd w:id="28"/>
+      <w:bookmarkEnd w:id="29"/>
+      <w:bookmarkEnd w:id="30"/>
       <w:bookmarkEnd w:id="31"/>
       <w:bookmarkEnd w:id="32"/>
-      <w:bookmarkEnd w:id="33"/>
-      <w:bookmarkEnd w:id="34"/>
-      <w:bookmarkEnd w:id="35"/>
-      <w:bookmarkEnd w:id="36"/>
-      <w:bookmarkEnd w:id="37"/>
-      <w:bookmarkEnd w:id="38"/>
     </w:p>
     <w:p>
       <w:pPr>
         <w:ind w:leftChars="0" w:left="0" w:firstLineChars="0" w:firstLine="0"/>
       </w:pPr>
-      <w:bookmarkStart w:id="39" w:name="_heading=h.pbnppfucdz3f" w:colFirst="0" w:colLast="0"/>
-      <w:bookmarkEnd w:id="39"/>
+      <w:bookmarkStart w:id="33" w:name="_heading=h.pbnppfucdz3f" w:colFirst="0" w:colLast="0"/>
+      <w:bookmarkEnd w:id="33"/>
     </w:p>
     <w:p>
       <w:pPr>
         <w:ind w:left="0" w:hanging="2"/>
       </w:pPr>
-      <w:bookmarkStart w:id="40" w:name="_heading=h.5p0thkh8uhj7" w:colFirst="0" w:colLast="0"/>
-      <w:bookmarkEnd w:id="40"/>
+      <w:bookmarkStart w:id="34" w:name="_heading=h.5p0thkh8uhj7" w:colFirst="0" w:colLast="0"/>
+      <w:bookmarkEnd w:id="34"/>
     </w:p>
     <w:p>
       <w:pPr>
@@ -45743,8 +42823,8 @@
           <w:szCs w:val="28"/>
         </w:rPr>
       </w:pPr>
-      <w:bookmarkStart w:id="41" w:name="_heading=h.3o7alnk" w:colFirst="0" w:colLast="0"/>
-      <w:bookmarkEnd w:id="41"/>
+      <w:bookmarkStart w:id="35" w:name="_heading=h.3o7alnk" w:colFirst="0" w:colLast="0"/>
+      <w:bookmarkEnd w:id="35"/>
       <w:r>
         <w:rPr>
           <w:b/>
@@ -45911,19 +42991,7 @@
               <w:rPr>
                 <w:szCs w:val="20"/>
               </w:rPr>
-              <w:t xml:space="preserve">Encriptación de </w:t>
-            </w:r>
-            <w:r>
-              <w:rPr>
-                <w:szCs w:val="20"/>
-              </w:rPr>
-              <w:t>contraseñas</w:t>
-            </w:r>
-            <w:r>
-              <w:rPr>
-                <w:szCs w:val="20"/>
-              </w:rPr>
-              <w:t>.</w:t>
+              <w:t>Encriptación de contraseñas.</w:t>
             </w:r>
           </w:p>
         </w:tc>
@@ -46228,8 +43296,8 @@
           <w:szCs w:val="20"/>
         </w:rPr>
       </w:pPr>
-      <w:bookmarkStart w:id="42" w:name="_heading=h.40ame99mk23p" w:colFirst="0" w:colLast="0"/>
-      <w:bookmarkEnd w:id="42"/>
+      <w:bookmarkStart w:id="36" w:name="_heading=h.40ame99mk23p" w:colFirst="0" w:colLast="0"/>
+      <w:bookmarkEnd w:id="36"/>
     </w:p>
     <w:p>
       <w:pPr>
@@ -46463,21 +43531,7 @@
                 <w:szCs w:val="20"/>
                 <w:lang w:val="es-CO"/>
               </w:rPr>
-              <w:t xml:space="preserve">Define permisos según tipo de usuario (paciente, doctor, </w:t>
-            </w:r>
-            <w:r>
-              <w:rPr>
-                <w:szCs w:val="20"/>
-                <w:lang w:val="es-CO"/>
-              </w:rPr>
-              <w:t>Admin</w:t>
-            </w:r>
-            <w:r>
-              <w:rPr>
-                <w:szCs w:val="20"/>
-                <w:lang w:val="es-CO"/>
-              </w:rPr>
-              <w:t>, staff).</w:t>
+              <w:t>Define permisos según tipo de usuario (paciente, doctor, Admin, staff).</w:t>
             </w:r>
           </w:p>
           <w:p>
@@ -46674,8 +43728,8 @@
           <w:szCs w:val="20"/>
         </w:rPr>
       </w:pPr>
-      <w:bookmarkStart w:id="43" w:name="_heading=h.23ckvvd" w:colFirst="0" w:colLast="0"/>
-      <w:bookmarkEnd w:id="43"/>
+      <w:bookmarkStart w:id="37" w:name="_heading=h.23ckvvd" w:colFirst="0" w:colLast="0"/>
+      <w:bookmarkEnd w:id="37"/>
     </w:p>
     <w:p>
       <w:pPr>
@@ -47115,8 +44169,8 @@
           <w:szCs w:val="20"/>
         </w:rPr>
       </w:pPr>
-      <w:bookmarkStart w:id="44" w:name="_heading=h.8ri3hetc83w4" w:colFirst="0" w:colLast="0"/>
-      <w:bookmarkEnd w:id="44"/>
+      <w:bookmarkStart w:id="38" w:name="_heading=h.8ri3hetc83w4" w:colFirst="0" w:colLast="0"/>
+      <w:bookmarkEnd w:id="38"/>
     </w:p>
     <w:p>
       <w:pPr>
@@ -47789,21 +44843,7 @@
                 <w:szCs w:val="20"/>
                 <w:lang w:val="es-CO"/>
               </w:rPr>
-              <w:t>Aplica a la interfaz de usuario (</w:t>
-            </w:r>
-            <w:r>
-              <w:rPr>
-                <w:szCs w:val="20"/>
-                <w:lang w:val="es-CO"/>
-              </w:rPr>
-              <w:t>Frontend</w:t>
-            </w:r>
-            <w:r>
-              <w:rPr>
-                <w:szCs w:val="20"/>
-                <w:lang w:val="es-CO"/>
-              </w:rPr>
-              <w:t>).</w:t>
+              <w:t>Aplica a la interfaz de usuario (Frontend).</w:t>
             </w:r>
           </w:p>
           <w:p>
@@ -48279,14 +45319,7 @@
                 <w:szCs w:val="20"/>
                 <w:lang w:val="es-CO"/>
               </w:rPr>
-              <w:t>Sigue principios como Clean Architecture</w:t>
-            </w:r>
-            <w:r>
-              <w:rPr>
-                <w:szCs w:val="20"/>
-                <w:lang w:val="es-CO"/>
-              </w:rPr>
-              <w:t>.</w:t>
+              <w:t>Sigue principios como Clean Architecture.</w:t>
             </w:r>
           </w:p>
         </w:tc>
@@ -49995,6 +47028,10 @@
     <w:p>
       <w:pPr>
         <w:keepNext/>
+        <w:numPr>
+          <w:ilvl w:val="2"/>
+          <w:numId w:val="4"/>
+        </w:numPr>
         <w:pBdr>
           <w:top w:val="nil"/>
           <w:left w:val="nil"/>
@@ -50006,19 +47043,49 @@
         <w:ind w:left="1" w:hanging="3"/>
         <w:rPr>
           <w:b/>
+          <w:color w:val="000000"/>
+          <w:sz w:val="26"/>
+          <w:szCs w:val="26"/>
         </w:rPr>
       </w:pPr>
       <w:r>
         <w:rPr>
           <w:b/>
+          <w:color w:val="000000"/>
           <w:sz w:val="26"/>
           <w:szCs w:val="26"/>
         </w:rPr>
-        <w:t xml:space="preserve">                </w:t>
+        <w:t>Seguridad</w:t>
       </w:r>
     </w:p>
     <w:p>
       <w:pPr>
+        <w:keepNext/>
+        <w:numPr>
+          <w:ilvl w:val="0"/>
+          <w:numId w:val="13"/>
+        </w:numPr>
+        <w:pBdr>
+          <w:top w:val="nil"/>
+          <w:left w:val="nil"/>
+          <w:bottom w:val="nil"/>
+          <w:right w:val="nil"/>
+          <w:between w:val="nil"/>
+        </w:pBdr>
+        <w:spacing w:before="60" w:line="240" w:lineRule="auto"/>
+        <w:ind w:left="0" w:hanging="2"/>
+      </w:pPr>
+      <w:r>
+        <w:t xml:space="preserve">Empleo de técnicas criptográficas para proteger la información sensible de los usuarios, como contraseñas y datos de pago. </w:t>
+      </w:r>
+    </w:p>
+    <w:p>
+      <w:pPr>
+        <w:keepNext/>
+        <w:numPr>
+          <w:ilvl w:val="0"/>
+          <w:numId w:val="13"/>
+        </w:numPr>
         <w:pBdr>
           <w:top w:val="nil"/>
           <w:left w:val="nil"/>
@@ -50028,14 +47095,18 @@
         </w:pBdr>
         <w:spacing w:line="240" w:lineRule="auto"/>
         <w:ind w:left="0" w:hanging="2"/>
-        <w:rPr>
-          <w:color w:val="000000"/>
-          <w:szCs w:val="20"/>
-        </w:rPr>
-      </w:pPr>
+      </w:pPr>
+      <w:r>
+        <w:t xml:space="preserve">Registro de ficheros con "logs" de actividad para realizar un seguimiento de posibles intentos de acceso no autorizados o actividades maliciosas. </w:t>
+      </w:r>
     </w:p>
     <w:p>
       <w:pPr>
+        <w:keepNext/>
+        <w:numPr>
+          <w:ilvl w:val="0"/>
+          <w:numId w:val="13"/>
+        </w:numPr>
         <w:pBdr>
           <w:top w:val="nil"/>
           <w:left w:val="nil"/>
@@ -50045,23 +47116,18 @@
         </w:pBdr>
         <w:spacing w:line="240" w:lineRule="auto"/>
         <w:ind w:left="0" w:hanging="2"/>
-        <w:rPr>
-          <w:i/>
-          <w:color w:val="0000FF"/>
-          <w:szCs w:val="20"/>
-        </w:rPr>
       </w:pPr>
       <w:r>
-        <w:rPr>
-          <w:i/>
-          <w:color w:val="0000FF"/>
-          <w:szCs w:val="20"/>
-        </w:rPr>
-        <w:t>Especificación de los requisitos relacionados con la carga que se espera tenga que soportar el sistema. Por ejemplo, el número de terminales, el número esperado de usuarios simultáneamente conectados, número de transacciones por segundo que deberá soportar el sistema, etc.</w:t>
+        <w:t>Asignación de determinadas funcionalidades a módulos específicos para limitar el acceso y reducir el riesgo de manipulación maliciosa</w:t>
       </w:r>
     </w:p>
     <w:p>
       <w:pPr>
+        <w:keepNext/>
+        <w:numPr>
+          <w:ilvl w:val="0"/>
+          <w:numId w:val="13"/>
+        </w:numPr>
         <w:pBdr>
           <w:top w:val="nil"/>
           <w:left w:val="nil"/>
@@ -50069,23 +47135,11 @@
           <w:right w:val="nil"/>
           <w:between w:val="nil"/>
         </w:pBdr>
-        <w:spacing w:line="240" w:lineRule="auto"/>
+        <w:spacing w:after="60" w:line="240" w:lineRule="auto"/>
         <w:ind w:left="0" w:hanging="2"/>
-        <w:rPr>
-          <w:i/>
-          <w:color w:val="0000FF"/>
-          <w:szCs w:val="20"/>
-        </w:rPr>
-      </w:pPr>
-      <w:bookmarkStart w:id="45" w:name="_heading=h.ihv636" w:colFirst="0" w:colLast="0"/>
-      <w:bookmarkEnd w:id="45"/>
+      </w:pPr>
       <w:r>
-        <w:rPr>
-          <w:i/>
-          <w:color w:val="0000FF"/>
-          <w:szCs w:val="20"/>
-        </w:rPr>
-        <w:t>Todos estos requisitos deben ser mesurables. Por ejemplo, indicando “el 95% de las transacciones deben realizarse en menos de 1 segundo”, en lugar de “los operadores no deben esperar a que se complete la transacción”.</w:t>
+        <w:t xml:space="preserve"> Comprobaciones periódicas de integridad de la información crítica para detectar cualquier intento de modificación o corrupción.</w:t>
       </w:r>
     </w:p>
     <w:p>
@@ -50118,7 +47172,7 @@
           <w:sz w:val="26"/>
           <w:szCs w:val="26"/>
         </w:rPr>
-        <w:t>Seguridad</w:t>
+        <w:t>Fiabilidad</w:t>
       </w:r>
     </w:p>
     <w:p>
@@ -50126,7 +47180,7 @@
         <w:keepNext/>
         <w:numPr>
           <w:ilvl w:val="0"/>
-          <w:numId w:val="13"/>
+          <w:numId w:val="15"/>
         </w:numPr>
         <w:pBdr>
           <w:top w:val="nil"/>
@@ -50139,7 +47193,7 @@
         <w:ind w:left="0" w:hanging="2"/>
       </w:pPr>
       <w:r>
-        <w:t xml:space="preserve">Empleo de técnicas criptográficas para proteger la información sensible de los usuarios, como contraseñas y datos de pago. </w:t>
+        <w:t>El sistema debe tener un tiempo medio entre fallos (MTBF) de al menos 30 días.</w:t>
       </w:r>
     </w:p>
     <w:p>
@@ -50147,49 +47201,7 @@
         <w:keepNext/>
         <w:numPr>
           <w:ilvl w:val="0"/>
-          <w:numId w:val="13"/>
-        </w:numPr>
-        <w:pBdr>
-          <w:top w:val="nil"/>
-          <w:left w:val="nil"/>
-          <w:bottom w:val="nil"/>
-          <w:right w:val="nil"/>
-          <w:between w:val="nil"/>
-        </w:pBdr>
-        <w:spacing w:line="240" w:lineRule="auto"/>
-        <w:ind w:left="0" w:hanging="2"/>
-      </w:pPr>
-      <w:r>
-        <w:t xml:space="preserve">Registro de ficheros con "logs" de actividad para realizar un seguimiento de posibles intentos de acceso no autorizados o actividades maliciosas. </w:t>
-      </w:r>
-    </w:p>
-    <w:p>
-      <w:pPr>
-        <w:keepNext/>
-        <w:numPr>
-          <w:ilvl w:val="0"/>
-          <w:numId w:val="13"/>
-        </w:numPr>
-        <w:pBdr>
-          <w:top w:val="nil"/>
-          <w:left w:val="nil"/>
-          <w:bottom w:val="nil"/>
-          <w:right w:val="nil"/>
-          <w:between w:val="nil"/>
-        </w:pBdr>
-        <w:spacing w:line="240" w:lineRule="auto"/>
-        <w:ind w:left="0" w:hanging="2"/>
-      </w:pPr>
-      <w:r>
-        <w:t>Asignación de determinadas funcionalidades a módulos específicos para limitar el acceso y reducir el riesgo de manipulación maliciosa</w:t>
-      </w:r>
-    </w:p>
-    <w:p>
-      <w:pPr>
-        <w:keepNext/>
-        <w:numPr>
-          <w:ilvl w:val="0"/>
-          <w:numId w:val="13"/>
+          <w:numId w:val="15"/>
         </w:numPr>
         <w:pBdr>
           <w:top w:val="nil"/>
@@ -50202,7 +47214,7 @@
         <w:ind w:left="0" w:hanging="2"/>
       </w:pPr>
       <w:r>
-        <w:t xml:space="preserve"> Comprobaciones periódicas de integridad de la información crítica para detectar cualquier intento de modificación o corrupción.</w:t>
+        <w:t>Se permiten un máximo de tres incidentes significativos por año, donde un incidente significativo se define como cualquier interrupción del servicio que afecte a más del 10% de los usuarios durante más de una hora.</w:t>
       </w:r>
     </w:p>
     <w:p>
@@ -50221,184 +47233,6 @@
           <w:szCs w:val="20"/>
         </w:rPr>
       </w:pPr>
-    </w:p>
-    <w:p>
-      <w:pPr>
-        <w:pBdr>
-          <w:top w:val="nil"/>
-          <w:left w:val="nil"/>
-          <w:bottom w:val="nil"/>
-          <w:right w:val="nil"/>
-          <w:between w:val="nil"/>
-        </w:pBdr>
-        <w:spacing w:line="240" w:lineRule="auto"/>
-        <w:ind w:left="0" w:hanging="2"/>
-        <w:rPr>
-          <w:i/>
-          <w:color w:val="0000FF"/>
-          <w:szCs w:val="20"/>
-        </w:rPr>
-      </w:pPr>
-      <w:r>
-        <w:rPr>
-          <w:i/>
-          <w:color w:val="0000FF"/>
-          <w:szCs w:val="20"/>
-        </w:rPr>
-        <w:t>Especificación de elementos que protegerán al software de accesos, usos y sabotajes maliciosos, así como de modificaciones o destrucciones maliciosas o accidentales. Los requisitos pueden especificar:</w:t>
-      </w:r>
-    </w:p>
-    <w:p>
-      <w:pPr>
-        <w:numPr>
-          <w:ilvl w:val="0"/>
-          <w:numId w:val="1"/>
-        </w:numPr>
-        <w:pBdr>
-          <w:top w:val="nil"/>
-          <w:left w:val="nil"/>
-          <w:bottom w:val="nil"/>
-          <w:right w:val="nil"/>
-          <w:between w:val="nil"/>
-        </w:pBdr>
-        <w:spacing w:line="240" w:lineRule="auto"/>
-        <w:ind w:left="0" w:hanging="2"/>
-        <w:rPr>
-          <w:i/>
-          <w:color w:val="0000FF"/>
-          <w:szCs w:val="20"/>
-        </w:rPr>
-      </w:pPr>
-      <w:r>
-        <w:rPr>
-          <w:i/>
-          <w:color w:val="0000FF"/>
-          <w:szCs w:val="20"/>
-        </w:rPr>
-        <w:t>Empleo de técnicas criptográficas.</w:t>
-      </w:r>
-    </w:p>
-    <w:p>
-      <w:pPr>
-        <w:numPr>
-          <w:ilvl w:val="0"/>
-          <w:numId w:val="1"/>
-        </w:numPr>
-        <w:pBdr>
-          <w:top w:val="nil"/>
-          <w:left w:val="nil"/>
-          <w:bottom w:val="nil"/>
-          <w:right w:val="nil"/>
-          <w:between w:val="nil"/>
-        </w:pBdr>
-        <w:spacing w:line="240" w:lineRule="auto"/>
-        <w:ind w:left="0" w:hanging="2"/>
-        <w:rPr>
-          <w:i/>
-          <w:color w:val="0000FF"/>
-          <w:szCs w:val="20"/>
-        </w:rPr>
-      </w:pPr>
-      <w:r>
-        <w:rPr>
-          <w:i/>
-          <w:color w:val="0000FF"/>
-          <w:szCs w:val="20"/>
-        </w:rPr>
-        <w:t>Registro de ficheros con “logs” de actividad.</w:t>
-      </w:r>
-    </w:p>
-    <w:p>
-      <w:pPr>
-        <w:numPr>
-          <w:ilvl w:val="0"/>
-          <w:numId w:val="1"/>
-        </w:numPr>
-        <w:pBdr>
-          <w:top w:val="nil"/>
-          <w:left w:val="nil"/>
-          <w:bottom w:val="nil"/>
-          <w:right w:val="nil"/>
-          <w:between w:val="nil"/>
-        </w:pBdr>
-        <w:spacing w:line="240" w:lineRule="auto"/>
-        <w:ind w:left="0" w:hanging="2"/>
-        <w:rPr>
-          <w:i/>
-          <w:color w:val="0000FF"/>
-          <w:szCs w:val="20"/>
-        </w:rPr>
-      </w:pPr>
-      <w:r>
-        <w:rPr>
-          <w:i/>
-          <w:color w:val="0000FF"/>
-          <w:szCs w:val="20"/>
-        </w:rPr>
-        <w:t>Asignación de determinadas funcionalidades a determinados módulos.</w:t>
-      </w:r>
-    </w:p>
-    <w:p>
-      <w:pPr>
-        <w:numPr>
-          <w:ilvl w:val="0"/>
-          <w:numId w:val="1"/>
-        </w:numPr>
-        <w:pBdr>
-          <w:top w:val="nil"/>
-          <w:left w:val="nil"/>
-          <w:bottom w:val="nil"/>
-          <w:right w:val="nil"/>
-          <w:between w:val="nil"/>
-        </w:pBdr>
-        <w:spacing w:line="240" w:lineRule="auto"/>
-        <w:ind w:left="0" w:hanging="2"/>
-        <w:rPr>
-          <w:i/>
-          <w:color w:val="0000FF"/>
-          <w:szCs w:val="20"/>
-        </w:rPr>
-      </w:pPr>
-      <w:r>
-        <w:rPr>
-          <w:i/>
-          <w:color w:val="0000FF"/>
-          <w:szCs w:val="20"/>
-        </w:rPr>
-        <w:t>Restricciones de comunicación entre determinados módulos.</w:t>
-      </w:r>
-    </w:p>
-    <w:p>
-      <w:pPr>
-        <w:numPr>
-          <w:ilvl w:val="0"/>
-          <w:numId w:val="1"/>
-        </w:numPr>
-        <w:pBdr>
-          <w:top w:val="nil"/>
-          <w:left w:val="nil"/>
-          <w:bottom w:val="nil"/>
-          <w:right w:val="nil"/>
-          <w:between w:val="nil"/>
-        </w:pBdr>
-        <w:spacing w:line="240" w:lineRule="auto"/>
-        <w:ind w:left="0" w:hanging="2"/>
-        <w:rPr>
-          <w:i/>
-          <w:color w:val="0000FF"/>
-          <w:szCs w:val="20"/>
-        </w:rPr>
-      </w:pPr>
-      <w:bookmarkStart w:id="46" w:name="_heading=h.32hioqz" w:colFirst="0" w:colLast="0"/>
-      <w:bookmarkEnd w:id="46"/>
-      <w:r>
-        <w:rPr>
-          <w:i/>
-          <w:color w:val="0000FF"/>
-          <w:szCs w:val="20"/>
-        </w:rPr>
-        <w:t>Comprobaciones de integridad de información crítica.</w:t>
-      </w:r>
     </w:p>
     <w:p>
       <w:pPr>
@@ -50423,6 +47257,8 @@
           <w:szCs w:val="26"/>
         </w:rPr>
       </w:pPr>
+      <w:bookmarkStart w:id="39" w:name="_heading=h.1hmsyys" w:colFirst="0" w:colLast="0"/>
+      <w:bookmarkEnd w:id="39"/>
       <w:r>
         <w:rPr>
           <w:b/>
@@ -50430,8 +47266,7 @@
           <w:sz w:val="26"/>
           <w:szCs w:val="26"/>
         </w:rPr>
-        <w:lastRenderedPageBreak/>
-        <w:t>Fiabilidad</w:t>
+        <w:t>Disponibilidad</w:t>
       </w:r>
     </w:p>
     <w:p>
@@ -50439,7 +47274,7 @@
         <w:keepNext/>
         <w:numPr>
           <w:ilvl w:val="0"/>
-          <w:numId w:val="15"/>
+          <w:numId w:val="11"/>
         </w:numPr>
         <w:pBdr>
           <w:top w:val="nil"/>
@@ -50452,7 +47287,7 @@
         <w:ind w:left="0" w:hanging="2"/>
       </w:pPr>
       <w:r>
-        <w:t>El sistema debe tener un tiempo medio entre fallos (MTBF) de al menos 30 días.</w:t>
+        <w:t>El sistema debe estar disponible para su uso el 99.9% del tiempo, excluyendo el tiempo de mantenimiento programado.</w:t>
       </w:r>
     </w:p>
     <w:p>
@@ -50460,7 +47295,7 @@
         <w:keepNext/>
         <w:numPr>
           <w:ilvl w:val="0"/>
-          <w:numId w:val="15"/>
+          <w:numId w:val="11"/>
         </w:numPr>
         <w:pBdr>
           <w:top w:val="nil"/>
@@ -50473,7 +47308,7 @@
         <w:ind w:left="0" w:hanging="2"/>
       </w:pPr>
       <w:r>
-        <w:t>Se permiten un máximo de tres incidentes significativos por año, donde un incidente significativo se define como cualquier interrupción del servicio que afecte a más del 10% de los usuarios durante más de una hora.</w:t>
+        <w:t xml:space="preserve"> Durante las horas de mayor demanda, el sistema debe mantener una disponibilidad del 99%.</w:t>
       </w:r>
     </w:p>
     <w:p>
@@ -50492,34 +47327,6 @@
           <w:szCs w:val="20"/>
         </w:rPr>
       </w:pPr>
-    </w:p>
-    <w:p>
-      <w:pPr>
-        <w:pBdr>
-          <w:top w:val="nil"/>
-          <w:left w:val="nil"/>
-          <w:bottom w:val="nil"/>
-          <w:right w:val="nil"/>
-          <w:between w:val="nil"/>
-        </w:pBdr>
-        <w:spacing w:line="240" w:lineRule="auto"/>
-        <w:ind w:left="0" w:hanging="2"/>
-        <w:rPr>
-          <w:i/>
-          <w:color w:val="0000FF"/>
-          <w:szCs w:val="20"/>
-        </w:rPr>
-      </w:pPr>
-      <w:bookmarkStart w:id="47" w:name="_heading=h.1hmsyys" w:colFirst="0" w:colLast="0"/>
-      <w:bookmarkEnd w:id="47"/>
-      <w:r>
-        <w:rPr>
-          <w:i/>
-          <w:color w:val="0000FF"/>
-          <w:szCs w:val="20"/>
-        </w:rPr>
-        <w:t>Especificación de los factores de fiabilidad necesaria del sistema. Esto se expresa generalmente como el tiempo entre los incidentes permisibles, o el total de incidentes permisible.</w:t>
-      </w:r>
     </w:p>
     <w:p>
       <w:pPr>
@@ -50544,6 +47351,8 @@
           <w:szCs w:val="26"/>
         </w:rPr>
       </w:pPr>
+      <w:bookmarkStart w:id="40" w:name="_heading=h.41mghml" w:colFirst="0" w:colLast="0"/>
+      <w:bookmarkEnd w:id="40"/>
       <w:r>
         <w:rPr>
           <w:b/>
@@ -50551,7 +47360,8 @@
           <w:sz w:val="26"/>
           <w:szCs w:val="26"/>
         </w:rPr>
-        <w:t>Disponibilidad</w:t>
+        <w:lastRenderedPageBreak/>
+        <w:t>Mantenibilidad</w:t>
       </w:r>
     </w:p>
     <w:p>
@@ -50559,7 +47369,7 @@
         <w:keepNext/>
         <w:numPr>
           <w:ilvl w:val="0"/>
-          <w:numId w:val="11"/>
+          <w:numId w:val="14"/>
         </w:numPr>
         <w:pBdr>
           <w:top w:val="nil"/>
@@ -50572,73 +47382,7 @@
         <w:ind w:left="0" w:hanging="2"/>
       </w:pPr>
       <w:r>
-        <w:t>El sistema debe estar disponible para su uso el 99.9% del tiempo, excluyendo el tiempo de mantenimiento programado.</w:t>
-      </w:r>
-    </w:p>
-    <w:p>
-      <w:pPr>
-        <w:keepNext/>
-        <w:numPr>
-          <w:ilvl w:val="0"/>
-          <w:numId w:val="11"/>
-        </w:numPr>
-        <w:pBdr>
-          <w:top w:val="nil"/>
-          <w:left w:val="nil"/>
-          <w:bottom w:val="nil"/>
-          <w:right w:val="nil"/>
-          <w:between w:val="nil"/>
-        </w:pBdr>
-        <w:spacing w:after="60" w:line="240" w:lineRule="auto"/>
-        <w:ind w:left="0" w:hanging="2"/>
-      </w:pPr>
-      <w:r>
-        <w:t xml:space="preserve"> Durante las horas de mayor demanda, el sistema debe mantener una disponibilidad del 99.5%.</w:t>
-      </w:r>
-    </w:p>
-    <w:p>
-      <w:pPr>
-        <w:pBdr>
-          <w:top w:val="nil"/>
-          <w:left w:val="nil"/>
-          <w:bottom w:val="nil"/>
-          <w:right w:val="nil"/>
-          <w:between w:val="nil"/>
-        </w:pBdr>
-        <w:spacing w:line="240" w:lineRule="auto"/>
-        <w:ind w:left="0" w:hanging="2"/>
-        <w:rPr>
-          <w:color w:val="000000"/>
-          <w:szCs w:val="20"/>
-        </w:rPr>
-      </w:pPr>
-    </w:p>
-    <w:p>
-      <w:pPr>
-        <w:pBdr>
-          <w:top w:val="nil"/>
-          <w:left w:val="nil"/>
-          <w:bottom w:val="nil"/>
-          <w:right w:val="nil"/>
-          <w:between w:val="nil"/>
-        </w:pBdr>
-        <w:spacing w:line="240" w:lineRule="auto"/>
-        <w:ind w:left="0" w:hanging="2"/>
-        <w:rPr>
-          <w:i/>
-          <w:color w:val="0000FF"/>
-          <w:szCs w:val="20"/>
-        </w:rPr>
-      </w:pPr>
-      <w:bookmarkStart w:id="48" w:name="_heading=h.41mghml" w:colFirst="0" w:colLast="0"/>
-      <w:bookmarkEnd w:id="48"/>
-      <w:r>
-        <w:rPr>
-          <w:i/>
-          <w:color w:val="0000FF"/>
-          <w:szCs w:val="20"/>
-        </w:rPr>
-        <w:t>Especificación de los factores de disponibilidad final exigidos al sistema. Normalmente expresados en % de tiempo en los que el software tiene que mostrar disponibilidad.</w:t>
+        <w:t xml:space="preserve">Las tareas de mantenimiento rutinario, como actualizaciones de software y parches de seguridad, serán realizadas por el equipo de desarrollo cada dos semanas. </w:t>
       </w:r>
     </w:p>
     <w:p>
@@ -50671,204 +47415,6 @@
           <w:sz w:val="26"/>
           <w:szCs w:val="26"/>
         </w:rPr>
-        <w:t>Mantenibilidad</w:t>
-      </w:r>
-    </w:p>
-    <w:p>
-      <w:pPr>
-        <w:keepNext/>
-        <w:numPr>
-          <w:ilvl w:val="0"/>
-          <w:numId w:val="14"/>
-        </w:numPr>
-        <w:pBdr>
-          <w:top w:val="nil"/>
-          <w:left w:val="nil"/>
-          <w:bottom w:val="nil"/>
-          <w:right w:val="nil"/>
-          <w:between w:val="nil"/>
-        </w:pBdr>
-        <w:spacing w:before="60" w:line="240" w:lineRule="auto"/>
-        <w:ind w:left="0" w:hanging="2"/>
-      </w:pPr>
-      <w:r>
-        <w:t xml:space="preserve">Las tareas de mantenimiento rutinario, como actualizaciones de software y parches de seguridad, serán realizadas por el equipo de desarrollo cada dos semanas. </w:t>
-      </w:r>
-    </w:p>
-    <w:p>
-      <w:pPr>
-        <w:keepNext/>
-        <w:numPr>
-          <w:ilvl w:val="0"/>
-          <w:numId w:val="14"/>
-        </w:numPr>
-        <w:pBdr>
-          <w:top w:val="nil"/>
-          <w:left w:val="nil"/>
-          <w:bottom w:val="nil"/>
-          <w:right w:val="nil"/>
-          <w:between w:val="nil"/>
-        </w:pBdr>
-        <w:spacing w:after="60" w:line="240" w:lineRule="auto"/>
-        <w:ind w:left="0" w:hanging="2"/>
-      </w:pPr>
-      <w:r>
-        <w:t xml:space="preserve">Los usuarios podrán informar sobre problemas o sugerir mejoras a través de un sistema de </w:t>
-      </w:r>
-      <w:proofErr w:type="gramStart"/>
-      <w:r>
-        <w:t>tickets</w:t>
-      </w:r>
-      <w:proofErr w:type="gramEnd"/>
-      <w:r>
-        <w:t xml:space="preserve"> integrado, y se espera que el equipo de desarrollo responda en un plazo máximo de 48 horas.</w:t>
-      </w:r>
-    </w:p>
-    <w:p>
-      <w:pPr>
-        <w:pBdr>
-          <w:top w:val="nil"/>
-          <w:left w:val="nil"/>
-          <w:bottom w:val="nil"/>
-          <w:right w:val="nil"/>
-          <w:between w:val="nil"/>
-        </w:pBdr>
-        <w:spacing w:line="240" w:lineRule="auto"/>
-        <w:ind w:left="0" w:hanging="2"/>
-        <w:rPr>
-          <w:color w:val="000000"/>
-          <w:szCs w:val="20"/>
-        </w:rPr>
-      </w:pPr>
-    </w:p>
-    <w:p>
-      <w:pPr>
-        <w:pBdr>
-          <w:top w:val="nil"/>
-          <w:left w:val="nil"/>
-          <w:bottom w:val="nil"/>
-          <w:right w:val="nil"/>
-          <w:between w:val="nil"/>
-        </w:pBdr>
-        <w:spacing w:line="240" w:lineRule="auto"/>
-        <w:ind w:left="0" w:hanging="2"/>
-        <w:rPr>
-          <w:i/>
-          <w:color w:val="0000FF"/>
-          <w:szCs w:val="20"/>
-        </w:rPr>
-      </w:pPr>
-      <w:r>
-        <w:rPr>
-          <w:i/>
-          <w:color w:val="0000FF"/>
-          <w:szCs w:val="20"/>
-        </w:rPr>
-        <w:t xml:space="preserve">Identificación del tipo de mantenimiento necesario del sistema. </w:t>
-      </w:r>
-    </w:p>
-    <w:p>
-      <w:pPr>
-        <w:pBdr>
-          <w:top w:val="nil"/>
-          <w:left w:val="nil"/>
-          <w:bottom w:val="nil"/>
-          <w:right w:val="nil"/>
-          <w:between w:val="nil"/>
-        </w:pBdr>
-        <w:spacing w:line="240" w:lineRule="auto"/>
-        <w:ind w:left="0" w:hanging="2"/>
-        <w:rPr>
-          <w:i/>
-          <w:color w:val="0000FF"/>
-          <w:szCs w:val="20"/>
-        </w:rPr>
-      </w:pPr>
-      <w:r>
-        <w:rPr>
-          <w:i/>
-          <w:color w:val="0000FF"/>
-          <w:szCs w:val="20"/>
-        </w:rPr>
-        <w:t xml:space="preserve">Especificación de quien debe realizar las tareas de mantenimiento, por </w:t>
-      </w:r>
-      <w:proofErr w:type="gramStart"/>
-      <w:r>
-        <w:rPr>
-          <w:i/>
-          <w:color w:val="0000FF"/>
-          <w:szCs w:val="20"/>
-        </w:rPr>
-        <w:t>ejemplo</w:t>
-      </w:r>
-      <w:proofErr w:type="gramEnd"/>
-      <w:r>
-        <w:rPr>
-          <w:i/>
-          <w:color w:val="0000FF"/>
-          <w:szCs w:val="20"/>
-        </w:rPr>
-        <w:t xml:space="preserve"> usuarios, o un desarrollador.</w:t>
-      </w:r>
-    </w:p>
-    <w:p>
-      <w:pPr>
-        <w:pBdr>
-          <w:top w:val="nil"/>
-          <w:left w:val="nil"/>
-          <w:bottom w:val="nil"/>
-          <w:right w:val="nil"/>
-          <w:between w:val="nil"/>
-        </w:pBdr>
-        <w:spacing w:line="240" w:lineRule="auto"/>
-        <w:ind w:left="0" w:hanging="2"/>
-        <w:rPr>
-          <w:i/>
-          <w:color w:val="0000FF"/>
-          <w:szCs w:val="20"/>
-        </w:rPr>
-      </w:pPr>
-      <w:bookmarkStart w:id="49" w:name="_heading=h.2grqrue" w:colFirst="0" w:colLast="0"/>
-      <w:bookmarkEnd w:id="49"/>
-      <w:r>
-        <w:rPr>
-          <w:i/>
-          <w:color w:val="0000FF"/>
-          <w:szCs w:val="20"/>
-        </w:rPr>
-        <w:t>Especificación de cuando debe realizarse las tareas de mantenimiento. Por ejemplo, generación de estadísticas de acceso semanales y mensuales.</w:t>
-      </w:r>
-    </w:p>
-    <w:p>
-      <w:pPr>
-        <w:keepNext/>
-        <w:numPr>
-          <w:ilvl w:val="2"/>
-          <w:numId w:val="4"/>
-        </w:numPr>
-        <w:pBdr>
-          <w:top w:val="nil"/>
-          <w:left w:val="nil"/>
-          <w:bottom w:val="nil"/>
-          <w:right w:val="nil"/>
-          <w:between w:val="nil"/>
-        </w:pBdr>
-        <w:spacing w:before="240" w:after="60" w:line="240" w:lineRule="auto"/>
-        <w:ind w:left="1" w:hanging="3"/>
-        <w:rPr>
-          <w:b/>
-          <w:color w:val="000000"/>
-          <w:sz w:val="26"/>
-          <w:szCs w:val="26"/>
-        </w:rPr>
-      </w:pPr>
-      <w:r>
-        <w:rPr>
-          <w:b/>
-          <w:color w:val="000000"/>
-          <w:sz w:val="26"/>
-          <w:szCs w:val="26"/>
-        </w:rPr>
         <w:t>Portabilidad</w:t>
       </w:r>
     </w:p>
@@ -50912,201 +47458,6 @@
       </w:pPr>
       <w:r>
         <w:t xml:space="preserve">  Se evitará el uso de componentes o bibliotecas específicas del servidor para facilitar la migración del sistema a diferentes entornos de alojamiento en la nube si es necesario en el futuro.</w:t>
-      </w:r>
-    </w:p>
-    <w:p>
-      <w:pPr>
-        <w:pBdr>
-          <w:top w:val="nil"/>
-          <w:left w:val="nil"/>
-          <w:bottom w:val="nil"/>
-          <w:right w:val="nil"/>
-          <w:between w:val="nil"/>
-        </w:pBdr>
-        <w:spacing w:line="240" w:lineRule="auto"/>
-        <w:ind w:left="0" w:hanging="2"/>
-        <w:rPr>
-          <w:color w:val="000000"/>
-          <w:szCs w:val="20"/>
-        </w:rPr>
-      </w:pPr>
-    </w:p>
-    <w:p>
-      <w:pPr>
-        <w:pBdr>
-          <w:top w:val="nil"/>
-          <w:left w:val="nil"/>
-          <w:bottom w:val="nil"/>
-          <w:right w:val="nil"/>
-          <w:between w:val="nil"/>
-        </w:pBdr>
-        <w:spacing w:line="240" w:lineRule="auto"/>
-        <w:ind w:left="0" w:hanging="2"/>
-        <w:rPr>
-          <w:i/>
-          <w:color w:val="0000FF"/>
-          <w:szCs w:val="20"/>
-        </w:rPr>
-      </w:pPr>
-      <w:r>
-        <w:rPr>
-          <w:i/>
-          <w:color w:val="0000FF"/>
-          <w:szCs w:val="20"/>
-        </w:rPr>
-        <w:t>Especificación de atributos que debe presentar el software para facilitar su traslado a otras plataformas u entornos. Pueden incluirse:</w:t>
-      </w:r>
-    </w:p>
-    <w:p>
-      <w:pPr>
-        <w:numPr>
-          <w:ilvl w:val="0"/>
-          <w:numId w:val="2"/>
-        </w:numPr>
-        <w:pBdr>
-          <w:top w:val="nil"/>
-          <w:left w:val="nil"/>
-          <w:bottom w:val="nil"/>
-          <w:right w:val="nil"/>
-          <w:between w:val="nil"/>
-        </w:pBdr>
-        <w:spacing w:line="240" w:lineRule="auto"/>
-        <w:ind w:left="0" w:hanging="2"/>
-        <w:rPr>
-          <w:i/>
-          <w:color w:val="0000FF"/>
-          <w:szCs w:val="20"/>
-        </w:rPr>
-      </w:pPr>
-      <w:r>
-        <w:rPr>
-          <w:i/>
-          <w:color w:val="0000FF"/>
-          <w:szCs w:val="20"/>
-        </w:rPr>
-        <w:t>Porcentaje de componentes dependientes del servidor.</w:t>
-      </w:r>
-    </w:p>
-    <w:p>
-      <w:pPr>
-        <w:numPr>
-          <w:ilvl w:val="0"/>
-          <w:numId w:val="2"/>
-        </w:numPr>
-        <w:pBdr>
-          <w:top w:val="nil"/>
-          <w:left w:val="nil"/>
-          <w:bottom w:val="nil"/>
-          <w:right w:val="nil"/>
-          <w:between w:val="nil"/>
-        </w:pBdr>
-        <w:spacing w:line="240" w:lineRule="auto"/>
-        <w:ind w:left="0" w:hanging="2"/>
-        <w:rPr>
-          <w:i/>
-          <w:color w:val="0000FF"/>
-          <w:szCs w:val="20"/>
-        </w:rPr>
-      </w:pPr>
-      <w:r>
-        <w:rPr>
-          <w:i/>
-          <w:color w:val="0000FF"/>
-          <w:szCs w:val="20"/>
-        </w:rPr>
-        <w:t>Porcentaje de código dependiente del servidor.</w:t>
-      </w:r>
-    </w:p>
-    <w:p>
-      <w:pPr>
-        <w:numPr>
-          <w:ilvl w:val="0"/>
-          <w:numId w:val="2"/>
-        </w:numPr>
-        <w:pBdr>
-          <w:top w:val="nil"/>
-          <w:left w:val="nil"/>
-          <w:bottom w:val="nil"/>
-          <w:right w:val="nil"/>
-          <w:between w:val="nil"/>
-        </w:pBdr>
-        <w:spacing w:line="240" w:lineRule="auto"/>
-        <w:ind w:left="0" w:hanging="2"/>
-        <w:rPr>
-          <w:i/>
-          <w:color w:val="0000FF"/>
-          <w:szCs w:val="20"/>
-        </w:rPr>
-      </w:pPr>
-      <w:r>
-        <w:rPr>
-          <w:i/>
-          <w:color w:val="0000FF"/>
-          <w:szCs w:val="20"/>
-        </w:rPr>
-        <w:t>Uso de un determinado lenguaje por su portabilidad.</w:t>
-      </w:r>
-    </w:p>
-    <w:p>
-      <w:pPr>
-        <w:numPr>
-          <w:ilvl w:val="0"/>
-          <w:numId w:val="2"/>
-        </w:numPr>
-        <w:pBdr>
-          <w:top w:val="nil"/>
-          <w:left w:val="nil"/>
-          <w:bottom w:val="nil"/>
-          <w:right w:val="nil"/>
-          <w:between w:val="nil"/>
-        </w:pBdr>
-        <w:spacing w:line="240" w:lineRule="auto"/>
-        <w:ind w:left="0" w:hanging="2"/>
-        <w:rPr>
-          <w:i/>
-          <w:color w:val="0000FF"/>
-          <w:szCs w:val="20"/>
-        </w:rPr>
-      </w:pPr>
-      <w:r>
-        <w:rPr>
-          <w:i/>
-          <w:color w:val="0000FF"/>
-          <w:szCs w:val="20"/>
-        </w:rPr>
-        <w:t>Uso de un determinado compilador o plataforma de desarrollo.</w:t>
-      </w:r>
-    </w:p>
-    <w:p>
-      <w:pPr>
-        <w:numPr>
-          <w:ilvl w:val="0"/>
-          <w:numId w:val="2"/>
-        </w:numPr>
-        <w:pBdr>
-          <w:top w:val="nil"/>
-          <w:left w:val="nil"/>
-          <w:bottom w:val="nil"/>
-          <w:right w:val="nil"/>
-          <w:between w:val="nil"/>
-        </w:pBdr>
-        <w:spacing w:line="240" w:lineRule="auto"/>
-        <w:ind w:left="0" w:hanging="2"/>
-        <w:rPr>
-          <w:i/>
-          <w:color w:val="0000FF"/>
-          <w:szCs w:val="20"/>
-        </w:rPr>
-      </w:pPr>
-      <w:bookmarkStart w:id="50" w:name="_heading=h.vx1227" w:colFirst="0" w:colLast="0"/>
-      <w:bookmarkEnd w:id="50"/>
-      <w:r>
-        <w:rPr>
-          <w:i/>
-          <w:color w:val="0000FF"/>
-          <w:szCs w:val="20"/>
-        </w:rPr>
-        <w:t>Uso de un determinado sistema operativo.</w:t>
       </w:r>
     </w:p>
     <w:p>
@@ -51139,7 +47490,6 @@
           <w:sz w:val="28"/>
           <w:szCs w:val="28"/>
         </w:rPr>
-        <w:lastRenderedPageBreak/>
         <w:t>Otros requisitos</w:t>
       </w:r>
     </w:p>
@@ -51183,147 +47533,6 @@
       </w:pPr>
       <w:r>
         <w:t xml:space="preserve"> El sistema deberá estar disponible en al menos dos idiomas principales para atender a una audiencia diversa.</w:t>
-      </w:r>
-    </w:p>
-    <w:p>
-      <w:pPr>
-        <w:pBdr>
-          <w:top w:val="nil"/>
-          <w:left w:val="nil"/>
-          <w:bottom w:val="nil"/>
-          <w:right w:val="nil"/>
-          <w:between w:val="nil"/>
-        </w:pBdr>
-        <w:spacing w:line="240" w:lineRule="auto"/>
-        <w:ind w:left="0" w:hanging="2"/>
-        <w:rPr>
-          <w:color w:val="000000"/>
-          <w:szCs w:val="20"/>
-        </w:rPr>
-      </w:pPr>
-    </w:p>
-    <w:p>
-      <w:pPr>
-        <w:pBdr>
-          <w:top w:val="nil"/>
-          <w:left w:val="nil"/>
-          <w:bottom w:val="nil"/>
-          <w:right w:val="nil"/>
-          <w:between w:val="nil"/>
-        </w:pBdr>
-        <w:spacing w:line="240" w:lineRule="auto"/>
-        <w:ind w:left="0" w:hanging="2"/>
-        <w:rPr>
-          <w:i/>
-          <w:color w:val="0000FF"/>
-          <w:szCs w:val="20"/>
-        </w:rPr>
-      </w:pPr>
-      <w:r>
-        <w:rPr>
-          <w:i/>
-          <w:color w:val="0000FF"/>
-          <w:szCs w:val="20"/>
-        </w:rPr>
-        <w:t>Cualquier otro requisito que no encaje en ninguna de las secciones anteriores.</w:t>
-      </w:r>
-    </w:p>
-    <w:p>
-      <w:pPr>
-        <w:pBdr>
-          <w:top w:val="nil"/>
-          <w:left w:val="nil"/>
-          <w:bottom w:val="nil"/>
-          <w:right w:val="nil"/>
-          <w:between w:val="nil"/>
-        </w:pBdr>
-        <w:spacing w:line="240" w:lineRule="auto"/>
-        <w:ind w:left="0" w:hanging="2"/>
-        <w:rPr>
-          <w:i/>
-          <w:color w:val="0000FF"/>
-          <w:szCs w:val="20"/>
-        </w:rPr>
-      </w:pPr>
-    </w:p>
-    <w:p>
-      <w:pPr>
-        <w:pBdr>
-          <w:top w:val="nil"/>
-          <w:left w:val="nil"/>
-          <w:bottom w:val="nil"/>
-          <w:right w:val="nil"/>
-          <w:between w:val="nil"/>
-        </w:pBdr>
-        <w:spacing w:line="240" w:lineRule="auto"/>
-        <w:ind w:left="0" w:hanging="2"/>
-        <w:rPr>
-          <w:i/>
-          <w:color w:val="0000FF"/>
-          <w:szCs w:val="20"/>
-        </w:rPr>
-      </w:pPr>
-      <w:r>
-        <w:rPr>
-          <w:i/>
-          <w:color w:val="0000FF"/>
-          <w:szCs w:val="20"/>
-        </w:rPr>
-        <w:t xml:space="preserve">Por ejemplo: </w:t>
-      </w:r>
-    </w:p>
-    <w:p>
-      <w:pPr>
-        <w:pBdr>
-          <w:top w:val="nil"/>
-          <w:left w:val="nil"/>
-          <w:bottom w:val="nil"/>
-          <w:right w:val="nil"/>
-          <w:between w:val="nil"/>
-        </w:pBdr>
-        <w:spacing w:line="240" w:lineRule="auto"/>
-        <w:ind w:left="0" w:hanging="2"/>
-        <w:rPr>
-          <w:i/>
-          <w:color w:val="0000FF"/>
-          <w:szCs w:val="20"/>
-        </w:rPr>
-      </w:pPr>
-      <w:r>
-        <w:rPr>
-          <w:i/>
-          <w:color w:val="0000FF"/>
-          <w:szCs w:val="20"/>
-        </w:rPr>
-        <w:t>Requisitos culturales y políticos</w:t>
-      </w:r>
-    </w:p>
-    <w:p>
-      <w:pPr>
-        <w:pBdr>
-          <w:top w:val="nil"/>
-          <w:left w:val="nil"/>
-          <w:bottom w:val="nil"/>
-          <w:right w:val="nil"/>
-          <w:between w:val="nil"/>
-        </w:pBdr>
-        <w:spacing w:line="240" w:lineRule="auto"/>
-        <w:ind w:left="0" w:hanging="2"/>
-        <w:rPr>
-          <w:i/>
-          <w:color w:val="0000FF"/>
-          <w:szCs w:val="20"/>
-        </w:rPr>
-      </w:pPr>
-      <w:bookmarkStart w:id="51" w:name="_heading=h.3fwokq0" w:colFirst="0" w:colLast="0"/>
-      <w:bookmarkEnd w:id="51"/>
-      <w:r>
-        <w:rPr>
-          <w:i/>
-          <w:color w:val="0000FF"/>
-          <w:szCs w:val="20"/>
-        </w:rPr>
-        <w:t>Requisitos Legales</w:t>
       </w:r>
     </w:p>
     <w:p>
@@ -51434,39 +47643,14 @@
         <w:spacing w:line="240" w:lineRule="auto"/>
         <w:ind w:left="0" w:hanging="2"/>
         <w:rPr>
-          <w:color w:val="000000"/>
-          <w:szCs w:val="20"/>
-        </w:rPr>
-      </w:pPr>
-    </w:p>
-    <w:p>
-      <w:pPr>
-        <w:pBdr>
-          <w:top w:val="nil"/>
-          <w:left w:val="nil"/>
-          <w:bottom w:val="nil"/>
-          <w:right w:val="nil"/>
-          <w:between w:val="nil"/>
-        </w:pBdr>
-        <w:spacing w:line="240" w:lineRule="auto"/>
-        <w:ind w:left="0" w:hanging="2"/>
-        <w:rPr>
           <w:i/>
           <w:color w:val="0000FF"/>
           <w:szCs w:val="20"/>
         </w:rPr>
       </w:pPr>
-      <w:r>
-        <w:rPr>
-          <w:i/>
-          <w:color w:val="0000FF"/>
-          <w:szCs w:val="20"/>
-        </w:rPr>
-        <w:t>Pueden contener todo tipo de información relevante para la SRS pero que, propiamente, no forme parte de la SRS.</w:t>
-      </w:r>
     </w:p>
     <w:sectPr>
-      <w:headerReference w:type="first" r:id="rId23"/>
+      <w:headerReference w:type="first" r:id="rId21"/>
       <w:pgSz w:w="11906" w:h="16838"/>
       <w:pgMar w:top="1418" w:right="1701" w:bottom="1418" w:left="1701" w:header="709" w:footer="709" w:gutter="0"/>
       <w:cols w:space="720"/>
@@ -51707,32 +47891,6 @@
 </file>
 
 <file path=word/footer4.xml><?xml version="1.0" encoding="utf-8"?>
-<w:ftr xmlns:wpc="http://schemas.microsoft.com/office/word/2010/wordprocessingCanvas" xmlns:cx="http://schemas.microsoft.com/office/drawing/2014/chartex" xmlns:cx1="http://schemas.microsoft.com/office/drawing/2015/9/8/chartex" xmlns:cx2="http://schemas.microsoft.com/office/drawing/2015/10/21/chartex" xmlns:cx3="http://schemas.microsoft.com/office/drawing/2016/5/9/chartex" xmlns:cx4="http://schemas.microsoft.com/office/drawing/2016/5/10/chartex" xmlns:cx5="http://schemas.microsoft.com/office/drawing/2016/5/11/chartex" xmlns:cx6="http://schemas.microsoft.com/office/drawing/2016/5/12/chartex" xmlns:cx7="http://schemas.microsoft.com/office/drawing/2016/5/13/chartex" xmlns:cx8="http://schemas.microsoft.com/office/drawing/2016/5/14/chartex" xmlns:mc="http://schemas.openxmlformats.org/markup-compatibility/2006" xmlns:aink="http://schemas.microsoft.com/office/drawing/2016/ink" xmlns:am3d="http://schemas.microsoft.com/office/drawing/2017/model3d" xmlns:o="urn:schemas-microsoft-com:office:office" xmlns:oel="http://schemas.microsoft.com/office/2019/extlst" xmlns:r="http://schemas.openxmlformats.org/officeDocument/2006/relationships" xmlns:m="http://schemas.openxmlformats.org/officeDocument/2006/math" xmlns:v="urn:schemas-microsoft-com:vml" xmlns:wp14="http://schemas.microsoft.com/office/word/2010/wordprocessingDrawing" xmlns:wp="http://schemas.openxmlformats.org/drawingml/2006/wordprocessingDrawing" xmlns:w10="urn:schemas-microsoft-com:office:word" xmlns:w="http://schemas.openxmlformats.org/wordprocessingml/2006/main" xmlns:w14="http://schemas.microsoft.com/office/word/2010/wordml" xmlns:w15="http://schemas.microsoft.com/office/word/2012/wordml" xmlns:w16cex="http://schemas.microsoft.com/office/word/2018/wordml/cex" xmlns:w16cid="http://schemas.microsoft.com/office/word/2016/wordml/cid" xmlns:w16="http://schemas.microsoft.com/office/word/2018/wordml" xmlns:w16du="http://schemas.microsoft.com/office/word/2023/wordml/word16du" xmlns:w16sdtdh="http://schemas.microsoft.com/office/word/2020/wordml/sdtdatahash" xmlns:w16sdtfl="http://schemas.microsoft.com/office/word/2024/wordml/sdtformatlock" xmlns:w16se="http://schemas.microsoft.com/office/word/2015/wordml/symex" xmlns:wpg="http://schemas.microsoft.com/office/word/2010/wordprocessingGroup" xmlns:wpi="http://schemas.microsoft.com/office/word/2010/wordprocessingInk" xmlns:wne="http://schemas.microsoft.com/office/word/2006/wordml" xmlns:wps="http://schemas.microsoft.com/office/word/2010/wordprocessingShape" mc:Ignorable="w14 w15 w16se w16cid w16 w16cex w16sdtdh w16sdtfl w16du wp14">
-  <w:p>
-    <w:pPr>
-      <w:pBdr>
-        <w:top w:val="nil"/>
-        <w:left w:val="nil"/>
-        <w:bottom w:val="nil"/>
-        <w:right w:val="nil"/>
-        <w:between w:val="nil"/>
-      </w:pBdr>
-      <w:tabs>
-        <w:tab w:val="center" w:pos="4252"/>
-        <w:tab w:val="right" w:pos="8504"/>
-      </w:tabs>
-      <w:spacing w:line="240" w:lineRule="auto"/>
-      <w:ind w:left="0" w:hanging="2"/>
-      <w:rPr>
-        <w:color w:val="000000"/>
-        <w:szCs w:val="20"/>
-      </w:rPr>
-    </w:pPr>
-  </w:p>
-</w:ftr>
-</file>
-
-<file path=word/footer5.xml><?xml version="1.0" encoding="utf-8"?>
 <w:ftr xmlns:wpc="http://schemas.microsoft.com/office/word/2010/wordprocessingCanvas" xmlns:cx="http://schemas.microsoft.com/office/drawing/2014/chartex" xmlns:cx1="http://schemas.microsoft.com/office/drawing/2015/9/8/chartex" xmlns:cx2="http://schemas.microsoft.com/office/drawing/2015/10/21/chartex" xmlns:cx3="http://schemas.microsoft.com/office/drawing/2016/5/9/chartex" xmlns:cx4="http://schemas.microsoft.com/office/drawing/2016/5/10/chartex" xmlns:cx5="http://schemas.microsoft.com/office/drawing/2016/5/11/chartex" xmlns:cx6="http://schemas.microsoft.com/office/drawing/2016/5/12/chartex" xmlns:cx7="http://schemas.microsoft.com/office/drawing/2016/5/13/chartex" xmlns:cx8="http://schemas.microsoft.com/office/drawing/2016/5/14/chartex" xmlns:mc="http://schemas.openxmlformats.org/markup-compatibility/2006" xmlns:aink="http://schemas.microsoft.com/office/drawing/2016/ink" xmlns:am3d="http://schemas.microsoft.com/office/drawing/2017/model3d" xmlns:o="urn:schemas-microsoft-com:office:office" xmlns:oel="http://schemas.microsoft.com/office/2019/extlst" xmlns:r="http://schemas.openxmlformats.org/officeDocument/2006/relationships" xmlns:m="http://schemas.openxmlformats.org/officeDocument/2006/math" xmlns:v="urn:schemas-microsoft-com:vml" xmlns:wp14="http://schemas.microsoft.com/office/word/2010/wordprocessingDrawing" xmlns:wp="http://schemas.openxmlformats.org/drawingml/2006/wordprocessingDrawing" xmlns:w10="urn:schemas-microsoft-com:office:word" xmlns:w="http://schemas.openxmlformats.org/wordprocessingml/2006/main" xmlns:w14="http://schemas.microsoft.com/office/word/2010/wordml" xmlns:w15="http://schemas.microsoft.com/office/word/2012/wordml" xmlns:w16cex="http://schemas.microsoft.com/office/word/2018/wordml/cex" xmlns:w16cid="http://schemas.microsoft.com/office/word/2016/wordml/cid" xmlns:w16="http://schemas.microsoft.com/office/word/2018/wordml" xmlns:w16du="http://schemas.microsoft.com/office/word/2023/wordml/word16du" xmlns:w16sdtdh="http://schemas.microsoft.com/office/word/2020/wordml/sdtdatahash" xmlns:w16sdtfl="http://schemas.microsoft.com/office/word/2024/wordml/sdtformatlock" xmlns:w16se="http://schemas.microsoft.com/office/word/2015/wordml/symex" xmlns:wpg="http://schemas.microsoft.com/office/word/2010/wordprocessingGroup" xmlns:wpi="http://schemas.microsoft.com/office/word/2010/wordprocessingInk" xmlns:wne="http://schemas.microsoft.com/office/word/2006/wordml" xmlns:wps="http://schemas.microsoft.com/office/word/2010/wordprocessingShape" mc:Ignorable="w14 w15 w16se w16cid w16 w16cex w16sdtdh w16sdtfl w16du wp14">
   <w:p>
     <w:pPr>
@@ -52098,32 +48256,6 @@
 </file>
 
 <file path=word/header4.xml><?xml version="1.0" encoding="utf-8"?>
-<w:hdr xmlns:wpc="http://schemas.microsoft.com/office/word/2010/wordprocessingCanvas" xmlns:cx="http://schemas.microsoft.com/office/drawing/2014/chartex" xmlns:cx1="http://schemas.microsoft.com/office/drawing/2015/9/8/chartex" xmlns:cx2="http://schemas.microsoft.com/office/drawing/2015/10/21/chartex" xmlns:cx3="http://schemas.microsoft.com/office/drawing/2016/5/9/chartex" xmlns:cx4="http://schemas.microsoft.com/office/drawing/2016/5/10/chartex" xmlns:cx5="http://schemas.microsoft.com/office/drawing/2016/5/11/chartex" xmlns:cx6="http://schemas.microsoft.com/office/drawing/2016/5/12/chartex" xmlns:cx7="http://schemas.microsoft.com/office/drawing/2016/5/13/chartex" xmlns:cx8="http://schemas.microsoft.com/office/drawing/2016/5/14/chartex" xmlns:mc="http://schemas.openxmlformats.org/markup-compatibility/2006" xmlns:aink="http://schemas.microsoft.com/office/drawing/2016/ink" xmlns:am3d="http://schemas.microsoft.com/office/drawing/2017/model3d" xmlns:o="urn:schemas-microsoft-com:office:office" xmlns:oel="http://schemas.microsoft.com/office/2019/extlst" xmlns:r="http://schemas.openxmlformats.org/officeDocument/2006/relationships" xmlns:m="http://schemas.openxmlformats.org/officeDocument/2006/math" xmlns:v="urn:schemas-microsoft-com:vml" xmlns:wp14="http://schemas.microsoft.com/office/word/2010/wordprocessingDrawing" xmlns:wp="http://schemas.openxmlformats.org/drawingml/2006/wordprocessingDrawing" xmlns:w10="urn:schemas-microsoft-com:office:word" xmlns:w="http://schemas.openxmlformats.org/wordprocessingml/2006/main" xmlns:w14="http://schemas.microsoft.com/office/word/2010/wordml" xmlns:w15="http://schemas.microsoft.com/office/word/2012/wordml" xmlns:w16cex="http://schemas.microsoft.com/office/word/2018/wordml/cex" xmlns:w16cid="http://schemas.microsoft.com/office/word/2016/wordml/cid" xmlns:w16="http://schemas.microsoft.com/office/word/2018/wordml" xmlns:w16du="http://schemas.microsoft.com/office/word/2023/wordml/word16du" xmlns:w16sdtdh="http://schemas.microsoft.com/office/word/2020/wordml/sdtdatahash" xmlns:w16sdtfl="http://schemas.microsoft.com/office/word/2024/wordml/sdtformatlock" xmlns:w16se="http://schemas.microsoft.com/office/word/2015/wordml/symex" xmlns:wpg="http://schemas.microsoft.com/office/word/2010/wordprocessingGroup" xmlns:wpi="http://schemas.microsoft.com/office/word/2010/wordprocessingInk" xmlns:wne="http://schemas.microsoft.com/office/word/2006/wordml" xmlns:wps="http://schemas.microsoft.com/office/word/2010/wordprocessingShape" mc:Ignorable="w14 w15 w16se w16cid w16 w16cex w16sdtdh w16sdtfl w16du wp14">
-  <w:p>
-    <w:pPr>
-      <w:pBdr>
-        <w:top w:val="nil"/>
-        <w:left w:val="nil"/>
-        <w:bottom w:val="nil"/>
-        <w:right w:val="nil"/>
-        <w:between w:val="nil"/>
-      </w:pBdr>
-      <w:tabs>
-        <w:tab w:val="center" w:pos="4252"/>
-        <w:tab w:val="right" w:pos="8504"/>
-      </w:tabs>
-      <w:spacing w:line="240" w:lineRule="auto"/>
-      <w:ind w:left="0" w:hanging="2"/>
-      <w:rPr>
-        <w:color w:val="000000"/>
-        <w:szCs w:val="20"/>
-      </w:rPr>
-    </w:pPr>
-  </w:p>
-</w:hdr>
-</file>
-
-<file path=word/header5.xml><?xml version="1.0" encoding="utf-8"?>
 <w:hdr xmlns:wpc="http://schemas.microsoft.com/office/word/2010/wordprocessingCanvas" xmlns:cx="http://schemas.microsoft.com/office/drawing/2014/chartex" xmlns:cx1="http://schemas.microsoft.com/office/drawing/2015/9/8/chartex" xmlns:cx2="http://schemas.microsoft.com/office/drawing/2015/10/21/chartex" xmlns:cx3="http://schemas.microsoft.com/office/drawing/2016/5/9/chartex" xmlns:cx4="http://schemas.microsoft.com/office/drawing/2016/5/10/chartex" xmlns:cx5="http://schemas.microsoft.com/office/drawing/2016/5/11/chartex" xmlns:cx6="http://schemas.microsoft.com/office/drawing/2016/5/12/chartex" xmlns:cx7="http://schemas.microsoft.com/office/drawing/2016/5/13/chartex" xmlns:cx8="http://schemas.microsoft.com/office/drawing/2016/5/14/chartex" xmlns:mc="http://schemas.openxmlformats.org/markup-compatibility/2006" xmlns:aink="http://schemas.microsoft.com/office/drawing/2016/ink" xmlns:am3d="http://schemas.microsoft.com/office/drawing/2017/model3d" xmlns:o="urn:schemas-microsoft-com:office:office" xmlns:oel="http://schemas.microsoft.com/office/2019/extlst" xmlns:r="http://schemas.openxmlformats.org/officeDocument/2006/relationships" xmlns:m="http://schemas.openxmlformats.org/officeDocument/2006/math" xmlns:v="urn:schemas-microsoft-com:vml" xmlns:wp14="http://schemas.microsoft.com/office/word/2010/wordprocessingDrawing" xmlns:wp="http://schemas.openxmlformats.org/drawingml/2006/wordprocessingDrawing" xmlns:w10="urn:schemas-microsoft-com:office:word" xmlns:w="http://schemas.openxmlformats.org/wordprocessingml/2006/main" xmlns:w14="http://schemas.microsoft.com/office/word/2010/wordml" xmlns:w15="http://schemas.microsoft.com/office/word/2012/wordml" xmlns:w16cex="http://schemas.microsoft.com/office/word/2018/wordml/cex" xmlns:w16cid="http://schemas.microsoft.com/office/word/2016/wordml/cid" xmlns:w16="http://schemas.microsoft.com/office/word/2018/wordml" xmlns:w16du="http://schemas.microsoft.com/office/word/2023/wordml/word16du" xmlns:w16sdtdh="http://schemas.microsoft.com/office/word/2020/wordml/sdtdatahash" xmlns:w16sdtfl="http://schemas.microsoft.com/office/word/2024/wordml/sdtformatlock" xmlns:w16se="http://schemas.microsoft.com/office/word/2015/wordml/symex" xmlns:wpg="http://schemas.microsoft.com/office/word/2010/wordprocessingGroup" xmlns:wpi="http://schemas.microsoft.com/office/word/2010/wordprocessingInk" xmlns:wne="http://schemas.microsoft.com/office/word/2006/wordml" xmlns:wps="http://schemas.microsoft.com/office/word/2010/wordprocessingShape" mc:Ignorable="w14 w15 w16se w16cid w16 w16cex w16sdtdh w16sdtfl w16du wp14">
   <w:p>
     <w:pPr>
@@ -52470,7 +48602,7 @@
 </w:hdr>
 </file>
 
-<file path=word/header6.xml><?xml version="1.0" encoding="utf-8"?>
+<file path=word/header5.xml><?xml version="1.0" encoding="utf-8"?>
 <w:hdr xmlns:wpc="http://schemas.microsoft.com/office/word/2010/wordprocessingCanvas" xmlns:cx="http://schemas.microsoft.com/office/drawing/2014/chartex" xmlns:cx1="http://schemas.microsoft.com/office/drawing/2015/9/8/chartex" xmlns:cx2="http://schemas.microsoft.com/office/drawing/2015/10/21/chartex" xmlns:cx3="http://schemas.microsoft.com/office/drawing/2016/5/9/chartex" xmlns:cx4="http://schemas.microsoft.com/office/drawing/2016/5/10/chartex" xmlns:cx5="http://schemas.microsoft.com/office/drawing/2016/5/11/chartex" xmlns:cx6="http://schemas.microsoft.com/office/drawing/2016/5/12/chartex" xmlns:cx7="http://schemas.microsoft.com/office/drawing/2016/5/13/chartex" xmlns:cx8="http://schemas.microsoft.com/office/drawing/2016/5/14/chartex" xmlns:mc="http://schemas.openxmlformats.org/markup-compatibility/2006" xmlns:aink="http://schemas.microsoft.com/office/drawing/2016/ink" xmlns:am3d="http://schemas.microsoft.com/office/drawing/2017/model3d" xmlns:o="urn:schemas-microsoft-com:office:office" xmlns:oel="http://schemas.microsoft.com/office/2019/extlst" xmlns:r="http://schemas.openxmlformats.org/officeDocument/2006/relationships" xmlns:m="http://schemas.openxmlformats.org/officeDocument/2006/math" xmlns:v="urn:schemas-microsoft-com:vml" xmlns:wp14="http://schemas.microsoft.com/office/word/2010/wordprocessingDrawing" xmlns:wp="http://schemas.openxmlformats.org/drawingml/2006/wordprocessingDrawing" xmlns:w10="urn:schemas-microsoft-com:office:word" xmlns:w="http://schemas.openxmlformats.org/wordprocessingml/2006/main" xmlns:w14="http://schemas.microsoft.com/office/word/2010/wordml" xmlns:w15="http://schemas.microsoft.com/office/word/2012/wordml" xmlns:w16cex="http://schemas.microsoft.com/office/word/2018/wordml/cex" xmlns:w16cid="http://schemas.microsoft.com/office/word/2016/wordml/cid" xmlns:w16="http://schemas.microsoft.com/office/word/2018/wordml" xmlns:w16du="http://schemas.microsoft.com/office/word/2023/wordml/word16du" xmlns:w16sdtdh="http://schemas.microsoft.com/office/word/2020/wordml/sdtdatahash" xmlns:w16sdtfl="http://schemas.microsoft.com/office/word/2024/wordml/sdtformatlock" xmlns:w16se="http://schemas.microsoft.com/office/word/2015/wordml/symex" xmlns:wpg="http://schemas.microsoft.com/office/word/2010/wordprocessingGroup" xmlns:wpi="http://schemas.microsoft.com/office/word/2010/wordprocessingInk" xmlns:wne="http://schemas.microsoft.com/office/word/2006/wordml" xmlns:wps="http://schemas.microsoft.com/office/word/2010/wordprocessingShape" mc:Ignorable="w14 w15 w16se w16cid w16 w16cex w16sdtdh w16sdtfl w16du wp14">
   <w:p>
     <w:pPr>
@@ -52497,7 +48629,7 @@
 </w:hdr>
 </file>
 
-<file path=word/header7.xml><?xml version="1.0" encoding="utf-8"?>
+<file path=word/header6.xml><?xml version="1.0" encoding="utf-8"?>
 <w:hdr xmlns:wpc="http://schemas.microsoft.com/office/word/2010/wordprocessingCanvas" xmlns:cx="http://schemas.microsoft.com/office/drawing/2014/chartex" xmlns:cx1="http://schemas.microsoft.com/office/drawing/2015/9/8/chartex" xmlns:cx2="http://schemas.microsoft.com/office/drawing/2015/10/21/chartex" xmlns:cx3="http://schemas.microsoft.com/office/drawing/2016/5/9/chartex" xmlns:cx4="http://schemas.microsoft.com/office/drawing/2016/5/10/chartex" xmlns:cx5="http://schemas.microsoft.com/office/drawing/2016/5/11/chartex" xmlns:cx6="http://schemas.microsoft.com/office/drawing/2016/5/12/chartex" xmlns:cx7="http://schemas.microsoft.com/office/drawing/2016/5/13/chartex" xmlns:cx8="http://schemas.microsoft.com/office/drawing/2016/5/14/chartex" xmlns:mc="http://schemas.openxmlformats.org/markup-compatibility/2006" xmlns:aink="http://schemas.microsoft.com/office/drawing/2016/ink" xmlns:am3d="http://schemas.microsoft.com/office/drawing/2017/model3d" xmlns:o="urn:schemas-microsoft-com:office:office" xmlns:oel="http://schemas.microsoft.com/office/2019/extlst" xmlns:r="http://schemas.openxmlformats.org/officeDocument/2006/relationships" xmlns:m="http://schemas.openxmlformats.org/officeDocument/2006/math" xmlns:v="urn:schemas-microsoft-com:vml" xmlns:wp14="http://schemas.microsoft.com/office/word/2010/wordprocessingDrawing" xmlns:wp="http://schemas.openxmlformats.org/drawingml/2006/wordprocessingDrawing" xmlns:w10="urn:schemas-microsoft-com:office:word" xmlns:w="http://schemas.openxmlformats.org/wordprocessingml/2006/main" xmlns:w14="http://schemas.microsoft.com/office/word/2010/wordml" xmlns:w15="http://schemas.microsoft.com/office/word/2012/wordml" xmlns:w16cex="http://schemas.microsoft.com/office/word/2018/wordml/cex" xmlns:w16cid="http://schemas.microsoft.com/office/word/2016/wordml/cid" xmlns:w16="http://schemas.microsoft.com/office/word/2018/wordml" xmlns:w16du="http://schemas.microsoft.com/office/word/2023/wordml/word16du" xmlns:w16sdtdh="http://schemas.microsoft.com/office/word/2020/wordml/sdtdatahash" xmlns:w16sdtfl="http://schemas.microsoft.com/office/word/2024/wordml/sdtformatlock" xmlns:w16se="http://schemas.microsoft.com/office/word/2015/wordml/symex" xmlns:wpg="http://schemas.microsoft.com/office/word/2010/wordprocessingGroup" xmlns:wpi="http://schemas.microsoft.com/office/word/2010/wordprocessingInk" xmlns:wne="http://schemas.microsoft.com/office/word/2006/wordml" xmlns:wps="http://schemas.microsoft.com/office/word/2010/wordprocessingShape" mc:Ignorable="w14 w15 w16se w16cid w16 w16cex w16sdtdh w16sdtfl w16du wp14">
   <w:p>
     <w:pPr>
@@ -56936,6 +53068,7 @@
   <w:style w:type="character" w:default="1" w:styleId="Fuentedeprrafopredeter">
     <w:name w:val="Default Paragraph Font"/>
     <w:uiPriority w:val="1"/>
+    <w:semiHidden/>
     <w:unhideWhenUsed/>
   </w:style>
   <w:style w:type="table" w:default="1" w:styleId="Tablanormal">
@@ -58842,28 +54975,28 @@
 </file>
 
 <file path=customXml/item1.xml><?xml version="1.0" encoding="utf-8"?>
+<b:Sources xmlns:b="http://schemas.openxmlformats.org/officeDocument/2006/bibliography" xmlns="http://schemas.openxmlformats.org/officeDocument/2006/bibliography" SelectedStyle="\APASixthEditionOfficeOnline.xsl" StyleName="APA" Version="6"/>
+</file>
+
+<file path=customXml/item2.xml><?xml version="1.0" encoding="utf-8"?>
 <go:gDocsCustomXmlDataStorage xmlns:go="http://customooxmlschemas.google.com/" xmlns:r="http://schemas.openxmlformats.org/officeDocument/2006/relationships" uri="GoogleDocsCustomDataVersion2">
   <go:docsCustomData xmlns:go="http://customooxmlschemas.google.com/" roundtripDataSignature="AMtx7mjOmG804o72GhpoWBURHzKeUPTEtA==">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</go:docsCustomData>
 </go:gDocsCustomXmlDataStorage>
 </file>
 
-<file path=customXml/item2.xml><?xml version="1.0" encoding="utf-8"?>
-<b:Sources xmlns:b="http://schemas.openxmlformats.org/officeDocument/2006/bibliography" xmlns="http://schemas.openxmlformats.org/officeDocument/2006/bibliography" SelectedStyle="\APASixthEditionOfficeOnline.xsl" StyleName="APA" Version="6"/>
+<file path=customXml/itemProps1.xml><?xml version="1.0" encoding="utf-8"?>
+<ds:datastoreItem xmlns:ds="http://schemas.openxmlformats.org/officeDocument/2006/customXml" ds:itemID="{5B676922-3A50-46F7-9261-AC62459C9FC5}">
+  <ds:schemaRefs>
+    <ds:schemaRef ds:uri="http://schemas.openxmlformats.org/officeDocument/2006/bibliography"/>
+  </ds:schemaRefs>
+</ds:datastoreItem>
 </file>
 
-<file path=customXml/itemProps1.xml><?xml version="1.0" encoding="utf-8"?>
+<file path=customXml/itemProps2.xml><?xml version="1.0" encoding="utf-8"?>
 <ds:datastoreItem xmlns:ds="http://schemas.openxmlformats.org/officeDocument/2006/customXml" ds:itemID="{11111111-1234-1234-1234-123412341234}">
   <ds:schemaRefs>
     <ds:schemaRef ds:uri="http://customooxmlschemas.google.com/"/>
     <ds:schemaRef ds:uri="http://schemas.openxmlformats.org/officeDocument/2006/relationships"/>
   </ds:schemaRefs>
 </ds:datastoreItem>
-</file>
-
-<file path=customXml/itemProps2.xml><?xml version="1.0" encoding="utf-8"?>
-<ds:datastoreItem xmlns:ds="http://schemas.openxmlformats.org/officeDocument/2006/customXml" ds:itemID="{5B676922-3A50-46F7-9261-AC62459C9FC5}">
-  <ds:schemaRefs>
-    <ds:schemaRef ds:uri="http://schemas.openxmlformats.org/officeDocument/2006/bibliography"/>
-  </ds:schemaRefs>
-</ds:datastoreItem>
 </file>